--- a/Backend/Director_Disclosure/Output_Disclosures/2024-25/KALYANI_INVESTMENT_COMPANY_LIMITED/MBP-1/MBP1_SHRUTI_ANUP_SHAH_08337714.docx
+++ b/Backend/Director_Disclosure/Output_Disclosures/2024-25/KALYANI_INVESTMENT_COMPANY_LIMITED/MBP-1/MBP1_SHRUTI_ANUP_SHAH_08337714.docx
@@ -93,302 +93,17 @@
     </w:p>
     <w:p>
       <w:pPr>
-        <w:spacing w:before="0" w:after="0"/>
-        <w:jc w:val="left"/>
-      </w:pPr>
-      <w:r>
-        <w:rPr>
-          <w:rFonts w:ascii="Adani" w:hAnsi="Adani"/>
-          <w:b w:val="0"/>
-          <w:sz w:val="20"/>
-          <w:u w:val="none"/>
-        </w:rPr>
-        <w:t>ACC LIMITED</w:t>
-      </w:r>
-    </w:p>
-    <w:p>
-      <w:pPr>
-        <w:spacing w:before="0" w:after="0"/>
-        <w:jc w:val="left"/>
-      </w:pPr>
-      <w:r>
-        <w:rPr>
-          <w:rFonts w:ascii="Adani" w:hAnsi="Adani"/>
-          <w:b w:val="0"/>
-          <w:sz w:val="20"/>
-          <w:u w:val="none"/>
-        </w:rPr>
-        <w:t>ORIENT CEMENT LIMITED</w:t>
-      </w:r>
-    </w:p>
-    <w:p>
-      <w:pPr>
-        <w:spacing w:before="0" w:after="0"/>
-        <w:jc w:val="left"/>
-      </w:pPr>
-      <w:r>
-        <w:rPr>
-          <w:rFonts w:ascii="Adani" w:hAnsi="Adani"/>
-          <w:b w:val="0"/>
-          <w:sz w:val="20"/>
-          <w:u w:val="none"/>
-        </w:rPr>
-        <w:t>AJMERA REALTY &amp; INFRA INDIA LIMITED</w:t>
-      </w:r>
-    </w:p>
-    <w:p>
-      <w:pPr>
-        <w:spacing w:before="0" w:after="0"/>
-        <w:jc w:val="left"/>
-      </w:pPr>
-      <w:r>
-        <w:rPr>
-          <w:rFonts w:ascii="Adani" w:hAnsi="Adani"/>
-          <w:b w:val="0"/>
-          <w:sz w:val="20"/>
-          <w:u w:val="none"/>
-        </w:rPr>
-        <w:t>SANGHI INDUSTRIES LIMITED</w:t>
-      </w:r>
-    </w:p>
-    <w:p>
-      <w:pPr>
-        <w:spacing w:before="0" w:after="0"/>
-        <w:jc w:val="left"/>
-      </w:pPr>
-      <w:r>
-        <w:rPr>
-          <w:rFonts w:ascii="Adani" w:hAnsi="Adani"/>
-          <w:b w:val="0"/>
-          <w:sz w:val="20"/>
-          <w:u w:val="none"/>
-        </w:rPr>
-        <w:t>ADANI SOLAR ENERGY KUTCHH TWO PRIVATE LIMITED</w:t>
-      </w:r>
-    </w:p>
-    <w:p>
-      <w:pPr>
-        <w:spacing w:before="0" w:after="0"/>
-        <w:jc w:val="left"/>
-      </w:pPr>
-      <w:r>
-        <w:rPr>
-          <w:rFonts w:ascii="Adani" w:hAnsi="Adani"/>
-          <w:b w:val="0"/>
-          <w:sz w:val="20"/>
-          <w:u w:val="none"/>
-        </w:rPr>
-        <w:t>ADANI SOLAR ENERGY AP SEVEN PRIVATE LIMITED</w:t>
-      </w:r>
-    </w:p>
-    <w:p>
-      <w:pPr>
-        <w:spacing w:before="0" w:after="0"/>
-        <w:jc w:val="left"/>
-      </w:pPr>
-      <w:r>
-        <w:rPr>
-          <w:rFonts w:ascii="Adani" w:hAnsi="Adani"/>
-          <w:b w:val="0"/>
-          <w:sz w:val="20"/>
-          <w:u w:val="none"/>
-        </w:rPr>
-        <w:t>SURAJKIRAN SOLAR TECHNOLOGIES LIMITED</w:t>
-      </w:r>
-    </w:p>
-    <w:p>
-      <w:pPr>
-        <w:spacing w:before="0" w:after="0"/>
-        <w:jc w:val="left"/>
-      </w:pPr>
-      <w:r>
-        <w:rPr>
-          <w:rFonts w:ascii="Adani" w:hAnsi="Adani"/>
-          <w:b w:val="0"/>
-          <w:sz w:val="20"/>
-          <w:u w:val="none"/>
-        </w:rPr>
-        <w:t>SURAJKIRAN RENEWABLE RESOURCES LIMITED</w:t>
-      </w:r>
-    </w:p>
-    <w:p>
-      <w:pPr>
-        <w:spacing w:before="0" w:after="0"/>
-        <w:jc w:val="left"/>
-      </w:pPr>
-      <w:r>
-        <w:rPr>
-          <w:rFonts w:ascii="Adani" w:hAnsi="Adani"/>
-          <w:b w:val="0"/>
-          <w:sz w:val="20"/>
-          <w:u w:val="none"/>
-        </w:rPr>
-        <w:t>ADANI WIND ENERGY (GUJARAT) LIMITED</w:t>
-      </w:r>
-    </w:p>
-    <w:p>
-      <w:pPr>
-        <w:spacing w:before="0" w:after="0"/>
-        <w:jc w:val="left"/>
-      </w:pPr>
-      <w:r>
-        <w:rPr>
-          <w:rFonts w:ascii="Adani" w:hAnsi="Adani"/>
-          <w:b w:val="0"/>
-          <w:sz w:val="20"/>
-          <w:u w:val="none"/>
-        </w:rPr>
-        <w:t>TRINETHRA WIND AND HYDRO POWER PRIVATE LIMITED</w:t>
-      </w:r>
-    </w:p>
-    <w:p>
-      <w:pPr>
-        <w:spacing w:before="0" w:after="0"/>
-        <w:jc w:val="left"/>
-      </w:pPr>
-      <w:r>
-        <w:rPr>
-          <w:rFonts w:ascii="Adani" w:hAnsi="Adani"/>
-          <w:b w:val="0"/>
-          <w:sz w:val="20"/>
-          <w:u w:val="none"/>
-        </w:rPr>
-        <w:t>BOTHE WINDFARM DEVELOPMENT PRIVATE LIMITED</w:t>
-      </w:r>
-    </w:p>
-    <w:p>
-      <w:pPr>
-        <w:spacing w:before="0" w:after="0"/>
-        <w:jc w:val="left"/>
-      </w:pPr>
-      <w:r>
-        <w:rPr>
-          <w:rFonts w:ascii="Adani" w:hAnsi="Adani"/>
-          <w:b w:val="0"/>
-          <w:sz w:val="20"/>
-          <w:u w:val="none"/>
-        </w:rPr>
-        <w:t>DJ ENERGY PRIVATE LIMITED</w:t>
-      </w:r>
-    </w:p>
-    <w:p>
-      <w:pPr>
-        <w:spacing w:before="0" w:after="0"/>
-        <w:jc w:val="left"/>
-      </w:pPr>
-      <w:r>
-        <w:rPr>
-          <w:rFonts w:ascii="Adani" w:hAnsi="Adani"/>
-          <w:b w:val="0"/>
-          <w:sz w:val="20"/>
-          <w:u w:val="none"/>
-        </w:rPr>
-        <w:t>RENEWABLES TRINETHRA PRIVATE LIMITED</w:t>
-      </w:r>
-    </w:p>
-    <w:p>
-      <w:pPr>
-        <w:spacing w:before="0" w:after="0"/>
-        <w:jc w:val="left"/>
-      </w:pPr>
-      <w:r>
-        <w:rPr>
-          <w:rFonts w:ascii="Adani" w:hAnsi="Adani"/>
-          <w:b w:val="0"/>
-          <w:sz w:val="20"/>
-          <w:u w:val="none"/>
-        </w:rPr>
-        <w:t>WATSUN INFRABUILD PRIVATE LIMITED</w:t>
-      </w:r>
-    </w:p>
-    <w:p>
-      <w:pPr>
-        <w:spacing w:before="0" w:after="0"/>
-        <w:jc w:val="left"/>
-      </w:pPr>
-      <w:r>
-        <w:rPr>
-          <w:rFonts w:ascii="Adani" w:hAnsi="Adani"/>
-          <w:b w:val="0"/>
-          <w:sz w:val="20"/>
-          <w:u w:val="none"/>
-        </w:rPr>
-        <w:t>UTTAR URJA PROJECTS PRIVATE LIMITED</w:t>
-      </w:r>
-    </w:p>
-    <w:p>
-      <w:pPr>
-        <w:spacing w:before="0" w:after="0"/>
-        <w:jc w:val="left"/>
-      </w:pPr>
-      <w:r>
-        <w:rPr>
-          <w:rFonts w:ascii="Adani" w:hAnsi="Adani"/>
-          <w:b w:val="0"/>
-          <w:sz w:val="20"/>
-          <w:u w:val="none"/>
-        </w:rPr>
-        <w:t>JAI CORP LIMITED</w:t>
-      </w:r>
-    </w:p>
-    <w:p>
-      <w:pPr>
-        <w:spacing w:before="0" w:after="0"/>
-        <w:jc w:val="left"/>
-      </w:pPr>
-      <w:r>
-        <w:rPr>
-          <w:rFonts w:ascii="Adani" w:hAnsi="Adani"/>
-          <w:b w:val="0"/>
-          <w:sz w:val="20"/>
-          <w:u w:val="none"/>
-        </w:rPr>
-        <w:t>KALYANI INVESTMENT COMPANY LIMITED</w:t>
-      </w:r>
-    </w:p>
-    <w:p>
-      <w:pPr>
-        <w:spacing w:before="0" w:after="0"/>
-        <w:jc w:val="left"/>
-      </w:pPr>
-      <w:r>
-        <w:rPr>
-          <w:rFonts w:ascii="Adani" w:hAnsi="Adani"/>
-          <w:b w:val="0"/>
-          <w:sz w:val="20"/>
-          <w:u w:val="none"/>
-        </w:rPr>
-        <w:t>KALYANI STEELS LIMITED</w:t>
-      </w:r>
-    </w:p>
-    <w:p>
-      <w:pPr>
-        <w:spacing w:before="0" w:after="0"/>
-        <w:jc w:val="left"/>
-      </w:pPr>
-      <w:r>
-        <w:rPr>
-          <w:rFonts w:ascii="Adani" w:hAnsi="Adani"/>
-          <w:b w:val="0"/>
-          <w:sz w:val="20"/>
-          <w:u w:val="none"/>
-        </w:rPr>
-        <w:t>BALKRISHNA INDUSTRIES LIMITED</w:t>
-      </w:r>
-    </w:p>
-    <w:p>
-      <w:pPr>
         <w:spacing w:before="0" w:after="160"/>
         <w:jc w:val="left"/>
       </w:pPr>
       <w:r>
         <w:rPr>
           <w:rFonts w:ascii="Adani" w:hAnsi="Adani"/>
-          <w:b w:val="0"/>
+          <w:b/>
           <w:sz w:val="20"/>
           <w:u w:val="none"/>
         </w:rPr>
-        <w:t>HEALTH AND EDUCATION FOUNDATION</w:t>
+        <w:t>KALYANI INVESTMENT COMPANY LIMITED</w:t>
       </w:r>
     </w:p>
     <w:p>
@@ -1242,1710 +957,6 @@
                 <w:sz w:val="18"/>
                 <w:u w:val="none"/>
               </w:rPr>
-              <w:t>ADANI SOLAR ENERGY KUTCHH TWO PRIVATE LIMITED</w:t>
-            </w:r>
-          </w:p>
-        </w:tc>
-        <w:tc>
-          <w:tcPr>
-            <w:tcW w:type="dxa" w:w="1814"/>
-            <w:shd w:val="clear" w:color="auto" w:fill="FFFFFF"/>
-            <w:tcBorders>
-              <w:top w:val="single" w:sz="4" w:space="0" w:color="000000"/>
-              <w:left w:val="single" w:sz="4" w:space="0" w:color="000000"/>
-              <w:bottom w:val="single" w:sz="4" w:space="0" w:color="000000"/>
-              <w:right w:val="single" w:sz="4" w:space="0" w:color="000000"/>
-            </w:tcBorders>
-            <w:vAlign w:val="center"/>
-          </w:tcPr>
-          <w:p>
-            <w:pPr>
-              <w:spacing w:before="40" w:after="40"/>
-              <w:jc w:val="left"/>
-            </w:pPr>
-            <w:r>
-              <w:rPr>
-                <w:rFonts w:ascii="Adani" w:hAnsi="Adani"/>
-                <w:b w:val="0"/>
-                <w:sz w:val="18"/>
-                <w:u w:val="none"/>
-              </w:rPr>
-              <w:t>Director</w:t>
-            </w:r>
-          </w:p>
-        </w:tc>
-        <w:tc>
-          <w:tcPr>
-            <w:tcW w:type="dxa" w:w="1020"/>
-            <w:shd w:val="clear" w:color="auto" w:fill="FFFFFF"/>
-            <w:tcBorders>
-              <w:top w:val="single" w:sz="4" w:space="0" w:color="000000"/>
-              <w:left w:val="single" w:sz="4" w:space="0" w:color="000000"/>
-              <w:bottom w:val="single" w:sz="4" w:space="0" w:color="000000"/>
-              <w:right w:val="single" w:sz="4" w:space="0" w:color="000000"/>
-            </w:tcBorders>
-            <w:vAlign w:val="center"/>
-          </w:tcPr>
-          <w:p>
-            <w:pPr>
-              <w:spacing w:before="40" w:after="40"/>
-              <w:jc w:val="left"/>
-            </w:pPr>
-            <w:r>
-              <w:rPr>
-                <w:rFonts w:ascii="Adani" w:hAnsi="Adani"/>
-                <w:b w:val="0"/>
-                <w:sz w:val="18"/>
-                <w:u w:val="none"/>
-              </w:rPr>
-              <w:t>NIL</w:t>
-            </w:r>
-          </w:p>
-        </w:tc>
-        <w:tc>
-          <w:tcPr>
-            <w:tcW w:type="dxa" w:w="1247"/>
-            <w:shd w:val="clear" w:color="auto" w:fill="FFFFFF"/>
-            <w:tcBorders>
-              <w:top w:val="single" w:sz="4" w:space="0" w:color="000000"/>
-              <w:left w:val="single" w:sz="4" w:space="0" w:color="000000"/>
-              <w:bottom w:val="single" w:sz="4" w:space="0" w:color="000000"/>
-              <w:right w:val="single" w:sz="4" w:space="0" w:color="000000"/>
-            </w:tcBorders>
-            <w:vAlign w:val="center"/>
-          </w:tcPr>
-          <w:p>
-            <w:pPr>
-              <w:spacing w:before="40" w:after="40"/>
-              <w:jc w:val="left"/>
-            </w:pPr>
-            <w:r>
-              <w:rPr>
-                <w:rFonts w:ascii="Adani" w:hAnsi="Adani"/>
-                <w:b w:val="0"/>
-                <w:sz w:val="18"/>
-                <w:u w:val="none"/>
-              </w:rPr>
-              <w:t>10/03/2022</w:t>
-            </w:r>
-          </w:p>
-        </w:tc>
-      </w:tr>
-      <w:tr>
-        <w:tc>
-          <w:tcPr>
-            <w:tcW w:type="dxa" w:w="680"/>
-            <w:shd w:val="clear" w:color="auto" w:fill="FFFFFF"/>
-            <w:tcBorders>
-              <w:top w:val="single" w:sz="4" w:space="0" w:color="000000"/>
-              <w:left w:val="single" w:sz="4" w:space="0" w:color="000000"/>
-              <w:bottom w:val="single" w:sz="4" w:space="0" w:color="000000"/>
-              <w:right w:val="single" w:sz="4" w:space="0" w:color="000000"/>
-            </w:tcBorders>
-            <w:vAlign w:val="center"/>
-          </w:tcPr>
-          <w:p>
-            <w:pPr>
-              <w:spacing w:before="40" w:after="40"/>
-              <w:jc w:val="left"/>
-            </w:pPr>
-            <w:r>
-              <w:rPr>
-                <w:rFonts w:ascii="Adani" w:hAnsi="Adani"/>
-                <w:b w:val="0"/>
-                <w:sz w:val="18"/>
-                <w:u w:val="none"/>
-              </w:rPr>
-              <w:t>6</w:t>
-            </w:r>
-          </w:p>
-        </w:tc>
-        <w:tc>
-          <w:tcPr>
-            <w:tcW w:type="dxa" w:w="3969"/>
-            <w:shd w:val="clear" w:color="auto" w:fill="FFFFFF"/>
-            <w:tcBorders>
-              <w:top w:val="single" w:sz="4" w:space="0" w:color="000000"/>
-              <w:left w:val="single" w:sz="4" w:space="0" w:color="000000"/>
-              <w:bottom w:val="single" w:sz="4" w:space="0" w:color="000000"/>
-              <w:right w:val="single" w:sz="4" w:space="0" w:color="000000"/>
-            </w:tcBorders>
-            <w:vAlign w:val="center"/>
-          </w:tcPr>
-          <w:p>
-            <w:pPr>
-              <w:spacing w:before="40" w:after="40"/>
-              <w:jc w:val="left"/>
-            </w:pPr>
-            <w:r>
-              <w:rPr>
-                <w:rFonts w:ascii="Adani" w:hAnsi="Adani"/>
-                <w:b w:val="0"/>
-                <w:sz w:val="18"/>
-                <w:u w:val="none"/>
-              </w:rPr>
-              <w:t>ADANI SOLAR ENERGY AP SEVEN PRIVATE LIMITED</w:t>
-            </w:r>
-          </w:p>
-        </w:tc>
-        <w:tc>
-          <w:tcPr>
-            <w:tcW w:type="dxa" w:w="1814"/>
-            <w:shd w:val="clear" w:color="auto" w:fill="FFFFFF"/>
-            <w:tcBorders>
-              <w:top w:val="single" w:sz="4" w:space="0" w:color="000000"/>
-              <w:left w:val="single" w:sz="4" w:space="0" w:color="000000"/>
-              <w:bottom w:val="single" w:sz="4" w:space="0" w:color="000000"/>
-              <w:right w:val="single" w:sz="4" w:space="0" w:color="000000"/>
-            </w:tcBorders>
-            <w:vAlign w:val="center"/>
-          </w:tcPr>
-          <w:p>
-            <w:pPr>
-              <w:spacing w:before="40" w:after="40"/>
-              <w:jc w:val="left"/>
-            </w:pPr>
-            <w:r>
-              <w:rPr>
-                <w:rFonts w:ascii="Adani" w:hAnsi="Adani"/>
-                <w:b w:val="0"/>
-                <w:sz w:val="18"/>
-                <w:u w:val="none"/>
-              </w:rPr>
-              <w:t>Director</w:t>
-            </w:r>
-          </w:p>
-        </w:tc>
-        <w:tc>
-          <w:tcPr>
-            <w:tcW w:type="dxa" w:w="1020"/>
-            <w:shd w:val="clear" w:color="auto" w:fill="FFFFFF"/>
-            <w:tcBorders>
-              <w:top w:val="single" w:sz="4" w:space="0" w:color="000000"/>
-              <w:left w:val="single" w:sz="4" w:space="0" w:color="000000"/>
-              <w:bottom w:val="single" w:sz="4" w:space="0" w:color="000000"/>
-              <w:right w:val="single" w:sz="4" w:space="0" w:color="000000"/>
-            </w:tcBorders>
-            <w:vAlign w:val="center"/>
-          </w:tcPr>
-          <w:p>
-            <w:pPr>
-              <w:spacing w:before="40" w:after="40"/>
-              <w:jc w:val="left"/>
-            </w:pPr>
-            <w:r>
-              <w:rPr>
-                <w:rFonts w:ascii="Adani" w:hAnsi="Adani"/>
-                <w:b w:val="0"/>
-                <w:sz w:val="18"/>
-                <w:u w:val="none"/>
-              </w:rPr>
-              <w:t>NIL</w:t>
-            </w:r>
-          </w:p>
-        </w:tc>
-        <w:tc>
-          <w:tcPr>
-            <w:tcW w:type="dxa" w:w="1247"/>
-            <w:shd w:val="clear" w:color="auto" w:fill="FFFFFF"/>
-            <w:tcBorders>
-              <w:top w:val="single" w:sz="4" w:space="0" w:color="000000"/>
-              <w:left w:val="single" w:sz="4" w:space="0" w:color="000000"/>
-              <w:bottom w:val="single" w:sz="4" w:space="0" w:color="000000"/>
-              <w:right w:val="single" w:sz="4" w:space="0" w:color="000000"/>
-            </w:tcBorders>
-            <w:vAlign w:val="center"/>
-          </w:tcPr>
-          <w:p>
-            <w:pPr>
-              <w:spacing w:before="40" w:after="40"/>
-              <w:jc w:val="left"/>
-            </w:pPr>
-            <w:r>
-              <w:rPr>
-                <w:rFonts w:ascii="Adani" w:hAnsi="Adani"/>
-                <w:b w:val="0"/>
-                <w:sz w:val="18"/>
-                <w:u w:val="none"/>
-              </w:rPr>
-              <w:t>10/03/2022</w:t>
-            </w:r>
-          </w:p>
-        </w:tc>
-      </w:tr>
-      <w:tr>
-        <w:tc>
-          <w:tcPr>
-            <w:tcW w:type="dxa" w:w="680"/>
-            <w:shd w:val="clear" w:color="auto" w:fill="FFFFFF"/>
-            <w:tcBorders>
-              <w:top w:val="single" w:sz="4" w:space="0" w:color="000000"/>
-              <w:left w:val="single" w:sz="4" w:space="0" w:color="000000"/>
-              <w:bottom w:val="single" w:sz="4" w:space="0" w:color="000000"/>
-              <w:right w:val="single" w:sz="4" w:space="0" w:color="000000"/>
-            </w:tcBorders>
-            <w:vAlign w:val="center"/>
-          </w:tcPr>
-          <w:p>
-            <w:pPr>
-              <w:spacing w:before="40" w:after="40"/>
-              <w:jc w:val="left"/>
-            </w:pPr>
-            <w:r>
-              <w:rPr>
-                <w:rFonts w:ascii="Adani" w:hAnsi="Adani"/>
-                <w:b w:val="0"/>
-                <w:sz w:val="18"/>
-                <w:u w:val="none"/>
-              </w:rPr>
-              <w:t>7</w:t>
-            </w:r>
-          </w:p>
-        </w:tc>
-        <w:tc>
-          <w:tcPr>
-            <w:tcW w:type="dxa" w:w="3969"/>
-            <w:shd w:val="clear" w:color="auto" w:fill="FFFFFF"/>
-            <w:tcBorders>
-              <w:top w:val="single" w:sz="4" w:space="0" w:color="000000"/>
-              <w:left w:val="single" w:sz="4" w:space="0" w:color="000000"/>
-              <w:bottom w:val="single" w:sz="4" w:space="0" w:color="000000"/>
-              <w:right w:val="single" w:sz="4" w:space="0" w:color="000000"/>
-            </w:tcBorders>
-            <w:vAlign w:val="center"/>
-          </w:tcPr>
-          <w:p>
-            <w:pPr>
-              <w:spacing w:before="40" w:after="40"/>
-              <w:jc w:val="left"/>
-            </w:pPr>
-            <w:r>
-              <w:rPr>
-                <w:rFonts w:ascii="Adani" w:hAnsi="Adani"/>
-                <w:b w:val="0"/>
-                <w:sz w:val="18"/>
-                <w:u w:val="none"/>
-              </w:rPr>
-              <w:t>SURAJKIRAN SOLAR TECHNOLOGIES LIMITED</w:t>
-            </w:r>
-          </w:p>
-        </w:tc>
-        <w:tc>
-          <w:tcPr>
-            <w:tcW w:type="dxa" w:w="1814"/>
-            <w:shd w:val="clear" w:color="auto" w:fill="FFFFFF"/>
-            <w:tcBorders>
-              <w:top w:val="single" w:sz="4" w:space="0" w:color="000000"/>
-              <w:left w:val="single" w:sz="4" w:space="0" w:color="000000"/>
-              <w:bottom w:val="single" w:sz="4" w:space="0" w:color="000000"/>
-              <w:right w:val="single" w:sz="4" w:space="0" w:color="000000"/>
-            </w:tcBorders>
-            <w:vAlign w:val="center"/>
-          </w:tcPr>
-          <w:p>
-            <w:pPr>
-              <w:spacing w:before="40" w:after="40"/>
-              <w:jc w:val="left"/>
-            </w:pPr>
-            <w:r>
-              <w:rPr>
-                <w:rFonts w:ascii="Adani" w:hAnsi="Adani"/>
-                <w:b w:val="0"/>
-                <w:sz w:val="18"/>
-                <w:u w:val="none"/>
-              </w:rPr>
-              <w:t>Director</w:t>
-            </w:r>
-          </w:p>
-        </w:tc>
-        <w:tc>
-          <w:tcPr>
-            <w:tcW w:type="dxa" w:w="1020"/>
-            <w:shd w:val="clear" w:color="auto" w:fill="FFFFFF"/>
-            <w:tcBorders>
-              <w:top w:val="single" w:sz="4" w:space="0" w:color="000000"/>
-              <w:left w:val="single" w:sz="4" w:space="0" w:color="000000"/>
-              <w:bottom w:val="single" w:sz="4" w:space="0" w:color="000000"/>
-              <w:right w:val="single" w:sz="4" w:space="0" w:color="000000"/>
-            </w:tcBorders>
-            <w:vAlign w:val="center"/>
-          </w:tcPr>
-          <w:p>
-            <w:pPr>
-              <w:spacing w:before="40" w:after="40"/>
-              <w:jc w:val="left"/>
-            </w:pPr>
-            <w:r>
-              <w:rPr>
-                <w:rFonts w:ascii="Adani" w:hAnsi="Adani"/>
-                <w:b w:val="0"/>
-                <w:sz w:val="18"/>
-                <w:u w:val="none"/>
-              </w:rPr>
-              <w:t>NIL</w:t>
-            </w:r>
-          </w:p>
-        </w:tc>
-        <w:tc>
-          <w:tcPr>
-            <w:tcW w:type="dxa" w:w="1247"/>
-            <w:shd w:val="clear" w:color="auto" w:fill="FFFFFF"/>
-            <w:tcBorders>
-              <w:top w:val="single" w:sz="4" w:space="0" w:color="000000"/>
-              <w:left w:val="single" w:sz="4" w:space="0" w:color="000000"/>
-              <w:bottom w:val="single" w:sz="4" w:space="0" w:color="000000"/>
-              <w:right w:val="single" w:sz="4" w:space="0" w:color="000000"/>
-            </w:tcBorders>
-            <w:vAlign w:val="center"/>
-          </w:tcPr>
-          <w:p>
-            <w:pPr>
-              <w:spacing w:before="40" w:after="40"/>
-              <w:jc w:val="left"/>
-            </w:pPr>
-            <w:r>
-              <w:rPr>
-                <w:rFonts w:ascii="Adani" w:hAnsi="Adani"/>
-                <w:b w:val="0"/>
-                <w:sz w:val="18"/>
-                <w:u w:val="none"/>
-              </w:rPr>
-              <w:t>10/03/2022</w:t>
-            </w:r>
-          </w:p>
-        </w:tc>
-      </w:tr>
-      <w:tr>
-        <w:tc>
-          <w:tcPr>
-            <w:tcW w:type="dxa" w:w="680"/>
-            <w:shd w:val="clear" w:color="auto" w:fill="FFFFFF"/>
-            <w:tcBorders>
-              <w:top w:val="single" w:sz="4" w:space="0" w:color="000000"/>
-              <w:left w:val="single" w:sz="4" w:space="0" w:color="000000"/>
-              <w:bottom w:val="single" w:sz="4" w:space="0" w:color="000000"/>
-              <w:right w:val="single" w:sz="4" w:space="0" w:color="000000"/>
-            </w:tcBorders>
-            <w:vAlign w:val="center"/>
-          </w:tcPr>
-          <w:p>
-            <w:pPr>
-              <w:spacing w:before="40" w:after="40"/>
-              <w:jc w:val="left"/>
-            </w:pPr>
-            <w:r>
-              <w:rPr>
-                <w:rFonts w:ascii="Adani" w:hAnsi="Adani"/>
-                <w:b w:val="0"/>
-                <w:sz w:val="18"/>
-                <w:u w:val="none"/>
-              </w:rPr>
-              <w:t>8</w:t>
-            </w:r>
-          </w:p>
-        </w:tc>
-        <w:tc>
-          <w:tcPr>
-            <w:tcW w:type="dxa" w:w="3969"/>
-            <w:shd w:val="clear" w:color="auto" w:fill="FFFFFF"/>
-            <w:tcBorders>
-              <w:top w:val="single" w:sz="4" w:space="0" w:color="000000"/>
-              <w:left w:val="single" w:sz="4" w:space="0" w:color="000000"/>
-              <w:bottom w:val="single" w:sz="4" w:space="0" w:color="000000"/>
-              <w:right w:val="single" w:sz="4" w:space="0" w:color="000000"/>
-            </w:tcBorders>
-            <w:vAlign w:val="center"/>
-          </w:tcPr>
-          <w:p>
-            <w:pPr>
-              <w:spacing w:before="40" w:after="40"/>
-              <w:jc w:val="left"/>
-            </w:pPr>
-            <w:r>
-              <w:rPr>
-                <w:rFonts w:ascii="Adani" w:hAnsi="Adani"/>
-                <w:b w:val="0"/>
-                <w:sz w:val="18"/>
-                <w:u w:val="none"/>
-              </w:rPr>
-              <w:t>SURAJKIRAN RENEWABLE RESOURCES LIMITED</w:t>
-            </w:r>
-          </w:p>
-        </w:tc>
-        <w:tc>
-          <w:tcPr>
-            <w:tcW w:type="dxa" w:w="1814"/>
-            <w:shd w:val="clear" w:color="auto" w:fill="FFFFFF"/>
-            <w:tcBorders>
-              <w:top w:val="single" w:sz="4" w:space="0" w:color="000000"/>
-              <w:left w:val="single" w:sz="4" w:space="0" w:color="000000"/>
-              <w:bottom w:val="single" w:sz="4" w:space="0" w:color="000000"/>
-              <w:right w:val="single" w:sz="4" w:space="0" w:color="000000"/>
-            </w:tcBorders>
-            <w:vAlign w:val="center"/>
-          </w:tcPr>
-          <w:p>
-            <w:pPr>
-              <w:spacing w:before="40" w:after="40"/>
-              <w:jc w:val="left"/>
-            </w:pPr>
-            <w:r>
-              <w:rPr>
-                <w:rFonts w:ascii="Adani" w:hAnsi="Adani"/>
-                <w:b w:val="0"/>
-                <w:sz w:val="18"/>
-                <w:u w:val="none"/>
-              </w:rPr>
-              <w:t>Director</w:t>
-            </w:r>
-          </w:p>
-        </w:tc>
-        <w:tc>
-          <w:tcPr>
-            <w:tcW w:type="dxa" w:w="1020"/>
-            <w:shd w:val="clear" w:color="auto" w:fill="FFFFFF"/>
-            <w:tcBorders>
-              <w:top w:val="single" w:sz="4" w:space="0" w:color="000000"/>
-              <w:left w:val="single" w:sz="4" w:space="0" w:color="000000"/>
-              <w:bottom w:val="single" w:sz="4" w:space="0" w:color="000000"/>
-              <w:right w:val="single" w:sz="4" w:space="0" w:color="000000"/>
-            </w:tcBorders>
-            <w:vAlign w:val="center"/>
-          </w:tcPr>
-          <w:p>
-            <w:pPr>
-              <w:spacing w:before="40" w:after="40"/>
-              <w:jc w:val="left"/>
-            </w:pPr>
-            <w:r>
-              <w:rPr>
-                <w:rFonts w:ascii="Adani" w:hAnsi="Adani"/>
-                <w:b w:val="0"/>
-                <w:sz w:val="18"/>
-                <w:u w:val="none"/>
-              </w:rPr>
-              <w:t>NIL</w:t>
-            </w:r>
-          </w:p>
-        </w:tc>
-        <w:tc>
-          <w:tcPr>
-            <w:tcW w:type="dxa" w:w="1247"/>
-            <w:shd w:val="clear" w:color="auto" w:fill="FFFFFF"/>
-            <w:tcBorders>
-              <w:top w:val="single" w:sz="4" w:space="0" w:color="000000"/>
-              <w:left w:val="single" w:sz="4" w:space="0" w:color="000000"/>
-              <w:bottom w:val="single" w:sz="4" w:space="0" w:color="000000"/>
-              <w:right w:val="single" w:sz="4" w:space="0" w:color="000000"/>
-            </w:tcBorders>
-            <w:vAlign w:val="center"/>
-          </w:tcPr>
-          <w:p>
-            <w:pPr>
-              <w:spacing w:before="40" w:after="40"/>
-              <w:jc w:val="left"/>
-            </w:pPr>
-            <w:r>
-              <w:rPr>
-                <w:rFonts w:ascii="Adani" w:hAnsi="Adani"/>
-                <w:b w:val="0"/>
-                <w:sz w:val="18"/>
-                <w:u w:val="none"/>
-              </w:rPr>
-              <w:t>10/03/2022</w:t>
-            </w:r>
-          </w:p>
-        </w:tc>
-      </w:tr>
-      <w:tr>
-        <w:tc>
-          <w:tcPr>
-            <w:tcW w:type="dxa" w:w="680"/>
-            <w:shd w:val="clear" w:color="auto" w:fill="FFFFFF"/>
-            <w:tcBorders>
-              <w:top w:val="single" w:sz="4" w:space="0" w:color="000000"/>
-              <w:left w:val="single" w:sz="4" w:space="0" w:color="000000"/>
-              <w:bottom w:val="single" w:sz="4" w:space="0" w:color="000000"/>
-              <w:right w:val="single" w:sz="4" w:space="0" w:color="000000"/>
-            </w:tcBorders>
-            <w:vAlign w:val="center"/>
-          </w:tcPr>
-          <w:p>
-            <w:pPr>
-              <w:spacing w:before="40" w:after="40"/>
-              <w:jc w:val="left"/>
-            </w:pPr>
-            <w:r>
-              <w:rPr>
-                <w:rFonts w:ascii="Adani" w:hAnsi="Adani"/>
-                <w:b w:val="0"/>
-                <w:sz w:val="18"/>
-                <w:u w:val="none"/>
-              </w:rPr>
-              <w:t>9</w:t>
-            </w:r>
-          </w:p>
-        </w:tc>
-        <w:tc>
-          <w:tcPr>
-            <w:tcW w:type="dxa" w:w="3969"/>
-            <w:shd w:val="clear" w:color="auto" w:fill="FFFFFF"/>
-            <w:tcBorders>
-              <w:top w:val="single" w:sz="4" w:space="0" w:color="000000"/>
-              <w:left w:val="single" w:sz="4" w:space="0" w:color="000000"/>
-              <w:bottom w:val="single" w:sz="4" w:space="0" w:color="000000"/>
-              <w:right w:val="single" w:sz="4" w:space="0" w:color="000000"/>
-            </w:tcBorders>
-            <w:vAlign w:val="center"/>
-          </w:tcPr>
-          <w:p>
-            <w:pPr>
-              <w:spacing w:before="40" w:after="40"/>
-              <w:jc w:val="left"/>
-            </w:pPr>
-            <w:r>
-              <w:rPr>
-                <w:rFonts w:ascii="Adani" w:hAnsi="Adani"/>
-                <w:b w:val="0"/>
-                <w:sz w:val="18"/>
-                <w:u w:val="none"/>
-              </w:rPr>
-              <w:t>ADANI WIND ENERGY (GUJARAT) LIMITED</w:t>
-            </w:r>
-          </w:p>
-        </w:tc>
-        <w:tc>
-          <w:tcPr>
-            <w:tcW w:type="dxa" w:w="1814"/>
-            <w:shd w:val="clear" w:color="auto" w:fill="FFFFFF"/>
-            <w:tcBorders>
-              <w:top w:val="single" w:sz="4" w:space="0" w:color="000000"/>
-              <w:left w:val="single" w:sz="4" w:space="0" w:color="000000"/>
-              <w:bottom w:val="single" w:sz="4" w:space="0" w:color="000000"/>
-              <w:right w:val="single" w:sz="4" w:space="0" w:color="000000"/>
-            </w:tcBorders>
-            <w:vAlign w:val="center"/>
-          </w:tcPr>
-          <w:p>
-            <w:pPr>
-              <w:spacing w:before="40" w:after="40"/>
-              <w:jc w:val="left"/>
-            </w:pPr>
-            <w:r>
-              <w:rPr>
-                <w:rFonts w:ascii="Adani" w:hAnsi="Adani"/>
-                <w:b w:val="0"/>
-                <w:sz w:val="18"/>
-                <w:u w:val="none"/>
-              </w:rPr>
-              <w:t>Director</w:t>
-            </w:r>
-          </w:p>
-        </w:tc>
-        <w:tc>
-          <w:tcPr>
-            <w:tcW w:type="dxa" w:w="1020"/>
-            <w:shd w:val="clear" w:color="auto" w:fill="FFFFFF"/>
-            <w:tcBorders>
-              <w:top w:val="single" w:sz="4" w:space="0" w:color="000000"/>
-              <w:left w:val="single" w:sz="4" w:space="0" w:color="000000"/>
-              <w:bottom w:val="single" w:sz="4" w:space="0" w:color="000000"/>
-              <w:right w:val="single" w:sz="4" w:space="0" w:color="000000"/>
-            </w:tcBorders>
-            <w:vAlign w:val="center"/>
-          </w:tcPr>
-          <w:p>
-            <w:pPr>
-              <w:spacing w:before="40" w:after="40"/>
-              <w:jc w:val="left"/>
-            </w:pPr>
-            <w:r>
-              <w:rPr>
-                <w:rFonts w:ascii="Adani" w:hAnsi="Adani"/>
-                <w:b w:val="0"/>
-                <w:sz w:val="18"/>
-                <w:u w:val="none"/>
-              </w:rPr>
-              <w:t>NIL</w:t>
-            </w:r>
-          </w:p>
-        </w:tc>
-        <w:tc>
-          <w:tcPr>
-            <w:tcW w:type="dxa" w:w="1247"/>
-            <w:shd w:val="clear" w:color="auto" w:fill="FFFFFF"/>
-            <w:tcBorders>
-              <w:top w:val="single" w:sz="4" w:space="0" w:color="000000"/>
-              <w:left w:val="single" w:sz="4" w:space="0" w:color="000000"/>
-              <w:bottom w:val="single" w:sz="4" w:space="0" w:color="000000"/>
-              <w:right w:val="single" w:sz="4" w:space="0" w:color="000000"/>
-            </w:tcBorders>
-            <w:vAlign w:val="center"/>
-          </w:tcPr>
-          <w:p>
-            <w:pPr>
-              <w:spacing w:before="40" w:after="40"/>
-              <w:jc w:val="left"/>
-            </w:pPr>
-            <w:r>
-              <w:rPr>
-                <w:rFonts w:ascii="Adani" w:hAnsi="Adani"/>
-                <w:b w:val="0"/>
-                <w:sz w:val="18"/>
-                <w:u w:val="none"/>
-              </w:rPr>
-              <w:t>10/03/2022</w:t>
-            </w:r>
-          </w:p>
-        </w:tc>
-      </w:tr>
-      <w:tr>
-        <w:tc>
-          <w:tcPr>
-            <w:tcW w:type="dxa" w:w="680"/>
-            <w:shd w:val="clear" w:color="auto" w:fill="FFFFFF"/>
-            <w:tcBorders>
-              <w:top w:val="single" w:sz="4" w:space="0" w:color="000000"/>
-              <w:left w:val="single" w:sz="4" w:space="0" w:color="000000"/>
-              <w:bottom w:val="single" w:sz="4" w:space="0" w:color="000000"/>
-              <w:right w:val="single" w:sz="4" w:space="0" w:color="000000"/>
-            </w:tcBorders>
-            <w:vAlign w:val="center"/>
-          </w:tcPr>
-          <w:p>
-            <w:pPr>
-              <w:spacing w:before="40" w:after="40"/>
-              <w:jc w:val="left"/>
-            </w:pPr>
-            <w:r>
-              <w:rPr>
-                <w:rFonts w:ascii="Adani" w:hAnsi="Adani"/>
-                <w:b w:val="0"/>
-                <w:sz w:val="18"/>
-                <w:u w:val="none"/>
-              </w:rPr>
-              <w:t>10</w:t>
-            </w:r>
-          </w:p>
-        </w:tc>
-        <w:tc>
-          <w:tcPr>
-            <w:tcW w:type="dxa" w:w="3969"/>
-            <w:shd w:val="clear" w:color="auto" w:fill="FFFFFF"/>
-            <w:tcBorders>
-              <w:top w:val="single" w:sz="4" w:space="0" w:color="000000"/>
-              <w:left w:val="single" w:sz="4" w:space="0" w:color="000000"/>
-              <w:bottom w:val="single" w:sz="4" w:space="0" w:color="000000"/>
-              <w:right w:val="single" w:sz="4" w:space="0" w:color="000000"/>
-            </w:tcBorders>
-            <w:vAlign w:val="center"/>
-          </w:tcPr>
-          <w:p>
-            <w:pPr>
-              <w:spacing w:before="40" w:after="40"/>
-              <w:jc w:val="left"/>
-            </w:pPr>
-            <w:r>
-              <w:rPr>
-                <w:rFonts w:ascii="Adani" w:hAnsi="Adani"/>
-                <w:b w:val="0"/>
-                <w:sz w:val="18"/>
-                <w:u w:val="none"/>
-              </w:rPr>
-              <w:t>TRINETHRA WIND AND HYDRO POWER PRIVATE LIMITED</w:t>
-            </w:r>
-          </w:p>
-        </w:tc>
-        <w:tc>
-          <w:tcPr>
-            <w:tcW w:type="dxa" w:w="1814"/>
-            <w:shd w:val="clear" w:color="auto" w:fill="FFFFFF"/>
-            <w:tcBorders>
-              <w:top w:val="single" w:sz="4" w:space="0" w:color="000000"/>
-              <w:left w:val="single" w:sz="4" w:space="0" w:color="000000"/>
-              <w:bottom w:val="single" w:sz="4" w:space="0" w:color="000000"/>
-              <w:right w:val="single" w:sz="4" w:space="0" w:color="000000"/>
-            </w:tcBorders>
-            <w:vAlign w:val="center"/>
-          </w:tcPr>
-          <w:p>
-            <w:pPr>
-              <w:spacing w:before="40" w:after="40"/>
-              <w:jc w:val="left"/>
-            </w:pPr>
-            <w:r>
-              <w:rPr>
-                <w:rFonts w:ascii="Adani" w:hAnsi="Adani"/>
-                <w:b w:val="0"/>
-                <w:sz w:val="18"/>
-                <w:u w:val="none"/>
-              </w:rPr>
-              <w:t>Director</w:t>
-            </w:r>
-          </w:p>
-        </w:tc>
-        <w:tc>
-          <w:tcPr>
-            <w:tcW w:type="dxa" w:w="1020"/>
-            <w:shd w:val="clear" w:color="auto" w:fill="FFFFFF"/>
-            <w:tcBorders>
-              <w:top w:val="single" w:sz="4" w:space="0" w:color="000000"/>
-              <w:left w:val="single" w:sz="4" w:space="0" w:color="000000"/>
-              <w:bottom w:val="single" w:sz="4" w:space="0" w:color="000000"/>
-              <w:right w:val="single" w:sz="4" w:space="0" w:color="000000"/>
-            </w:tcBorders>
-            <w:vAlign w:val="center"/>
-          </w:tcPr>
-          <w:p>
-            <w:pPr>
-              <w:spacing w:before="40" w:after="40"/>
-              <w:jc w:val="left"/>
-            </w:pPr>
-            <w:r>
-              <w:rPr>
-                <w:rFonts w:ascii="Adani" w:hAnsi="Adani"/>
-                <w:b w:val="0"/>
-                <w:sz w:val="18"/>
-                <w:u w:val="none"/>
-              </w:rPr>
-              <w:t>NIL</w:t>
-            </w:r>
-          </w:p>
-        </w:tc>
-        <w:tc>
-          <w:tcPr>
-            <w:tcW w:type="dxa" w:w="1247"/>
-            <w:shd w:val="clear" w:color="auto" w:fill="FFFFFF"/>
-            <w:tcBorders>
-              <w:top w:val="single" w:sz="4" w:space="0" w:color="000000"/>
-              <w:left w:val="single" w:sz="4" w:space="0" w:color="000000"/>
-              <w:bottom w:val="single" w:sz="4" w:space="0" w:color="000000"/>
-              <w:right w:val="single" w:sz="4" w:space="0" w:color="000000"/>
-            </w:tcBorders>
-            <w:vAlign w:val="center"/>
-          </w:tcPr>
-          <w:p>
-            <w:pPr>
-              <w:spacing w:before="40" w:after="40"/>
-              <w:jc w:val="left"/>
-            </w:pPr>
-            <w:r>
-              <w:rPr>
-                <w:rFonts w:ascii="Adani" w:hAnsi="Adani"/>
-                <w:b w:val="0"/>
-                <w:sz w:val="18"/>
-                <w:u w:val="none"/>
-              </w:rPr>
-              <w:t>26/05/2021</w:t>
-            </w:r>
-          </w:p>
-        </w:tc>
-      </w:tr>
-      <w:tr>
-        <w:tc>
-          <w:tcPr>
-            <w:tcW w:type="dxa" w:w="680"/>
-            <w:shd w:val="clear" w:color="auto" w:fill="FFFFFF"/>
-            <w:tcBorders>
-              <w:top w:val="single" w:sz="4" w:space="0" w:color="000000"/>
-              <w:left w:val="single" w:sz="4" w:space="0" w:color="000000"/>
-              <w:bottom w:val="single" w:sz="4" w:space="0" w:color="000000"/>
-              <w:right w:val="single" w:sz="4" w:space="0" w:color="000000"/>
-            </w:tcBorders>
-            <w:vAlign w:val="center"/>
-          </w:tcPr>
-          <w:p>
-            <w:pPr>
-              <w:spacing w:before="40" w:after="40"/>
-              <w:jc w:val="left"/>
-            </w:pPr>
-            <w:r>
-              <w:rPr>
-                <w:rFonts w:ascii="Adani" w:hAnsi="Adani"/>
-                <w:b w:val="0"/>
-                <w:sz w:val="18"/>
-                <w:u w:val="none"/>
-              </w:rPr>
-              <w:t>11</w:t>
-            </w:r>
-          </w:p>
-        </w:tc>
-        <w:tc>
-          <w:tcPr>
-            <w:tcW w:type="dxa" w:w="3969"/>
-            <w:shd w:val="clear" w:color="auto" w:fill="FFFFFF"/>
-            <w:tcBorders>
-              <w:top w:val="single" w:sz="4" w:space="0" w:color="000000"/>
-              <w:left w:val="single" w:sz="4" w:space="0" w:color="000000"/>
-              <w:bottom w:val="single" w:sz="4" w:space="0" w:color="000000"/>
-              <w:right w:val="single" w:sz="4" w:space="0" w:color="000000"/>
-            </w:tcBorders>
-            <w:vAlign w:val="center"/>
-          </w:tcPr>
-          <w:p>
-            <w:pPr>
-              <w:spacing w:before="40" w:after="40"/>
-              <w:jc w:val="left"/>
-            </w:pPr>
-            <w:r>
-              <w:rPr>
-                <w:rFonts w:ascii="Adani" w:hAnsi="Adani"/>
-                <w:b w:val="0"/>
-                <w:sz w:val="18"/>
-                <w:u w:val="none"/>
-              </w:rPr>
-              <w:t>BOTHE WINDFARM DEVELOPMENT PRIVATE LIMITED</w:t>
-            </w:r>
-          </w:p>
-        </w:tc>
-        <w:tc>
-          <w:tcPr>
-            <w:tcW w:type="dxa" w:w="1814"/>
-            <w:shd w:val="clear" w:color="auto" w:fill="FFFFFF"/>
-            <w:tcBorders>
-              <w:top w:val="single" w:sz="4" w:space="0" w:color="000000"/>
-              <w:left w:val="single" w:sz="4" w:space="0" w:color="000000"/>
-              <w:bottom w:val="single" w:sz="4" w:space="0" w:color="000000"/>
-              <w:right w:val="single" w:sz="4" w:space="0" w:color="000000"/>
-            </w:tcBorders>
-            <w:vAlign w:val="center"/>
-          </w:tcPr>
-          <w:p>
-            <w:pPr>
-              <w:spacing w:before="40" w:after="40"/>
-              <w:jc w:val="left"/>
-            </w:pPr>
-            <w:r>
-              <w:rPr>
-                <w:rFonts w:ascii="Adani" w:hAnsi="Adani"/>
-                <w:b w:val="0"/>
-                <w:sz w:val="18"/>
-                <w:u w:val="none"/>
-              </w:rPr>
-              <w:t>Director</w:t>
-            </w:r>
-          </w:p>
-        </w:tc>
-        <w:tc>
-          <w:tcPr>
-            <w:tcW w:type="dxa" w:w="1020"/>
-            <w:shd w:val="clear" w:color="auto" w:fill="FFFFFF"/>
-            <w:tcBorders>
-              <w:top w:val="single" w:sz="4" w:space="0" w:color="000000"/>
-              <w:left w:val="single" w:sz="4" w:space="0" w:color="000000"/>
-              <w:bottom w:val="single" w:sz="4" w:space="0" w:color="000000"/>
-              <w:right w:val="single" w:sz="4" w:space="0" w:color="000000"/>
-            </w:tcBorders>
-            <w:vAlign w:val="center"/>
-          </w:tcPr>
-          <w:p>
-            <w:pPr>
-              <w:spacing w:before="40" w:after="40"/>
-              <w:jc w:val="left"/>
-            </w:pPr>
-            <w:r>
-              <w:rPr>
-                <w:rFonts w:ascii="Adani" w:hAnsi="Adani"/>
-                <w:b w:val="0"/>
-                <w:sz w:val="18"/>
-                <w:u w:val="none"/>
-              </w:rPr>
-              <w:t>NIL</w:t>
-            </w:r>
-          </w:p>
-        </w:tc>
-        <w:tc>
-          <w:tcPr>
-            <w:tcW w:type="dxa" w:w="1247"/>
-            <w:shd w:val="clear" w:color="auto" w:fill="FFFFFF"/>
-            <w:tcBorders>
-              <w:top w:val="single" w:sz="4" w:space="0" w:color="000000"/>
-              <w:left w:val="single" w:sz="4" w:space="0" w:color="000000"/>
-              <w:bottom w:val="single" w:sz="4" w:space="0" w:color="000000"/>
-              <w:right w:val="single" w:sz="4" w:space="0" w:color="000000"/>
-            </w:tcBorders>
-            <w:vAlign w:val="center"/>
-          </w:tcPr>
-          <w:p>
-            <w:pPr>
-              <w:spacing w:before="40" w:after="40"/>
-              <w:jc w:val="left"/>
-            </w:pPr>
-            <w:r>
-              <w:rPr>
-                <w:rFonts w:ascii="Adani" w:hAnsi="Adani"/>
-                <w:b w:val="0"/>
-                <w:sz w:val="18"/>
-                <w:u w:val="none"/>
-              </w:rPr>
-              <w:t>26/05/2021</w:t>
-            </w:r>
-          </w:p>
-        </w:tc>
-      </w:tr>
-      <w:tr>
-        <w:tc>
-          <w:tcPr>
-            <w:tcW w:type="dxa" w:w="680"/>
-            <w:shd w:val="clear" w:color="auto" w:fill="FFFFFF"/>
-            <w:tcBorders>
-              <w:top w:val="single" w:sz="4" w:space="0" w:color="000000"/>
-              <w:left w:val="single" w:sz="4" w:space="0" w:color="000000"/>
-              <w:bottom w:val="single" w:sz="4" w:space="0" w:color="000000"/>
-              <w:right w:val="single" w:sz="4" w:space="0" w:color="000000"/>
-            </w:tcBorders>
-            <w:vAlign w:val="center"/>
-          </w:tcPr>
-          <w:p>
-            <w:pPr>
-              <w:spacing w:before="40" w:after="40"/>
-              <w:jc w:val="left"/>
-            </w:pPr>
-            <w:r>
-              <w:rPr>
-                <w:rFonts w:ascii="Adani" w:hAnsi="Adani"/>
-                <w:b w:val="0"/>
-                <w:sz w:val="18"/>
-                <w:u w:val="none"/>
-              </w:rPr>
-              <w:t>12</w:t>
-            </w:r>
-          </w:p>
-        </w:tc>
-        <w:tc>
-          <w:tcPr>
-            <w:tcW w:type="dxa" w:w="3969"/>
-            <w:shd w:val="clear" w:color="auto" w:fill="FFFFFF"/>
-            <w:tcBorders>
-              <w:top w:val="single" w:sz="4" w:space="0" w:color="000000"/>
-              <w:left w:val="single" w:sz="4" w:space="0" w:color="000000"/>
-              <w:bottom w:val="single" w:sz="4" w:space="0" w:color="000000"/>
-              <w:right w:val="single" w:sz="4" w:space="0" w:color="000000"/>
-            </w:tcBorders>
-            <w:vAlign w:val="center"/>
-          </w:tcPr>
-          <w:p>
-            <w:pPr>
-              <w:spacing w:before="40" w:after="40"/>
-              <w:jc w:val="left"/>
-            </w:pPr>
-            <w:r>
-              <w:rPr>
-                <w:rFonts w:ascii="Adani" w:hAnsi="Adani"/>
-                <w:b w:val="0"/>
-                <w:sz w:val="18"/>
-                <w:u w:val="none"/>
-              </w:rPr>
-              <w:t>DJ ENERGY PRIVATE LIMITED</w:t>
-            </w:r>
-          </w:p>
-        </w:tc>
-        <w:tc>
-          <w:tcPr>
-            <w:tcW w:type="dxa" w:w="1814"/>
-            <w:shd w:val="clear" w:color="auto" w:fill="FFFFFF"/>
-            <w:tcBorders>
-              <w:top w:val="single" w:sz="4" w:space="0" w:color="000000"/>
-              <w:left w:val="single" w:sz="4" w:space="0" w:color="000000"/>
-              <w:bottom w:val="single" w:sz="4" w:space="0" w:color="000000"/>
-              <w:right w:val="single" w:sz="4" w:space="0" w:color="000000"/>
-            </w:tcBorders>
-            <w:vAlign w:val="center"/>
-          </w:tcPr>
-          <w:p>
-            <w:pPr>
-              <w:spacing w:before="40" w:after="40"/>
-              <w:jc w:val="left"/>
-            </w:pPr>
-            <w:r>
-              <w:rPr>
-                <w:rFonts w:ascii="Adani" w:hAnsi="Adani"/>
-                <w:b w:val="0"/>
-                <w:sz w:val="18"/>
-                <w:u w:val="none"/>
-              </w:rPr>
-              <w:t>Director</w:t>
-            </w:r>
-          </w:p>
-        </w:tc>
-        <w:tc>
-          <w:tcPr>
-            <w:tcW w:type="dxa" w:w="1020"/>
-            <w:shd w:val="clear" w:color="auto" w:fill="FFFFFF"/>
-            <w:tcBorders>
-              <w:top w:val="single" w:sz="4" w:space="0" w:color="000000"/>
-              <w:left w:val="single" w:sz="4" w:space="0" w:color="000000"/>
-              <w:bottom w:val="single" w:sz="4" w:space="0" w:color="000000"/>
-              <w:right w:val="single" w:sz="4" w:space="0" w:color="000000"/>
-            </w:tcBorders>
-            <w:vAlign w:val="center"/>
-          </w:tcPr>
-          <w:p>
-            <w:pPr>
-              <w:spacing w:before="40" w:after="40"/>
-              <w:jc w:val="left"/>
-            </w:pPr>
-            <w:r>
-              <w:rPr>
-                <w:rFonts w:ascii="Adani" w:hAnsi="Adani"/>
-                <w:b w:val="0"/>
-                <w:sz w:val="18"/>
-                <w:u w:val="none"/>
-              </w:rPr>
-              <w:t>NIL</w:t>
-            </w:r>
-          </w:p>
-        </w:tc>
-        <w:tc>
-          <w:tcPr>
-            <w:tcW w:type="dxa" w:w="1247"/>
-            <w:shd w:val="clear" w:color="auto" w:fill="FFFFFF"/>
-            <w:tcBorders>
-              <w:top w:val="single" w:sz="4" w:space="0" w:color="000000"/>
-              <w:left w:val="single" w:sz="4" w:space="0" w:color="000000"/>
-              <w:bottom w:val="single" w:sz="4" w:space="0" w:color="000000"/>
-              <w:right w:val="single" w:sz="4" w:space="0" w:color="000000"/>
-            </w:tcBorders>
-            <w:vAlign w:val="center"/>
-          </w:tcPr>
-          <w:p>
-            <w:pPr>
-              <w:spacing w:before="40" w:after="40"/>
-              <w:jc w:val="left"/>
-            </w:pPr>
-            <w:r>
-              <w:rPr>
-                <w:rFonts w:ascii="Adani" w:hAnsi="Adani"/>
-                <w:b w:val="0"/>
-                <w:sz w:val="18"/>
-                <w:u w:val="none"/>
-              </w:rPr>
-              <w:t>26/05/2021</w:t>
-            </w:r>
-          </w:p>
-        </w:tc>
-      </w:tr>
-      <w:tr>
-        <w:tc>
-          <w:tcPr>
-            <w:tcW w:type="dxa" w:w="680"/>
-            <w:shd w:val="clear" w:color="auto" w:fill="FFFFFF"/>
-            <w:tcBorders>
-              <w:top w:val="single" w:sz="4" w:space="0" w:color="000000"/>
-              <w:left w:val="single" w:sz="4" w:space="0" w:color="000000"/>
-              <w:bottom w:val="single" w:sz="4" w:space="0" w:color="000000"/>
-              <w:right w:val="single" w:sz="4" w:space="0" w:color="000000"/>
-            </w:tcBorders>
-            <w:vAlign w:val="center"/>
-          </w:tcPr>
-          <w:p>
-            <w:pPr>
-              <w:spacing w:before="40" w:after="40"/>
-              <w:jc w:val="left"/>
-            </w:pPr>
-            <w:r>
-              <w:rPr>
-                <w:rFonts w:ascii="Adani" w:hAnsi="Adani"/>
-                <w:b w:val="0"/>
-                <w:sz w:val="18"/>
-                <w:u w:val="none"/>
-              </w:rPr>
-              <w:t>13</w:t>
-            </w:r>
-          </w:p>
-        </w:tc>
-        <w:tc>
-          <w:tcPr>
-            <w:tcW w:type="dxa" w:w="3969"/>
-            <w:shd w:val="clear" w:color="auto" w:fill="FFFFFF"/>
-            <w:tcBorders>
-              <w:top w:val="single" w:sz="4" w:space="0" w:color="000000"/>
-              <w:left w:val="single" w:sz="4" w:space="0" w:color="000000"/>
-              <w:bottom w:val="single" w:sz="4" w:space="0" w:color="000000"/>
-              <w:right w:val="single" w:sz="4" w:space="0" w:color="000000"/>
-            </w:tcBorders>
-            <w:vAlign w:val="center"/>
-          </w:tcPr>
-          <w:p>
-            <w:pPr>
-              <w:spacing w:before="40" w:after="40"/>
-              <w:jc w:val="left"/>
-            </w:pPr>
-            <w:r>
-              <w:rPr>
-                <w:rFonts w:ascii="Adani" w:hAnsi="Adani"/>
-                <w:b w:val="0"/>
-                <w:sz w:val="18"/>
-                <w:u w:val="none"/>
-              </w:rPr>
-              <w:t>RENEWABLES TRINETHRA PRIVATE LIMITED</w:t>
-            </w:r>
-          </w:p>
-        </w:tc>
-        <w:tc>
-          <w:tcPr>
-            <w:tcW w:type="dxa" w:w="1814"/>
-            <w:shd w:val="clear" w:color="auto" w:fill="FFFFFF"/>
-            <w:tcBorders>
-              <w:top w:val="single" w:sz="4" w:space="0" w:color="000000"/>
-              <w:left w:val="single" w:sz="4" w:space="0" w:color="000000"/>
-              <w:bottom w:val="single" w:sz="4" w:space="0" w:color="000000"/>
-              <w:right w:val="single" w:sz="4" w:space="0" w:color="000000"/>
-            </w:tcBorders>
-            <w:vAlign w:val="center"/>
-          </w:tcPr>
-          <w:p>
-            <w:pPr>
-              <w:spacing w:before="40" w:after="40"/>
-              <w:jc w:val="left"/>
-            </w:pPr>
-            <w:r>
-              <w:rPr>
-                <w:rFonts w:ascii="Adani" w:hAnsi="Adani"/>
-                <w:b w:val="0"/>
-                <w:sz w:val="18"/>
-                <w:u w:val="none"/>
-              </w:rPr>
-              <w:t>Director</w:t>
-            </w:r>
-          </w:p>
-        </w:tc>
-        <w:tc>
-          <w:tcPr>
-            <w:tcW w:type="dxa" w:w="1020"/>
-            <w:shd w:val="clear" w:color="auto" w:fill="FFFFFF"/>
-            <w:tcBorders>
-              <w:top w:val="single" w:sz="4" w:space="0" w:color="000000"/>
-              <w:left w:val="single" w:sz="4" w:space="0" w:color="000000"/>
-              <w:bottom w:val="single" w:sz="4" w:space="0" w:color="000000"/>
-              <w:right w:val="single" w:sz="4" w:space="0" w:color="000000"/>
-            </w:tcBorders>
-            <w:vAlign w:val="center"/>
-          </w:tcPr>
-          <w:p>
-            <w:pPr>
-              <w:spacing w:before="40" w:after="40"/>
-              <w:jc w:val="left"/>
-            </w:pPr>
-            <w:r>
-              <w:rPr>
-                <w:rFonts w:ascii="Adani" w:hAnsi="Adani"/>
-                <w:b w:val="0"/>
-                <w:sz w:val="18"/>
-                <w:u w:val="none"/>
-              </w:rPr>
-              <w:t>NIL</w:t>
-            </w:r>
-          </w:p>
-        </w:tc>
-        <w:tc>
-          <w:tcPr>
-            <w:tcW w:type="dxa" w:w="1247"/>
-            <w:shd w:val="clear" w:color="auto" w:fill="FFFFFF"/>
-            <w:tcBorders>
-              <w:top w:val="single" w:sz="4" w:space="0" w:color="000000"/>
-              <w:left w:val="single" w:sz="4" w:space="0" w:color="000000"/>
-              <w:bottom w:val="single" w:sz="4" w:space="0" w:color="000000"/>
-              <w:right w:val="single" w:sz="4" w:space="0" w:color="000000"/>
-            </w:tcBorders>
-            <w:vAlign w:val="center"/>
-          </w:tcPr>
-          <w:p>
-            <w:pPr>
-              <w:spacing w:before="40" w:after="40"/>
-              <w:jc w:val="left"/>
-            </w:pPr>
-            <w:r>
-              <w:rPr>
-                <w:rFonts w:ascii="Adani" w:hAnsi="Adani"/>
-                <w:b w:val="0"/>
-                <w:sz w:val="18"/>
-                <w:u w:val="none"/>
-              </w:rPr>
-              <w:t>26/05/2021</w:t>
-            </w:r>
-          </w:p>
-        </w:tc>
-      </w:tr>
-      <w:tr>
-        <w:tc>
-          <w:tcPr>
-            <w:tcW w:type="dxa" w:w="680"/>
-            <w:shd w:val="clear" w:color="auto" w:fill="FFFFFF"/>
-            <w:tcBorders>
-              <w:top w:val="single" w:sz="4" w:space="0" w:color="000000"/>
-              <w:left w:val="single" w:sz="4" w:space="0" w:color="000000"/>
-              <w:bottom w:val="single" w:sz="4" w:space="0" w:color="000000"/>
-              <w:right w:val="single" w:sz="4" w:space="0" w:color="000000"/>
-            </w:tcBorders>
-            <w:vAlign w:val="center"/>
-          </w:tcPr>
-          <w:p>
-            <w:pPr>
-              <w:spacing w:before="40" w:after="40"/>
-              <w:jc w:val="left"/>
-            </w:pPr>
-            <w:r>
-              <w:rPr>
-                <w:rFonts w:ascii="Adani" w:hAnsi="Adani"/>
-                <w:b w:val="0"/>
-                <w:sz w:val="18"/>
-                <w:u w:val="none"/>
-              </w:rPr>
-              <w:t>14</w:t>
-            </w:r>
-          </w:p>
-        </w:tc>
-        <w:tc>
-          <w:tcPr>
-            <w:tcW w:type="dxa" w:w="3969"/>
-            <w:shd w:val="clear" w:color="auto" w:fill="FFFFFF"/>
-            <w:tcBorders>
-              <w:top w:val="single" w:sz="4" w:space="0" w:color="000000"/>
-              <w:left w:val="single" w:sz="4" w:space="0" w:color="000000"/>
-              <w:bottom w:val="single" w:sz="4" w:space="0" w:color="000000"/>
-              <w:right w:val="single" w:sz="4" w:space="0" w:color="000000"/>
-            </w:tcBorders>
-            <w:vAlign w:val="center"/>
-          </w:tcPr>
-          <w:p>
-            <w:pPr>
-              <w:spacing w:before="40" w:after="40"/>
-              <w:jc w:val="left"/>
-            </w:pPr>
-            <w:r>
-              <w:rPr>
-                <w:rFonts w:ascii="Adani" w:hAnsi="Adani"/>
-                <w:b w:val="0"/>
-                <w:sz w:val="18"/>
-                <w:u w:val="none"/>
-              </w:rPr>
-              <w:t>WATSUN INFRABUILD PRIVATE LIMITED</w:t>
-            </w:r>
-          </w:p>
-        </w:tc>
-        <w:tc>
-          <w:tcPr>
-            <w:tcW w:type="dxa" w:w="1814"/>
-            <w:shd w:val="clear" w:color="auto" w:fill="FFFFFF"/>
-            <w:tcBorders>
-              <w:top w:val="single" w:sz="4" w:space="0" w:color="000000"/>
-              <w:left w:val="single" w:sz="4" w:space="0" w:color="000000"/>
-              <w:bottom w:val="single" w:sz="4" w:space="0" w:color="000000"/>
-              <w:right w:val="single" w:sz="4" w:space="0" w:color="000000"/>
-            </w:tcBorders>
-            <w:vAlign w:val="center"/>
-          </w:tcPr>
-          <w:p>
-            <w:pPr>
-              <w:spacing w:before="40" w:after="40"/>
-              <w:jc w:val="left"/>
-            </w:pPr>
-            <w:r>
-              <w:rPr>
-                <w:rFonts w:ascii="Adani" w:hAnsi="Adani"/>
-                <w:b w:val="0"/>
-                <w:sz w:val="18"/>
-                <w:u w:val="none"/>
-              </w:rPr>
-              <w:t>Director</w:t>
-            </w:r>
-          </w:p>
-        </w:tc>
-        <w:tc>
-          <w:tcPr>
-            <w:tcW w:type="dxa" w:w="1020"/>
-            <w:shd w:val="clear" w:color="auto" w:fill="FFFFFF"/>
-            <w:tcBorders>
-              <w:top w:val="single" w:sz="4" w:space="0" w:color="000000"/>
-              <w:left w:val="single" w:sz="4" w:space="0" w:color="000000"/>
-              <w:bottom w:val="single" w:sz="4" w:space="0" w:color="000000"/>
-              <w:right w:val="single" w:sz="4" w:space="0" w:color="000000"/>
-            </w:tcBorders>
-            <w:vAlign w:val="center"/>
-          </w:tcPr>
-          <w:p>
-            <w:pPr>
-              <w:spacing w:before="40" w:after="40"/>
-              <w:jc w:val="left"/>
-            </w:pPr>
-            <w:r>
-              <w:rPr>
-                <w:rFonts w:ascii="Adani" w:hAnsi="Adani"/>
-                <w:b w:val="0"/>
-                <w:sz w:val="18"/>
-                <w:u w:val="none"/>
-              </w:rPr>
-              <w:t>NIL</w:t>
-            </w:r>
-          </w:p>
-        </w:tc>
-        <w:tc>
-          <w:tcPr>
-            <w:tcW w:type="dxa" w:w="1247"/>
-            <w:shd w:val="clear" w:color="auto" w:fill="FFFFFF"/>
-            <w:tcBorders>
-              <w:top w:val="single" w:sz="4" w:space="0" w:color="000000"/>
-              <w:left w:val="single" w:sz="4" w:space="0" w:color="000000"/>
-              <w:bottom w:val="single" w:sz="4" w:space="0" w:color="000000"/>
-              <w:right w:val="single" w:sz="4" w:space="0" w:color="000000"/>
-            </w:tcBorders>
-            <w:vAlign w:val="center"/>
-          </w:tcPr>
-          <w:p>
-            <w:pPr>
-              <w:spacing w:before="40" w:after="40"/>
-              <w:jc w:val="left"/>
-            </w:pPr>
-            <w:r>
-              <w:rPr>
-                <w:rFonts w:ascii="Adani" w:hAnsi="Adani"/>
-                <w:b w:val="0"/>
-                <w:sz w:val="18"/>
-                <w:u w:val="none"/>
-              </w:rPr>
-              <w:t>26/05/2021</w:t>
-            </w:r>
-          </w:p>
-        </w:tc>
-      </w:tr>
-      <w:tr>
-        <w:tc>
-          <w:tcPr>
-            <w:tcW w:type="dxa" w:w="680"/>
-            <w:shd w:val="clear" w:color="auto" w:fill="FFFFFF"/>
-            <w:tcBorders>
-              <w:top w:val="single" w:sz="4" w:space="0" w:color="000000"/>
-              <w:left w:val="single" w:sz="4" w:space="0" w:color="000000"/>
-              <w:bottom w:val="single" w:sz="4" w:space="0" w:color="000000"/>
-              <w:right w:val="single" w:sz="4" w:space="0" w:color="000000"/>
-            </w:tcBorders>
-            <w:vAlign w:val="center"/>
-          </w:tcPr>
-          <w:p>
-            <w:pPr>
-              <w:spacing w:before="40" w:after="40"/>
-              <w:jc w:val="left"/>
-            </w:pPr>
-            <w:r>
-              <w:rPr>
-                <w:rFonts w:ascii="Adani" w:hAnsi="Adani"/>
-                <w:b w:val="0"/>
-                <w:sz w:val="18"/>
-                <w:u w:val="none"/>
-              </w:rPr>
-              <w:t>15</w:t>
-            </w:r>
-          </w:p>
-        </w:tc>
-        <w:tc>
-          <w:tcPr>
-            <w:tcW w:type="dxa" w:w="3969"/>
-            <w:shd w:val="clear" w:color="auto" w:fill="FFFFFF"/>
-            <w:tcBorders>
-              <w:top w:val="single" w:sz="4" w:space="0" w:color="000000"/>
-              <w:left w:val="single" w:sz="4" w:space="0" w:color="000000"/>
-              <w:bottom w:val="single" w:sz="4" w:space="0" w:color="000000"/>
-              <w:right w:val="single" w:sz="4" w:space="0" w:color="000000"/>
-            </w:tcBorders>
-            <w:vAlign w:val="center"/>
-          </w:tcPr>
-          <w:p>
-            <w:pPr>
-              <w:spacing w:before="40" w:after="40"/>
-              <w:jc w:val="left"/>
-            </w:pPr>
-            <w:r>
-              <w:rPr>
-                <w:rFonts w:ascii="Adani" w:hAnsi="Adani"/>
-                <w:b w:val="0"/>
-                <w:sz w:val="18"/>
-                <w:u w:val="none"/>
-              </w:rPr>
-              <w:t>UTTAR URJA PROJECTS PRIVATE LIMITED</w:t>
-            </w:r>
-          </w:p>
-        </w:tc>
-        <w:tc>
-          <w:tcPr>
-            <w:tcW w:type="dxa" w:w="1814"/>
-            <w:shd w:val="clear" w:color="auto" w:fill="FFFFFF"/>
-            <w:tcBorders>
-              <w:top w:val="single" w:sz="4" w:space="0" w:color="000000"/>
-              <w:left w:val="single" w:sz="4" w:space="0" w:color="000000"/>
-              <w:bottom w:val="single" w:sz="4" w:space="0" w:color="000000"/>
-              <w:right w:val="single" w:sz="4" w:space="0" w:color="000000"/>
-            </w:tcBorders>
-            <w:vAlign w:val="center"/>
-          </w:tcPr>
-          <w:p>
-            <w:pPr>
-              <w:spacing w:before="40" w:after="40"/>
-              <w:jc w:val="left"/>
-            </w:pPr>
-            <w:r>
-              <w:rPr>
-                <w:rFonts w:ascii="Adani" w:hAnsi="Adani"/>
-                <w:b w:val="0"/>
-                <w:sz w:val="18"/>
-                <w:u w:val="none"/>
-              </w:rPr>
-              <w:t>Director</w:t>
-            </w:r>
-          </w:p>
-        </w:tc>
-        <w:tc>
-          <w:tcPr>
-            <w:tcW w:type="dxa" w:w="1020"/>
-            <w:shd w:val="clear" w:color="auto" w:fill="FFFFFF"/>
-            <w:tcBorders>
-              <w:top w:val="single" w:sz="4" w:space="0" w:color="000000"/>
-              <w:left w:val="single" w:sz="4" w:space="0" w:color="000000"/>
-              <w:bottom w:val="single" w:sz="4" w:space="0" w:color="000000"/>
-              <w:right w:val="single" w:sz="4" w:space="0" w:color="000000"/>
-            </w:tcBorders>
-            <w:vAlign w:val="center"/>
-          </w:tcPr>
-          <w:p>
-            <w:pPr>
-              <w:spacing w:before="40" w:after="40"/>
-              <w:jc w:val="left"/>
-            </w:pPr>
-            <w:r>
-              <w:rPr>
-                <w:rFonts w:ascii="Adani" w:hAnsi="Adani"/>
-                <w:b w:val="0"/>
-                <w:sz w:val="18"/>
-                <w:u w:val="none"/>
-              </w:rPr>
-              <w:t>NIL</w:t>
-            </w:r>
-          </w:p>
-        </w:tc>
-        <w:tc>
-          <w:tcPr>
-            <w:tcW w:type="dxa" w:w="1247"/>
-            <w:shd w:val="clear" w:color="auto" w:fill="FFFFFF"/>
-            <w:tcBorders>
-              <w:top w:val="single" w:sz="4" w:space="0" w:color="000000"/>
-              <w:left w:val="single" w:sz="4" w:space="0" w:color="000000"/>
-              <w:bottom w:val="single" w:sz="4" w:space="0" w:color="000000"/>
-              <w:right w:val="single" w:sz="4" w:space="0" w:color="000000"/>
-            </w:tcBorders>
-            <w:vAlign w:val="center"/>
-          </w:tcPr>
-          <w:p>
-            <w:pPr>
-              <w:spacing w:before="40" w:after="40"/>
-              <w:jc w:val="left"/>
-            </w:pPr>
-            <w:r>
-              <w:rPr>
-                <w:rFonts w:ascii="Adani" w:hAnsi="Adani"/>
-                <w:b w:val="0"/>
-                <w:sz w:val="18"/>
-                <w:u w:val="none"/>
-              </w:rPr>
-              <w:t>26/05/2021</w:t>
-            </w:r>
-          </w:p>
-        </w:tc>
-      </w:tr>
-      <w:tr>
-        <w:tc>
-          <w:tcPr>
-            <w:tcW w:type="dxa" w:w="680"/>
-            <w:shd w:val="clear" w:color="auto" w:fill="FFFFFF"/>
-            <w:tcBorders>
-              <w:top w:val="single" w:sz="4" w:space="0" w:color="000000"/>
-              <w:left w:val="single" w:sz="4" w:space="0" w:color="000000"/>
-              <w:bottom w:val="single" w:sz="4" w:space="0" w:color="000000"/>
-              <w:right w:val="single" w:sz="4" w:space="0" w:color="000000"/>
-            </w:tcBorders>
-            <w:vAlign w:val="center"/>
-          </w:tcPr>
-          <w:p>
-            <w:pPr>
-              <w:spacing w:before="40" w:after="40"/>
-              <w:jc w:val="left"/>
-            </w:pPr>
-            <w:r>
-              <w:rPr>
-                <w:rFonts w:ascii="Adani" w:hAnsi="Adani"/>
-                <w:b w:val="0"/>
-                <w:sz w:val="18"/>
-                <w:u w:val="none"/>
-              </w:rPr>
-              <w:t>16</w:t>
-            </w:r>
-          </w:p>
-        </w:tc>
-        <w:tc>
-          <w:tcPr>
-            <w:tcW w:type="dxa" w:w="3969"/>
-            <w:shd w:val="clear" w:color="auto" w:fill="FFFFFF"/>
-            <w:tcBorders>
-              <w:top w:val="single" w:sz="4" w:space="0" w:color="000000"/>
-              <w:left w:val="single" w:sz="4" w:space="0" w:color="000000"/>
-              <w:bottom w:val="single" w:sz="4" w:space="0" w:color="000000"/>
-              <w:right w:val="single" w:sz="4" w:space="0" w:color="000000"/>
-            </w:tcBorders>
-            <w:vAlign w:val="center"/>
-          </w:tcPr>
-          <w:p>
-            <w:pPr>
-              <w:spacing w:before="40" w:after="40"/>
-              <w:jc w:val="left"/>
-            </w:pPr>
-            <w:r>
-              <w:rPr>
-                <w:rFonts w:ascii="Adani" w:hAnsi="Adani"/>
-                <w:b w:val="0"/>
-                <w:sz w:val="18"/>
-                <w:u w:val="none"/>
-              </w:rPr>
-              <w:t>JAI CORP LIMITED</w:t>
-            </w:r>
-          </w:p>
-        </w:tc>
-        <w:tc>
-          <w:tcPr>
-            <w:tcW w:type="dxa" w:w="1814"/>
-            <w:shd w:val="clear" w:color="auto" w:fill="FFFFFF"/>
-            <w:tcBorders>
-              <w:top w:val="single" w:sz="4" w:space="0" w:color="000000"/>
-              <w:left w:val="single" w:sz="4" w:space="0" w:color="000000"/>
-              <w:bottom w:val="single" w:sz="4" w:space="0" w:color="000000"/>
-              <w:right w:val="single" w:sz="4" w:space="0" w:color="000000"/>
-            </w:tcBorders>
-            <w:vAlign w:val="center"/>
-          </w:tcPr>
-          <w:p>
-            <w:pPr>
-              <w:spacing w:before="40" w:after="40"/>
-              <w:jc w:val="left"/>
-            </w:pPr>
-            <w:r>
-              <w:rPr>
-                <w:rFonts w:ascii="Adani" w:hAnsi="Adani"/>
-                <w:b w:val="0"/>
-                <w:sz w:val="18"/>
-                <w:u w:val="none"/>
-              </w:rPr>
-              <w:t>Director</w:t>
-            </w:r>
-          </w:p>
-        </w:tc>
-        <w:tc>
-          <w:tcPr>
-            <w:tcW w:type="dxa" w:w="1020"/>
-            <w:shd w:val="clear" w:color="auto" w:fill="FFFFFF"/>
-            <w:tcBorders>
-              <w:top w:val="single" w:sz="4" w:space="0" w:color="000000"/>
-              <w:left w:val="single" w:sz="4" w:space="0" w:color="000000"/>
-              <w:bottom w:val="single" w:sz="4" w:space="0" w:color="000000"/>
-              <w:right w:val="single" w:sz="4" w:space="0" w:color="000000"/>
-            </w:tcBorders>
-            <w:vAlign w:val="center"/>
-          </w:tcPr>
-          <w:p>
-            <w:pPr>
-              <w:spacing w:before="40" w:after="40"/>
-              <w:jc w:val="left"/>
-            </w:pPr>
-            <w:r>
-              <w:rPr>
-                <w:rFonts w:ascii="Adani" w:hAnsi="Adani"/>
-                <w:b w:val="0"/>
-                <w:sz w:val="18"/>
-                <w:u w:val="none"/>
-              </w:rPr>
-              <w:t>NIL</w:t>
-            </w:r>
-          </w:p>
-        </w:tc>
-        <w:tc>
-          <w:tcPr>
-            <w:tcW w:type="dxa" w:w="1247"/>
-            <w:shd w:val="clear" w:color="auto" w:fill="FFFFFF"/>
-            <w:tcBorders>
-              <w:top w:val="single" w:sz="4" w:space="0" w:color="000000"/>
-              <w:left w:val="single" w:sz="4" w:space="0" w:color="000000"/>
-              <w:bottom w:val="single" w:sz="4" w:space="0" w:color="000000"/>
-              <w:right w:val="single" w:sz="4" w:space="0" w:color="000000"/>
-            </w:tcBorders>
-            <w:vAlign w:val="center"/>
-          </w:tcPr>
-          <w:p>
-            <w:pPr>
-              <w:spacing w:before="40" w:after="40"/>
-              <w:jc w:val="left"/>
-            </w:pPr>
-            <w:r>
-              <w:rPr>
-                <w:rFonts w:ascii="Adani" w:hAnsi="Adani"/>
-                <w:b w:val="0"/>
-                <w:sz w:val="18"/>
-                <w:u w:val="none"/>
-              </w:rPr>
-              <w:t>29/06/2020</w:t>
-            </w:r>
-          </w:p>
-        </w:tc>
-      </w:tr>
-      <w:tr>
-        <w:tc>
-          <w:tcPr>
-            <w:tcW w:type="dxa" w:w="680"/>
-            <w:shd w:val="clear" w:color="auto" w:fill="FFFFFF"/>
-            <w:tcBorders>
-              <w:top w:val="single" w:sz="4" w:space="0" w:color="000000"/>
-              <w:left w:val="single" w:sz="4" w:space="0" w:color="000000"/>
-              <w:bottom w:val="single" w:sz="4" w:space="0" w:color="000000"/>
-              <w:right w:val="single" w:sz="4" w:space="0" w:color="000000"/>
-            </w:tcBorders>
-            <w:vAlign w:val="center"/>
-          </w:tcPr>
-          <w:p>
-            <w:pPr>
-              <w:spacing w:before="40" w:after="40"/>
-              <w:jc w:val="left"/>
-            </w:pPr>
-            <w:r>
-              <w:rPr>
-                <w:rFonts w:ascii="Adani" w:hAnsi="Adani"/>
-                <w:b w:val="0"/>
-                <w:sz w:val="18"/>
-                <w:u w:val="none"/>
-              </w:rPr>
-              <w:t>17</w:t>
-            </w:r>
-          </w:p>
-        </w:tc>
-        <w:tc>
-          <w:tcPr>
-            <w:tcW w:type="dxa" w:w="3969"/>
-            <w:shd w:val="clear" w:color="auto" w:fill="FFFFFF"/>
-            <w:tcBorders>
-              <w:top w:val="single" w:sz="4" w:space="0" w:color="000000"/>
-              <w:left w:val="single" w:sz="4" w:space="0" w:color="000000"/>
-              <w:bottom w:val="single" w:sz="4" w:space="0" w:color="000000"/>
-              <w:right w:val="single" w:sz="4" w:space="0" w:color="000000"/>
-            </w:tcBorders>
-            <w:vAlign w:val="center"/>
-          </w:tcPr>
-          <w:p>
-            <w:pPr>
-              <w:spacing w:before="40" w:after="40"/>
-              <w:jc w:val="left"/>
-            </w:pPr>
-            <w:r>
-              <w:rPr>
-                <w:rFonts w:ascii="Adani" w:hAnsi="Adani"/>
-                <w:b w:val="0"/>
-                <w:sz w:val="18"/>
-                <w:u w:val="none"/>
-              </w:rPr>
               <w:t>KALYANI INVESTMENT COMPANY LIMITED</w:t>
             </w:r>
           </w:p>
@@ -3060,7 +1071,7 @@
                 <w:sz w:val="18"/>
                 <w:u w:val="none"/>
               </w:rPr>
-              <w:t>18</w:t>
+              <w:t>6</w:t>
             </w:r>
           </w:p>
         </w:tc>
@@ -3202,7 +1213,7 @@
                 <w:sz w:val="18"/>
                 <w:u w:val="none"/>
               </w:rPr>
-              <w:t>19</w:t>
+              <w:t>7</w:t>
             </w:r>
           </w:p>
         </w:tc>
@@ -3344,7 +1355,7 @@
                 <w:sz w:val="18"/>
                 <w:u w:val="none"/>
               </w:rPr>
-              <w:t>20</w:t>
+              <w:t>8</w:t>
             </w:r>
           </w:p>
         </w:tc>
@@ -3693,7 +1704,7 @@
                 <w:sz w:val="18"/>
                 <w:u w:val="none"/>
               </w:rPr>
-              <w:t>Date:   07th May, 2026</w:t>
+              <w:t>Date:   15th May, 2026</w:t>
             </w:r>
           </w:p>
         </w:tc>
@@ -3959,174 +1970,441 @@
         <w:t>:</w:t>
       </w:r>
     </w:p>
-    <w:p>
-      <w:pPr>
-        <w:pStyle w:val="ListNumber"/>
-        <w:spacing w:before="0" w:after="40"/>
-        <w:ind w:left="720"/>
-      </w:pPr>
-      <w:r>
-        <w:rPr>
-          <w:rFonts w:ascii="Adani" w:hAnsi="Adani"/>
-          <w:b w:val="0"/>
-          <w:sz w:val="20"/>
-          <w:u w:val="none"/>
-        </w:rPr>
-        <w:t>Father</w:t>
-        <w:tab/>
-        <w:tab/>
-        <w:t>:</w:t>
-        <w:tab/>
-        <w:t>NIL</w:t>
-      </w:r>
-    </w:p>
-    <w:p>
-      <w:pPr>
-        <w:pStyle w:val="ListNumber"/>
-        <w:spacing w:before="0" w:after="40"/>
-        <w:ind w:left="720"/>
-      </w:pPr>
-      <w:r>
-        <w:rPr>
-          <w:rFonts w:ascii="Adani" w:hAnsi="Adani"/>
-          <w:b w:val="0"/>
-          <w:sz w:val="20"/>
-          <w:u w:val="none"/>
-        </w:rPr>
-        <w:t>Mother</w:t>
-        <w:tab/>
-        <w:tab/>
-        <w:t>:</w:t>
-        <w:tab/>
-        <w:t>NIL</w:t>
-      </w:r>
-    </w:p>
-    <w:p>
-      <w:pPr>
-        <w:pStyle w:val="ListNumber"/>
-        <w:spacing w:before="0" w:after="40"/>
-        <w:ind w:left="720"/>
-      </w:pPr>
-      <w:r>
-        <w:rPr>
-          <w:rFonts w:ascii="Adani" w:hAnsi="Adani"/>
-          <w:b w:val="0"/>
-          <w:sz w:val="20"/>
-          <w:u w:val="none"/>
-        </w:rPr>
-        <w:t>Son</w:t>
-        <w:tab/>
-        <w:tab/>
-        <w:t>:</w:t>
-        <w:tab/>
-        <w:t>NIL</w:t>
-      </w:r>
-    </w:p>
-    <w:p>
-      <w:pPr>
-        <w:pStyle w:val="ListNumber"/>
-        <w:spacing w:before="0" w:after="40"/>
-        <w:ind w:left="720"/>
-      </w:pPr>
-      <w:r>
-        <w:rPr>
-          <w:rFonts w:ascii="Adani" w:hAnsi="Adani"/>
-          <w:b w:val="0"/>
-          <w:sz w:val="20"/>
-          <w:u w:val="none"/>
-        </w:rPr>
-        <w:t>Son's Wife</w:t>
-        <w:tab/>
-        <w:tab/>
-        <w:t>:</w:t>
-        <w:tab/>
-        <w:t>NIL</w:t>
-      </w:r>
-    </w:p>
-    <w:p>
-      <w:pPr>
-        <w:pStyle w:val="ListNumber"/>
-        <w:spacing w:before="0" w:after="40"/>
-        <w:ind w:left="720"/>
-      </w:pPr>
-      <w:r>
-        <w:rPr>
-          <w:rFonts w:ascii="Adani" w:hAnsi="Adani"/>
-          <w:b w:val="0"/>
-          <w:sz w:val="20"/>
-          <w:u w:val="none"/>
-        </w:rPr>
-        <w:t>Daughter</w:t>
-        <w:tab/>
-        <w:tab/>
-        <w:t>:</w:t>
-        <w:tab/>
-        <w:t>NIL</w:t>
-      </w:r>
-    </w:p>
-    <w:p>
-      <w:pPr>
-        <w:pStyle w:val="ListNumber"/>
-        <w:spacing w:before="0" w:after="40"/>
-        <w:ind w:left="720"/>
-      </w:pPr>
-      <w:r>
-        <w:rPr>
-          <w:rFonts w:ascii="Adani" w:hAnsi="Adani"/>
-          <w:b w:val="0"/>
-          <w:sz w:val="20"/>
-          <w:u w:val="none"/>
-        </w:rPr>
-        <w:t>Daughter's Husband</w:t>
-        <w:tab/>
-        <w:tab/>
-        <w:t>:</w:t>
-        <w:tab/>
-        <w:t>NIL</w:t>
-      </w:r>
-    </w:p>
-    <w:p>
-      <w:pPr>
-        <w:pStyle w:val="ListNumber"/>
-        <w:spacing w:before="0" w:after="40"/>
-        <w:ind w:left="720"/>
-      </w:pPr>
-      <w:r>
-        <w:rPr>
-          <w:rFonts w:ascii="Adani" w:hAnsi="Adani"/>
-          <w:b w:val="0"/>
-          <w:sz w:val="20"/>
-          <w:u w:val="none"/>
-        </w:rPr>
-        <w:t>Brother</w:t>
-        <w:tab/>
-        <w:tab/>
-        <w:t>:</w:t>
-        <w:tab/>
-        <w:t>NIL</w:t>
-      </w:r>
-    </w:p>
-    <w:p>
-      <w:pPr>
-        <w:pStyle w:val="ListNumber"/>
-        <w:spacing w:before="0" w:after="40"/>
-        <w:ind w:left="720"/>
-      </w:pPr>
-      <w:r>
-        <w:rPr>
-          <w:rFonts w:ascii="Adani" w:hAnsi="Adani"/>
-          <w:b w:val="0"/>
-          <w:sz w:val="20"/>
-          <w:u w:val="none"/>
-        </w:rPr>
-        <w:t>Sister</w:t>
-        <w:tab/>
-        <w:tab/>
-        <w:t>:</w:t>
-        <w:tab/>
-        <w:t>NIL</w:t>
-      </w:r>
-    </w:p>
+    <w:tbl>
+      <w:tblPr>
+        <w:tblW w:type="auto" w:w="0"/>
+        <w:jc w:val="left"/>
+        <w:tblLook w:firstColumn="1" w:firstRow="1" w:lastColumn="0" w:lastRow="0" w:noHBand="0" w:noVBand="1" w:val="04A0"/>
+      </w:tblPr>
+      <w:tblGrid>
+        <w:gridCol w:w="4536"/>
+        <w:gridCol w:w="4536"/>
+      </w:tblGrid>
+      <w:tr>
+        <w:tc>
+          <w:tcPr>
+            <w:tcW w:type="dxa" w:w="4536"/>
+            <w:tcBorders>
+              <w:top w:val="none"/>
+              <w:bottom w:val="none"/>
+              <w:left w:val="none"/>
+              <w:right w:val="none"/>
+            </w:tcBorders>
+          </w:tcPr>
+          <w:p>
+            <w:pPr>
+              <w:ind w:left="720"/>
+            </w:pPr>
+            <w:r>
+              <w:rPr>
+                <w:rFonts w:ascii="Adani" w:hAnsi="Adani"/>
+                <w:b w:val="0"/>
+                <w:sz w:val="20"/>
+                <w:u w:val="none"/>
+              </w:rPr>
+              <w:t>1.</w:t>
+              <w:tab/>
+              <w:t>Father</w:t>
+              <w:tab/>
+              <w:t>:</w:t>
+            </w:r>
+          </w:p>
+        </w:tc>
+        <w:tc>
+          <w:tcPr>
+            <w:tcW w:type="dxa" w:w="4536"/>
+            <w:tcBorders>
+              <w:top w:val="none"/>
+              <w:bottom w:val="none"/>
+              <w:left w:val="none"/>
+              <w:right w:val="none"/>
+            </w:tcBorders>
+          </w:tcPr>
+          <w:p>
+            <w:r>
+              <w:rPr>
+                <w:rFonts w:ascii="Adani" w:hAnsi="Adani"/>
+                <w:b w:val="0"/>
+                <w:sz w:val="20"/>
+                <w:u w:val="none"/>
+              </w:rPr>
+              <w:t>NIL</w:t>
+            </w:r>
+          </w:p>
+        </w:tc>
+      </w:tr>
+      <w:tr>
+        <w:tc>
+          <w:tcPr>
+            <w:tcW w:type="dxa" w:w="4536"/>
+            <w:tcBorders>
+              <w:top w:val="none"/>
+              <w:bottom w:val="none"/>
+              <w:left w:val="none"/>
+              <w:right w:val="none"/>
+            </w:tcBorders>
+          </w:tcPr>
+          <w:p>
+            <w:pPr>
+              <w:ind w:left="720"/>
+            </w:pPr>
+            <w:r>
+              <w:rPr>
+                <w:rFonts w:ascii="Adani" w:hAnsi="Adani"/>
+                <w:b w:val="0"/>
+                <w:sz w:val="20"/>
+                <w:u w:val="none"/>
+              </w:rPr>
+              <w:t>2.</w:t>
+              <w:tab/>
+              <w:t>Mother</w:t>
+              <w:tab/>
+              <w:t>:</w:t>
+            </w:r>
+          </w:p>
+        </w:tc>
+        <w:tc>
+          <w:tcPr>
+            <w:tcW w:type="dxa" w:w="4536"/>
+            <w:tcBorders>
+              <w:top w:val="none"/>
+              <w:bottom w:val="none"/>
+              <w:left w:val="none"/>
+              <w:right w:val="none"/>
+            </w:tcBorders>
+          </w:tcPr>
+          <w:p>
+            <w:r>
+              <w:rPr>
+                <w:rFonts w:ascii="Adani" w:hAnsi="Adani"/>
+                <w:b w:val="0"/>
+                <w:sz w:val="20"/>
+                <w:u w:val="none"/>
+              </w:rPr>
+              <w:t>NIL</w:t>
+            </w:r>
+          </w:p>
+        </w:tc>
+      </w:tr>
+      <w:tr>
+        <w:tc>
+          <w:tcPr>
+            <w:tcW w:type="dxa" w:w="4536"/>
+            <w:tcBorders>
+              <w:top w:val="none"/>
+              <w:bottom w:val="none"/>
+              <w:left w:val="none"/>
+              <w:right w:val="none"/>
+            </w:tcBorders>
+          </w:tcPr>
+          <w:p>
+            <w:pPr>
+              <w:ind w:left="720"/>
+            </w:pPr>
+            <w:r>
+              <w:rPr>
+                <w:rFonts w:ascii="Adani" w:hAnsi="Adani"/>
+                <w:b w:val="0"/>
+                <w:sz w:val="20"/>
+                <w:u w:val="none"/>
+              </w:rPr>
+              <w:t>3.</w:t>
+              <w:tab/>
+              <w:t>Son</w:t>
+              <w:tab/>
+              <w:t>:</w:t>
+            </w:r>
+          </w:p>
+        </w:tc>
+        <w:tc>
+          <w:tcPr>
+            <w:tcW w:type="dxa" w:w="4536"/>
+            <w:tcBorders>
+              <w:top w:val="none"/>
+              <w:bottom w:val="none"/>
+              <w:left w:val="none"/>
+              <w:right w:val="none"/>
+            </w:tcBorders>
+          </w:tcPr>
+          <w:p>
+            <w:r>
+              <w:rPr>
+                <w:rFonts w:ascii="Adani" w:hAnsi="Adani"/>
+                <w:b w:val="0"/>
+                <w:sz w:val="20"/>
+                <w:u w:val="none"/>
+              </w:rPr>
+              <w:t>NIL</w:t>
+            </w:r>
+          </w:p>
+        </w:tc>
+      </w:tr>
+      <w:tr>
+        <w:tc>
+          <w:tcPr>
+            <w:tcW w:type="dxa" w:w="4536"/>
+            <w:tcBorders>
+              <w:top w:val="none"/>
+              <w:bottom w:val="none"/>
+              <w:left w:val="none"/>
+              <w:right w:val="none"/>
+            </w:tcBorders>
+          </w:tcPr>
+          <w:p>
+            <w:pPr>
+              <w:ind w:left="720"/>
+            </w:pPr>
+            <w:r>
+              <w:rPr>
+                <w:rFonts w:ascii="Adani" w:hAnsi="Adani"/>
+                <w:b w:val="0"/>
+                <w:sz w:val="20"/>
+                <w:u w:val="none"/>
+              </w:rPr>
+              <w:t>4.</w:t>
+              <w:tab/>
+              <w:t>Son's Wife</w:t>
+              <w:tab/>
+              <w:t>:</w:t>
+            </w:r>
+          </w:p>
+        </w:tc>
+        <w:tc>
+          <w:tcPr>
+            <w:tcW w:type="dxa" w:w="4536"/>
+            <w:tcBorders>
+              <w:top w:val="none"/>
+              <w:bottom w:val="none"/>
+              <w:left w:val="none"/>
+              <w:right w:val="none"/>
+            </w:tcBorders>
+          </w:tcPr>
+          <w:p>
+            <w:r>
+              <w:rPr>
+                <w:rFonts w:ascii="Adani" w:hAnsi="Adani"/>
+                <w:b w:val="0"/>
+                <w:sz w:val="20"/>
+                <w:u w:val="none"/>
+              </w:rPr>
+              <w:t>NIL</w:t>
+            </w:r>
+          </w:p>
+        </w:tc>
+      </w:tr>
+      <w:tr>
+        <w:tc>
+          <w:tcPr>
+            <w:tcW w:type="dxa" w:w="4536"/>
+            <w:tcBorders>
+              <w:top w:val="none"/>
+              <w:bottom w:val="none"/>
+              <w:left w:val="none"/>
+              <w:right w:val="none"/>
+            </w:tcBorders>
+          </w:tcPr>
+          <w:p>
+            <w:pPr>
+              <w:ind w:left="720"/>
+            </w:pPr>
+            <w:r>
+              <w:rPr>
+                <w:rFonts w:ascii="Adani" w:hAnsi="Adani"/>
+                <w:b w:val="0"/>
+                <w:sz w:val="20"/>
+                <w:u w:val="none"/>
+              </w:rPr>
+              <w:t>5.</w:t>
+              <w:tab/>
+              <w:t>Daughter</w:t>
+              <w:tab/>
+              <w:t>:</w:t>
+            </w:r>
+          </w:p>
+        </w:tc>
+        <w:tc>
+          <w:tcPr>
+            <w:tcW w:type="dxa" w:w="4536"/>
+            <w:tcBorders>
+              <w:top w:val="none"/>
+              <w:bottom w:val="none"/>
+              <w:left w:val="none"/>
+              <w:right w:val="none"/>
+            </w:tcBorders>
+          </w:tcPr>
+          <w:p>
+            <w:r>
+              <w:rPr>
+                <w:rFonts w:ascii="Adani" w:hAnsi="Adani"/>
+                <w:b w:val="0"/>
+                <w:sz w:val="20"/>
+                <w:u w:val="none"/>
+              </w:rPr>
+              <w:t>NIL</w:t>
+            </w:r>
+          </w:p>
+        </w:tc>
+      </w:tr>
+      <w:tr>
+        <w:tc>
+          <w:tcPr>
+            <w:tcW w:type="dxa" w:w="4536"/>
+            <w:tcBorders>
+              <w:top w:val="none"/>
+              <w:bottom w:val="none"/>
+              <w:left w:val="none"/>
+              <w:right w:val="none"/>
+            </w:tcBorders>
+          </w:tcPr>
+          <w:p>
+            <w:pPr>
+              <w:ind w:left="720"/>
+            </w:pPr>
+            <w:r>
+              <w:rPr>
+                <w:rFonts w:ascii="Adani" w:hAnsi="Adani"/>
+                <w:b w:val="0"/>
+                <w:sz w:val="20"/>
+                <w:u w:val="none"/>
+              </w:rPr>
+              <w:t>6.</w:t>
+              <w:tab/>
+              <w:t>Daughter's Husband</w:t>
+              <w:tab/>
+              <w:t>:</w:t>
+            </w:r>
+          </w:p>
+        </w:tc>
+        <w:tc>
+          <w:tcPr>
+            <w:tcW w:type="dxa" w:w="4536"/>
+            <w:tcBorders>
+              <w:top w:val="none"/>
+              <w:bottom w:val="none"/>
+              <w:left w:val="none"/>
+              <w:right w:val="none"/>
+            </w:tcBorders>
+          </w:tcPr>
+          <w:p>
+            <w:r>
+              <w:rPr>
+                <w:rFonts w:ascii="Adani" w:hAnsi="Adani"/>
+                <w:b w:val="0"/>
+                <w:sz w:val="20"/>
+                <w:u w:val="none"/>
+              </w:rPr>
+              <w:t>NIL</w:t>
+            </w:r>
+          </w:p>
+        </w:tc>
+      </w:tr>
+      <w:tr>
+        <w:tc>
+          <w:tcPr>
+            <w:tcW w:type="dxa" w:w="4536"/>
+            <w:tcBorders>
+              <w:top w:val="none"/>
+              <w:bottom w:val="none"/>
+              <w:left w:val="none"/>
+              <w:right w:val="none"/>
+            </w:tcBorders>
+          </w:tcPr>
+          <w:p>
+            <w:pPr>
+              <w:ind w:left="720"/>
+            </w:pPr>
+            <w:r>
+              <w:rPr>
+                <w:rFonts w:ascii="Adani" w:hAnsi="Adani"/>
+                <w:b w:val="0"/>
+                <w:sz w:val="20"/>
+                <w:u w:val="none"/>
+              </w:rPr>
+              <w:t>7.</w:t>
+              <w:tab/>
+              <w:t>Brother</w:t>
+              <w:tab/>
+              <w:t>:</w:t>
+            </w:r>
+          </w:p>
+        </w:tc>
+        <w:tc>
+          <w:tcPr>
+            <w:tcW w:type="dxa" w:w="4536"/>
+            <w:tcBorders>
+              <w:top w:val="none"/>
+              <w:bottom w:val="none"/>
+              <w:left w:val="none"/>
+              <w:right w:val="none"/>
+            </w:tcBorders>
+          </w:tcPr>
+          <w:p>
+            <w:r>
+              <w:rPr>
+                <w:rFonts w:ascii="Adani" w:hAnsi="Adani"/>
+                <w:b w:val="0"/>
+                <w:sz w:val="20"/>
+                <w:u w:val="none"/>
+              </w:rPr>
+              <w:t>NIL</w:t>
+            </w:r>
+          </w:p>
+        </w:tc>
+      </w:tr>
+      <w:tr>
+        <w:tc>
+          <w:tcPr>
+            <w:tcW w:type="dxa" w:w="4536"/>
+            <w:tcBorders>
+              <w:top w:val="none"/>
+              <w:bottom w:val="none"/>
+              <w:left w:val="none"/>
+              <w:right w:val="none"/>
+            </w:tcBorders>
+          </w:tcPr>
+          <w:p>
+            <w:pPr>
+              <w:ind w:left="720"/>
+            </w:pPr>
+            <w:r>
+              <w:rPr>
+                <w:rFonts w:ascii="Adani" w:hAnsi="Adani"/>
+                <w:b w:val="0"/>
+                <w:sz w:val="20"/>
+                <w:u w:val="none"/>
+              </w:rPr>
+              <w:t>8.</w:t>
+              <w:tab/>
+              <w:t>Sister</w:t>
+              <w:tab/>
+              <w:t>:</w:t>
+            </w:r>
+          </w:p>
+        </w:tc>
+        <w:tc>
+          <w:tcPr>
+            <w:tcW w:type="dxa" w:w="4536"/>
+            <w:tcBorders>
+              <w:top w:val="none"/>
+              <w:bottom w:val="none"/>
+              <w:left w:val="none"/>
+              <w:right w:val="none"/>
+            </w:tcBorders>
+          </w:tcPr>
+          <w:p>
+            <w:r>
+              <w:rPr>
+                <w:rFonts w:ascii="Adani" w:hAnsi="Adani"/>
+                <w:b w:val="0"/>
+                <w:sz w:val="20"/>
+                <w:u w:val="none"/>
+              </w:rPr>
+              <w:t>NIL</w:t>
+            </w:r>
+          </w:p>
+        </w:tc>
+      </w:tr>
+    </w:tbl>
     <w:p/>
     <w:p>
       <w:pPr>
@@ -4463,7 +2741,7 @@
                 <w:sz w:val="18"/>
                 <w:u w:val="none"/>
               </w:rPr>
-              <w:t>Date:   07th May, 2026</w:t>
+              <w:t>Date:   15th May, 2026</w:t>
             </w:r>
           </w:p>
         </w:tc>
@@ -4624,7 +2902,7 @@
           <w:sz w:val="20"/>
           <w:u w:val="none"/>
         </w:rPr>
-        <w:t>07th May, 2026</w:t>
+        <w:t>15th May, 2026</w:t>
       </w:r>
     </w:p>
     <w:p>
@@ -4715,186 +2993,6 @@
           <w:u w:val="none"/>
         </w:rPr>
         <w:t>SANGHI INDUSTRIES LIMITED</w:t>
-      </w:r>
-    </w:p>
-    <w:p>
-      <w:pPr>
-        <w:spacing w:before="0" w:after="20"/>
-        <w:jc w:val="left"/>
-      </w:pPr>
-      <w:r>
-        <w:rPr>
-          <w:rFonts w:ascii="Adani" w:hAnsi="Adani"/>
-          <w:b/>
-          <w:sz w:val="20"/>
-          <w:u w:val="none"/>
-        </w:rPr>
-        <w:t>ADANI SOLAR ENERGY KUTCHH TWO PRIVATE LIMITED</w:t>
-      </w:r>
-    </w:p>
-    <w:p>
-      <w:pPr>
-        <w:spacing w:before="0" w:after="20"/>
-        <w:jc w:val="left"/>
-      </w:pPr>
-      <w:r>
-        <w:rPr>
-          <w:rFonts w:ascii="Adani" w:hAnsi="Adani"/>
-          <w:b/>
-          <w:sz w:val="20"/>
-          <w:u w:val="none"/>
-        </w:rPr>
-        <w:t>ADANI SOLAR ENERGY AP SEVEN PRIVATE LIMITED</w:t>
-      </w:r>
-    </w:p>
-    <w:p>
-      <w:pPr>
-        <w:spacing w:before="0" w:after="20"/>
-        <w:jc w:val="left"/>
-      </w:pPr>
-      <w:r>
-        <w:rPr>
-          <w:rFonts w:ascii="Adani" w:hAnsi="Adani"/>
-          <w:b/>
-          <w:sz w:val="20"/>
-          <w:u w:val="none"/>
-        </w:rPr>
-        <w:t>SURAJKIRAN SOLAR TECHNOLOGIES LIMITED</w:t>
-      </w:r>
-    </w:p>
-    <w:p>
-      <w:pPr>
-        <w:spacing w:before="0" w:after="20"/>
-        <w:jc w:val="left"/>
-      </w:pPr>
-      <w:r>
-        <w:rPr>
-          <w:rFonts w:ascii="Adani" w:hAnsi="Adani"/>
-          <w:b/>
-          <w:sz w:val="20"/>
-          <w:u w:val="none"/>
-        </w:rPr>
-        <w:t>SURAJKIRAN RENEWABLE RESOURCES LIMITED</w:t>
-      </w:r>
-    </w:p>
-    <w:p>
-      <w:pPr>
-        <w:spacing w:before="0" w:after="20"/>
-        <w:jc w:val="left"/>
-      </w:pPr>
-      <w:r>
-        <w:rPr>
-          <w:rFonts w:ascii="Adani" w:hAnsi="Adani"/>
-          <w:b/>
-          <w:sz w:val="20"/>
-          <w:u w:val="none"/>
-        </w:rPr>
-        <w:t>ADANI WIND ENERGY (GUJARAT) LIMITED</w:t>
-      </w:r>
-    </w:p>
-    <w:p>
-      <w:pPr>
-        <w:spacing w:before="0" w:after="20"/>
-        <w:jc w:val="left"/>
-      </w:pPr>
-      <w:r>
-        <w:rPr>
-          <w:rFonts w:ascii="Adani" w:hAnsi="Adani"/>
-          <w:b/>
-          <w:sz w:val="20"/>
-          <w:u w:val="none"/>
-        </w:rPr>
-        <w:t>TRINETHRA WIND AND HYDRO POWER PRIVATE LIMITED</w:t>
-      </w:r>
-    </w:p>
-    <w:p>
-      <w:pPr>
-        <w:spacing w:before="0" w:after="20"/>
-        <w:jc w:val="left"/>
-      </w:pPr>
-      <w:r>
-        <w:rPr>
-          <w:rFonts w:ascii="Adani" w:hAnsi="Adani"/>
-          <w:b/>
-          <w:sz w:val="20"/>
-          <w:u w:val="none"/>
-        </w:rPr>
-        <w:t>BOTHE WINDFARM DEVELOPMENT PRIVATE LIMITED</w:t>
-      </w:r>
-    </w:p>
-    <w:p>
-      <w:pPr>
-        <w:spacing w:before="0" w:after="20"/>
-        <w:jc w:val="left"/>
-      </w:pPr>
-      <w:r>
-        <w:rPr>
-          <w:rFonts w:ascii="Adani" w:hAnsi="Adani"/>
-          <w:b/>
-          <w:sz w:val="20"/>
-          <w:u w:val="none"/>
-        </w:rPr>
-        <w:t>DJ ENERGY PRIVATE LIMITED</w:t>
-      </w:r>
-    </w:p>
-    <w:p>
-      <w:pPr>
-        <w:spacing w:before="0" w:after="20"/>
-        <w:jc w:val="left"/>
-      </w:pPr>
-      <w:r>
-        <w:rPr>
-          <w:rFonts w:ascii="Adani" w:hAnsi="Adani"/>
-          <w:b/>
-          <w:sz w:val="20"/>
-          <w:u w:val="none"/>
-        </w:rPr>
-        <w:t>RENEWABLES TRINETHRA PRIVATE LIMITED</w:t>
-      </w:r>
-    </w:p>
-    <w:p>
-      <w:pPr>
-        <w:spacing w:before="0" w:after="20"/>
-        <w:jc w:val="left"/>
-      </w:pPr>
-      <w:r>
-        <w:rPr>
-          <w:rFonts w:ascii="Adani" w:hAnsi="Adani"/>
-          <w:b/>
-          <w:sz w:val="20"/>
-          <w:u w:val="none"/>
-        </w:rPr>
-        <w:t>WATSUN INFRABUILD PRIVATE LIMITED</w:t>
-      </w:r>
-    </w:p>
-    <w:p>
-      <w:pPr>
-        <w:spacing w:before="0" w:after="20"/>
-        <w:jc w:val="left"/>
-      </w:pPr>
-      <w:r>
-        <w:rPr>
-          <w:rFonts w:ascii="Adani" w:hAnsi="Adani"/>
-          <w:b/>
-          <w:sz w:val="20"/>
-          <w:u w:val="none"/>
-        </w:rPr>
-        <w:t>UTTAR URJA PROJECTS PRIVATE LIMITED</w:t>
-      </w:r>
-    </w:p>
-    <w:p>
-      <w:pPr>
-        <w:spacing w:before="0" w:after="20"/>
-        <w:jc w:val="left"/>
-      </w:pPr>
-      <w:r>
-        <w:rPr>
-          <w:rFonts w:ascii="Adani" w:hAnsi="Adani"/>
-          <w:b/>
-          <w:sz w:val="20"/>
-          <w:u w:val="none"/>
-        </w:rPr>
-        <w:t>JAI CORP LIMITED</w:t>
       </w:r>
     </w:p>
     <w:p>
@@ -5075,66 +3173,6 @@
           <w:sz w:val="20"/>
           <w:u w:val="none"/>
         </w:rPr>
-        <w:t>SURAJKIRAN SOLAR TECHNOLOGIES LIMITED</w:t>
-      </w:r>
-    </w:p>
-    <w:p>
-      <w:pPr>
-        <w:spacing w:before="0" w:after="20"/>
-        <w:jc w:val="left"/>
-      </w:pPr>
-      <w:r>
-        <w:rPr>
-          <w:rFonts w:ascii="Adani" w:hAnsi="Adani"/>
-          <w:b w:val="0"/>
-          <w:sz w:val="20"/>
-          <w:u w:val="none"/>
-        </w:rPr>
-        <w:t>SURAJKIRAN RENEWABLE RESOURCES LIMITED</w:t>
-      </w:r>
-    </w:p>
-    <w:p>
-      <w:pPr>
-        <w:spacing w:before="0" w:after="20"/>
-        <w:jc w:val="left"/>
-      </w:pPr>
-      <w:r>
-        <w:rPr>
-          <w:rFonts w:ascii="Adani" w:hAnsi="Adani"/>
-          <w:b w:val="0"/>
-          <w:sz w:val="20"/>
-          <w:u w:val="none"/>
-        </w:rPr>
-        <w:t>ADANI WIND ENERGY (GUJARAT) LIMITED</w:t>
-      </w:r>
-    </w:p>
-    <w:p>
-      <w:pPr>
-        <w:spacing w:before="0" w:after="20"/>
-        <w:jc w:val="left"/>
-      </w:pPr>
-      <w:r>
-        <w:rPr>
-          <w:rFonts w:ascii="Adani" w:hAnsi="Adani"/>
-          <w:b w:val="0"/>
-          <w:sz w:val="20"/>
-          <w:u w:val="none"/>
-        </w:rPr>
-        <w:t>JAI CORP LIMITED</w:t>
-      </w:r>
-    </w:p>
-    <w:p>
-      <w:pPr>
-        <w:spacing w:before="0" w:after="20"/>
-        <w:jc w:val="left"/>
-      </w:pPr>
-      <w:r>
-        <w:rPr>
-          <w:rFonts w:ascii="Adani" w:hAnsi="Adani"/>
-          <w:b w:val="0"/>
-          <w:sz w:val="20"/>
-          <w:u w:val="none"/>
-        </w:rPr>
         <w:t>KALYANI INVESTMENT COMPANY LIMITED</w:t>
       </w:r>
     </w:p>
@@ -5235,8 +3273,8 @@
     </w:p>
     <w:p>
       <w:pPr>
-        <w:spacing w:before="0" w:after="20"/>
-        <w:jc w:val="left"/>
+        <w:spacing w:before="0" w:after="80"/>
+        <w:jc w:val="center"/>
       </w:pPr>
       <w:r>
         <w:rPr>
@@ -5245,112 +3283,10 @@
           <w:sz w:val="20"/>
           <w:u w:val="none"/>
         </w:rPr>
-        <w:t>ADANI SOLAR ENERGY KUTCHH TWO PRIVATE LIMITED</w:t>
-      </w:r>
-    </w:p>
-    <w:p>
-      <w:pPr>
-        <w:spacing w:before="0" w:after="20"/>
-        <w:jc w:val="left"/>
-      </w:pPr>
-      <w:r>
-        <w:rPr>
-          <w:rFonts w:ascii="Adani" w:hAnsi="Adani"/>
-          <w:b w:val="0"/>
-          <w:sz w:val="20"/>
-          <w:u w:val="none"/>
-        </w:rPr>
-        <w:t>ADANI SOLAR ENERGY AP SEVEN PRIVATE LIMITED</w:t>
-      </w:r>
-    </w:p>
-    <w:p>
-      <w:pPr>
-        <w:spacing w:before="0" w:after="20"/>
-        <w:jc w:val="left"/>
-      </w:pPr>
-      <w:r>
-        <w:rPr>
-          <w:rFonts w:ascii="Adani" w:hAnsi="Adani"/>
-          <w:b w:val="0"/>
-          <w:sz w:val="20"/>
-          <w:u w:val="none"/>
-        </w:rPr>
-        <w:t>TRINETHRA WIND AND HYDRO POWER PRIVATE LIMITED</w:t>
-      </w:r>
-    </w:p>
-    <w:p>
-      <w:pPr>
-        <w:spacing w:before="0" w:after="20"/>
-        <w:jc w:val="left"/>
-      </w:pPr>
-      <w:r>
-        <w:rPr>
-          <w:rFonts w:ascii="Adani" w:hAnsi="Adani"/>
-          <w:b w:val="0"/>
-          <w:sz w:val="20"/>
-          <w:u w:val="none"/>
-        </w:rPr>
-        <w:t>BOTHE WINDFARM DEVELOPMENT PRIVATE LIMITED</w:t>
-      </w:r>
-    </w:p>
-    <w:p>
-      <w:pPr>
-        <w:spacing w:before="0" w:after="20"/>
-        <w:jc w:val="left"/>
-      </w:pPr>
-      <w:r>
-        <w:rPr>
-          <w:rFonts w:ascii="Adani" w:hAnsi="Adani"/>
-          <w:b w:val="0"/>
-          <w:sz w:val="20"/>
-          <w:u w:val="none"/>
-        </w:rPr>
-        <w:t>DJ ENERGY PRIVATE LIMITED</w:t>
-      </w:r>
-    </w:p>
-    <w:p>
-      <w:pPr>
-        <w:spacing w:before="0" w:after="20"/>
-        <w:jc w:val="left"/>
-      </w:pPr>
-      <w:r>
-        <w:rPr>
-          <w:rFonts w:ascii="Adani" w:hAnsi="Adani"/>
-          <w:b w:val="0"/>
-          <w:sz w:val="20"/>
-          <w:u w:val="none"/>
-        </w:rPr>
-        <w:t>RENEWABLES TRINETHRA PRIVATE LIMITED</w:t>
-      </w:r>
-    </w:p>
-    <w:p>
-      <w:pPr>
-        <w:spacing w:before="0" w:after="20"/>
-        <w:jc w:val="left"/>
-      </w:pPr>
-      <w:r>
-        <w:rPr>
-          <w:rFonts w:ascii="Adani" w:hAnsi="Adani"/>
-          <w:b w:val="0"/>
-          <w:sz w:val="20"/>
-          <w:u w:val="none"/>
-        </w:rPr>
-        <w:t>WATSUN INFRABUILD PRIVATE LIMITED</w:t>
-      </w:r>
-    </w:p>
-    <w:p>
-      <w:pPr>
-        <w:spacing w:before="0" w:after="20"/>
-        <w:jc w:val="left"/>
-      </w:pPr>
-      <w:r>
-        <w:rPr>
-          <w:rFonts w:ascii="Adani" w:hAnsi="Adani"/>
-          <w:b w:val="0"/>
-          <w:sz w:val="20"/>
-          <w:u w:val="none"/>
-        </w:rPr>
-        <w:t>UTTAR URJA PROJECTS PRIVATE LIMITED</w:t>
+        <w:tab/>
+        <w:tab/>
+        <w:tab/>
+        <w:t>NIL</w:t>
       </w:r>
     </w:p>
     <w:p/>
@@ -6108,7 +4044,7 @@
                 <w:sz w:val="18"/>
                 <w:u w:val="none"/>
               </w:rPr>
-              <w:t>20</w:t>
+              <w:t>8</w:t>
             </w:r>
           </w:p>
         </w:tc>
@@ -6737,1374 +4673,6 @@
                 <w:sz w:val="18"/>
                 <w:u w:val="none"/>
               </w:rPr>
-              <w:t>U40106GJ2016PTC086542</w:t>
-            </w:r>
-          </w:p>
-        </w:tc>
-        <w:tc>
-          <w:tcPr>
-            <w:tcW w:type="dxa" w:w="4252"/>
-            <w:shd w:val="clear" w:color="auto" w:fill="FFFFFF"/>
-            <w:tcBorders>
-              <w:top w:val="single" w:sz="4" w:space="0" w:color="000000"/>
-              <w:left w:val="single" w:sz="4" w:space="0" w:color="000000"/>
-              <w:bottom w:val="single" w:sz="4" w:space="0" w:color="000000"/>
-              <w:right w:val="single" w:sz="4" w:space="0" w:color="000000"/>
-            </w:tcBorders>
-            <w:vAlign w:val="center"/>
-          </w:tcPr>
-          <w:p>
-            <w:pPr>
-              <w:spacing w:before="40" w:after="40"/>
-              <w:jc w:val="left"/>
-            </w:pPr>
-            <w:r>
-              <w:rPr>
-                <w:rFonts w:ascii="Adani" w:hAnsi="Adani"/>
-                <w:b w:val="0"/>
-                <w:sz w:val="18"/>
-                <w:u w:val="none"/>
-              </w:rPr>
-              <w:t>ADANI SOLAR ENERGY KUTCHH TWO PRIVATE LIMITED</w:t>
-            </w:r>
-          </w:p>
-        </w:tc>
-        <w:tc>
-          <w:tcPr>
-            <w:tcW w:type="dxa" w:w="1587"/>
-            <w:shd w:val="clear" w:color="auto" w:fill="FFFFFF"/>
-            <w:tcBorders>
-              <w:top w:val="single" w:sz="4" w:space="0" w:color="000000"/>
-              <w:left w:val="single" w:sz="4" w:space="0" w:color="000000"/>
-              <w:bottom w:val="single" w:sz="4" w:space="0" w:color="000000"/>
-              <w:right w:val="single" w:sz="4" w:space="0" w:color="000000"/>
-            </w:tcBorders>
-            <w:vAlign w:val="center"/>
-          </w:tcPr>
-          <w:p>
-            <w:pPr>
-              <w:spacing w:before="40" w:after="40"/>
-              <w:jc w:val="left"/>
-            </w:pPr>
-            <w:r>
-              <w:rPr>
-                <w:rFonts w:ascii="Adani" w:hAnsi="Adani"/>
-                <w:b w:val="0"/>
-                <w:sz w:val="18"/>
-                <w:u w:val="none"/>
-              </w:rPr>
-              <w:t>Director</w:t>
-            </w:r>
-          </w:p>
-        </w:tc>
-        <w:tc>
-          <w:tcPr>
-            <w:tcW w:type="dxa" w:w="1304"/>
-            <w:shd w:val="clear" w:color="auto" w:fill="FFFFFF"/>
-            <w:tcBorders>
-              <w:top w:val="single" w:sz="4" w:space="0" w:color="000000"/>
-              <w:left w:val="single" w:sz="4" w:space="0" w:color="000000"/>
-              <w:bottom w:val="single" w:sz="4" w:space="0" w:color="000000"/>
-              <w:right w:val="single" w:sz="4" w:space="0" w:color="000000"/>
-            </w:tcBorders>
-            <w:vAlign w:val="center"/>
-          </w:tcPr>
-          <w:p>
-            <w:pPr>
-              <w:spacing w:before="40" w:after="40"/>
-              <w:jc w:val="left"/>
-            </w:pPr>
-            <w:r>
-              <w:rPr>
-                <w:rFonts w:ascii="Adani" w:hAnsi="Adani"/>
-                <w:b w:val="0"/>
-                <w:sz w:val="18"/>
-                <w:u w:val="none"/>
-              </w:rPr>
-              <w:t>10/03/2022</w:t>
-            </w:r>
-          </w:p>
-        </w:tc>
-      </w:tr>
-      <w:tr>
-        <w:tc>
-          <w:tcPr>
-            <w:tcW w:type="dxa" w:w="2268"/>
-            <w:shd w:val="clear" w:color="auto" w:fill="FFFFFF"/>
-            <w:tcBorders>
-              <w:top w:val="single" w:sz="4" w:space="0" w:color="000000"/>
-              <w:left w:val="single" w:sz="4" w:space="0" w:color="000000"/>
-              <w:bottom w:val="single" w:sz="4" w:space="0" w:color="000000"/>
-              <w:right w:val="single" w:sz="4" w:space="0" w:color="000000"/>
-            </w:tcBorders>
-            <w:vAlign w:val="center"/>
-          </w:tcPr>
-          <w:p>
-            <w:pPr>
-              <w:spacing w:before="40" w:after="40"/>
-              <w:jc w:val="left"/>
-            </w:pPr>
-            <w:r>
-              <w:rPr>
-                <w:rFonts w:ascii="Adani" w:hAnsi="Adani"/>
-                <w:b w:val="0"/>
-                <w:sz w:val="18"/>
-                <w:u w:val="none"/>
-              </w:rPr>
-              <w:t>U74999GJ2018PTC166538</w:t>
-            </w:r>
-          </w:p>
-        </w:tc>
-        <w:tc>
-          <w:tcPr>
-            <w:tcW w:type="dxa" w:w="4252"/>
-            <w:shd w:val="clear" w:color="auto" w:fill="FFFFFF"/>
-            <w:tcBorders>
-              <w:top w:val="single" w:sz="4" w:space="0" w:color="000000"/>
-              <w:left w:val="single" w:sz="4" w:space="0" w:color="000000"/>
-              <w:bottom w:val="single" w:sz="4" w:space="0" w:color="000000"/>
-              <w:right w:val="single" w:sz="4" w:space="0" w:color="000000"/>
-            </w:tcBorders>
-            <w:vAlign w:val="center"/>
-          </w:tcPr>
-          <w:p>
-            <w:pPr>
-              <w:spacing w:before="40" w:after="40"/>
-              <w:jc w:val="left"/>
-            </w:pPr>
-            <w:r>
-              <w:rPr>
-                <w:rFonts w:ascii="Adani" w:hAnsi="Adani"/>
-                <w:b w:val="0"/>
-                <w:sz w:val="18"/>
-                <w:u w:val="none"/>
-              </w:rPr>
-              <w:t>ADANI SOLAR ENERGY AP SEVEN PRIVATE LIMITED</w:t>
-            </w:r>
-          </w:p>
-        </w:tc>
-        <w:tc>
-          <w:tcPr>
-            <w:tcW w:type="dxa" w:w="1587"/>
-            <w:shd w:val="clear" w:color="auto" w:fill="FFFFFF"/>
-            <w:tcBorders>
-              <w:top w:val="single" w:sz="4" w:space="0" w:color="000000"/>
-              <w:left w:val="single" w:sz="4" w:space="0" w:color="000000"/>
-              <w:bottom w:val="single" w:sz="4" w:space="0" w:color="000000"/>
-              <w:right w:val="single" w:sz="4" w:space="0" w:color="000000"/>
-            </w:tcBorders>
-            <w:vAlign w:val="center"/>
-          </w:tcPr>
-          <w:p>
-            <w:pPr>
-              <w:spacing w:before="40" w:after="40"/>
-              <w:jc w:val="left"/>
-            </w:pPr>
-            <w:r>
-              <w:rPr>
-                <w:rFonts w:ascii="Adani" w:hAnsi="Adani"/>
-                <w:b w:val="0"/>
-                <w:sz w:val="18"/>
-                <w:u w:val="none"/>
-              </w:rPr>
-              <w:t>Director</w:t>
-            </w:r>
-          </w:p>
-        </w:tc>
-        <w:tc>
-          <w:tcPr>
-            <w:tcW w:type="dxa" w:w="1304"/>
-            <w:shd w:val="clear" w:color="auto" w:fill="FFFFFF"/>
-            <w:tcBorders>
-              <w:top w:val="single" w:sz="4" w:space="0" w:color="000000"/>
-              <w:left w:val="single" w:sz="4" w:space="0" w:color="000000"/>
-              <w:bottom w:val="single" w:sz="4" w:space="0" w:color="000000"/>
-              <w:right w:val="single" w:sz="4" w:space="0" w:color="000000"/>
-            </w:tcBorders>
-            <w:vAlign w:val="center"/>
-          </w:tcPr>
-          <w:p>
-            <w:pPr>
-              <w:spacing w:before="40" w:after="40"/>
-              <w:jc w:val="left"/>
-            </w:pPr>
-            <w:r>
-              <w:rPr>
-                <w:rFonts w:ascii="Adani" w:hAnsi="Adani"/>
-                <w:b w:val="0"/>
-                <w:sz w:val="18"/>
-                <w:u w:val="none"/>
-              </w:rPr>
-              <w:t>10/03/2022</w:t>
-            </w:r>
-          </w:p>
-        </w:tc>
-      </w:tr>
-      <w:tr>
-        <w:tc>
-          <w:tcPr>
-            <w:tcW w:type="dxa" w:w="2268"/>
-            <w:shd w:val="clear" w:color="auto" w:fill="FFFFFF"/>
-            <w:tcBorders>
-              <w:top w:val="single" w:sz="4" w:space="0" w:color="000000"/>
-              <w:left w:val="single" w:sz="4" w:space="0" w:color="000000"/>
-              <w:bottom w:val="single" w:sz="4" w:space="0" w:color="000000"/>
-              <w:right w:val="single" w:sz="4" w:space="0" w:color="000000"/>
-            </w:tcBorders>
-            <w:vAlign w:val="center"/>
-          </w:tcPr>
-          <w:p>
-            <w:pPr>
-              <w:spacing w:before="40" w:after="40"/>
-              <w:jc w:val="left"/>
-            </w:pPr>
-            <w:r>
-              <w:rPr>
-                <w:rFonts w:ascii="Adani" w:hAnsi="Adani"/>
-                <w:b w:val="0"/>
-                <w:sz w:val="18"/>
-                <w:u w:val="none"/>
-              </w:rPr>
-              <w:t>U74140GJ2015PLC127993</w:t>
-            </w:r>
-          </w:p>
-        </w:tc>
-        <w:tc>
-          <w:tcPr>
-            <w:tcW w:type="dxa" w:w="4252"/>
-            <w:shd w:val="clear" w:color="auto" w:fill="FFFFFF"/>
-            <w:tcBorders>
-              <w:top w:val="single" w:sz="4" w:space="0" w:color="000000"/>
-              <w:left w:val="single" w:sz="4" w:space="0" w:color="000000"/>
-              <w:bottom w:val="single" w:sz="4" w:space="0" w:color="000000"/>
-              <w:right w:val="single" w:sz="4" w:space="0" w:color="000000"/>
-            </w:tcBorders>
-            <w:vAlign w:val="center"/>
-          </w:tcPr>
-          <w:p>
-            <w:pPr>
-              <w:spacing w:before="40" w:after="40"/>
-              <w:jc w:val="left"/>
-            </w:pPr>
-            <w:r>
-              <w:rPr>
-                <w:rFonts w:ascii="Adani" w:hAnsi="Adani"/>
-                <w:b w:val="0"/>
-                <w:sz w:val="18"/>
-                <w:u w:val="none"/>
-              </w:rPr>
-              <w:t>SURAJKIRAN SOLAR TECHNOLOGIES LIMITED</w:t>
-            </w:r>
-          </w:p>
-        </w:tc>
-        <w:tc>
-          <w:tcPr>
-            <w:tcW w:type="dxa" w:w="1587"/>
-            <w:shd w:val="clear" w:color="auto" w:fill="FFFFFF"/>
-            <w:tcBorders>
-              <w:top w:val="single" w:sz="4" w:space="0" w:color="000000"/>
-              <w:left w:val="single" w:sz="4" w:space="0" w:color="000000"/>
-              <w:bottom w:val="single" w:sz="4" w:space="0" w:color="000000"/>
-              <w:right w:val="single" w:sz="4" w:space="0" w:color="000000"/>
-            </w:tcBorders>
-            <w:vAlign w:val="center"/>
-          </w:tcPr>
-          <w:p>
-            <w:pPr>
-              <w:spacing w:before="40" w:after="40"/>
-              <w:jc w:val="left"/>
-            </w:pPr>
-            <w:r>
-              <w:rPr>
-                <w:rFonts w:ascii="Adani" w:hAnsi="Adani"/>
-                <w:b w:val="0"/>
-                <w:sz w:val="18"/>
-                <w:u w:val="none"/>
-              </w:rPr>
-              <w:t>Director</w:t>
-            </w:r>
-          </w:p>
-        </w:tc>
-        <w:tc>
-          <w:tcPr>
-            <w:tcW w:type="dxa" w:w="1304"/>
-            <w:shd w:val="clear" w:color="auto" w:fill="FFFFFF"/>
-            <w:tcBorders>
-              <w:top w:val="single" w:sz="4" w:space="0" w:color="000000"/>
-              <w:left w:val="single" w:sz="4" w:space="0" w:color="000000"/>
-              <w:bottom w:val="single" w:sz="4" w:space="0" w:color="000000"/>
-              <w:right w:val="single" w:sz="4" w:space="0" w:color="000000"/>
-            </w:tcBorders>
-            <w:vAlign w:val="center"/>
-          </w:tcPr>
-          <w:p>
-            <w:pPr>
-              <w:spacing w:before="40" w:after="40"/>
-              <w:jc w:val="left"/>
-            </w:pPr>
-            <w:r>
-              <w:rPr>
-                <w:rFonts w:ascii="Adani" w:hAnsi="Adani"/>
-                <w:b w:val="0"/>
-                <w:sz w:val="18"/>
-                <w:u w:val="none"/>
-              </w:rPr>
-              <w:t>10/03/2022</w:t>
-            </w:r>
-          </w:p>
-        </w:tc>
-      </w:tr>
-      <w:tr>
-        <w:tc>
-          <w:tcPr>
-            <w:tcW w:type="dxa" w:w="2268"/>
-            <w:shd w:val="clear" w:color="auto" w:fill="FFFFFF"/>
-            <w:tcBorders>
-              <w:top w:val="single" w:sz="4" w:space="0" w:color="000000"/>
-              <w:left w:val="single" w:sz="4" w:space="0" w:color="000000"/>
-              <w:bottom w:val="single" w:sz="4" w:space="0" w:color="000000"/>
-              <w:right w:val="single" w:sz="4" w:space="0" w:color="000000"/>
-            </w:tcBorders>
-            <w:vAlign w:val="center"/>
-          </w:tcPr>
-          <w:p>
-            <w:pPr>
-              <w:spacing w:before="40" w:after="40"/>
-              <w:jc w:val="left"/>
-            </w:pPr>
-            <w:r>
-              <w:rPr>
-                <w:rFonts w:ascii="Adani" w:hAnsi="Adani"/>
-                <w:b w:val="0"/>
-                <w:sz w:val="18"/>
-                <w:u w:val="none"/>
-              </w:rPr>
-              <w:t>U74999GJ2015PLC127992</w:t>
-            </w:r>
-          </w:p>
-        </w:tc>
-        <w:tc>
-          <w:tcPr>
-            <w:tcW w:type="dxa" w:w="4252"/>
-            <w:shd w:val="clear" w:color="auto" w:fill="FFFFFF"/>
-            <w:tcBorders>
-              <w:top w:val="single" w:sz="4" w:space="0" w:color="000000"/>
-              <w:left w:val="single" w:sz="4" w:space="0" w:color="000000"/>
-              <w:bottom w:val="single" w:sz="4" w:space="0" w:color="000000"/>
-              <w:right w:val="single" w:sz="4" w:space="0" w:color="000000"/>
-            </w:tcBorders>
-            <w:vAlign w:val="center"/>
-          </w:tcPr>
-          <w:p>
-            <w:pPr>
-              <w:spacing w:before="40" w:after="40"/>
-              <w:jc w:val="left"/>
-            </w:pPr>
-            <w:r>
-              <w:rPr>
-                <w:rFonts w:ascii="Adani" w:hAnsi="Adani"/>
-                <w:b w:val="0"/>
-                <w:sz w:val="18"/>
-                <w:u w:val="none"/>
-              </w:rPr>
-              <w:t>SURAJKIRAN RENEWABLE RESOURCES LIMITED</w:t>
-            </w:r>
-          </w:p>
-        </w:tc>
-        <w:tc>
-          <w:tcPr>
-            <w:tcW w:type="dxa" w:w="1587"/>
-            <w:shd w:val="clear" w:color="auto" w:fill="FFFFFF"/>
-            <w:tcBorders>
-              <w:top w:val="single" w:sz="4" w:space="0" w:color="000000"/>
-              <w:left w:val="single" w:sz="4" w:space="0" w:color="000000"/>
-              <w:bottom w:val="single" w:sz="4" w:space="0" w:color="000000"/>
-              <w:right w:val="single" w:sz="4" w:space="0" w:color="000000"/>
-            </w:tcBorders>
-            <w:vAlign w:val="center"/>
-          </w:tcPr>
-          <w:p>
-            <w:pPr>
-              <w:spacing w:before="40" w:after="40"/>
-              <w:jc w:val="left"/>
-            </w:pPr>
-            <w:r>
-              <w:rPr>
-                <w:rFonts w:ascii="Adani" w:hAnsi="Adani"/>
-                <w:b w:val="0"/>
-                <w:sz w:val="18"/>
-                <w:u w:val="none"/>
-              </w:rPr>
-              <w:t>Director</w:t>
-            </w:r>
-          </w:p>
-        </w:tc>
-        <w:tc>
-          <w:tcPr>
-            <w:tcW w:type="dxa" w:w="1304"/>
-            <w:shd w:val="clear" w:color="auto" w:fill="FFFFFF"/>
-            <w:tcBorders>
-              <w:top w:val="single" w:sz="4" w:space="0" w:color="000000"/>
-              <w:left w:val="single" w:sz="4" w:space="0" w:color="000000"/>
-              <w:bottom w:val="single" w:sz="4" w:space="0" w:color="000000"/>
-              <w:right w:val="single" w:sz="4" w:space="0" w:color="000000"/>
-            </w:tcBorders>
-            <w:vAlign w:val="center"/>
-          </w:tcPr>
-          <w:p>
-            <w:pPr>
-              <w:spacing w:before="40" w:after="40"/>
-              <w:jc w:val="left"/>
-            </w:pPr>
-            <w:r>
-              <w:rPr>
-                <w:rFonts w:ascii="Adani" w:hAnsi="Adani"/>
-                <w:b w:val="0"/>
-                <w:sz w:val="18"/>
-                <w:u w:val="none"/>
-              </w:rPr>
-              <w:t>10/03/2022</w:t>
-            </w:r>
-          </w:p>
-        </w:tc>
-      </w:tr>
-      <w:tr>
-        <w:tc>
-          <w:tcPr>
-            <w:tcW w:type="dxa" w:w="2268"/>
-            <w:shd w:val="clear" w:color="auto" w:fill="FFFFFF"/>
-            <w:tcBorders>
-              <w:top w:val="single" w:sz="4" w:space="0" w:color="000000"/>
-              <w:left w:val="single" w:sz="4" w:space="0" w:color="000000"/>
-              <w:bottom w:val="single" w:sz="4" w:space="0" w:color="000000"/>
-              <w:right w:val="single" w:sz="4" w:space="0" w:color="000000"/>
-            </w:tcBorders>
-            <w:vAlign w:val="center"/>
-          </w:tcPr>
-          <w:p>
-            <w:pPr>
-              <w:spacing w:before="40" w:after="40"/>
-              <w:jc w:val="left"/>
-            </w:pPr>
-            <w:r>
-              <w:rPr>
-                <w:rFonts w:ascii="Adani" w:hAnsi="Adani"/>
-                <w:b w:val="0"/>
-                <w:sz w:val="18"/>
-                <w:u w:val="none"/>
-              </w:rPr>
-              <w:t>U45206GJ2008PLC128375</w:t>
-            </w:r>
-          </w:p>
-        </w:tc>
-        <w:tc>
-          <w:tcPr>
-            <w:tcW w:type="dxa" w:w="4252"/>
-            <w:shd w:val="clear" w:color="auto" w:fill="FFFFFF"/>
-            <w:tcBorders>
-              <w:top w:val="single" w:sz="4" w:space="0" w:color="000000"/>
-              <w:left w:val="single" w:sz="4" w:space="0" w:color="000000"/>
-              <w:bottom w:val="single" w:sz="4" w:space="0" w:color="000000"/>
-              <w:right w:val="single" w:sz="4" w:space="0" w:color="000000"/>
-            </w:tcBorders>
-            <w:vAlign w:val="center"/>
-          </w:tcPr>
-          <w:p>
-            <w:pPr>
-              <w:spacing w:before="40" w:after="40"/>
-              <w:jc w:val="left"/>
-            </w:pPr>
-            <w:r>
-              <w:rPr>
-                <w:rFonts w:ascii="Adani" w:hAnsi="Adani"/>
-                <w:b w:val="0"/>
-                <w:sz w:val="18"/>
-                <w:u w:val="none"/>
-              </w:rPr>
-              <w:t>ADANI WIND ENERGY (GUJARAT) LIMITED</w:t>
-            </w:r>
-          </w:p>
-        </w:tc>
-        <w:tc>
-          <w:tcPr>
-            <w:tcW w:type="dxa" w:w="1587"/>
-            <w:shd w:val="clear" w:color="auto" w:fill="FFFFFF"/>
-            <w:tcBorders>
-              <w:top w:val="single" w:sz="4" w:space="0" w:color="000000"/>
-              <w:left w:val="single" w:sz="4" w:space="0" w:color="000000"/>
-              <w:bottom w:val="single" w:sz="4" w:space="0" w:color="000000"/>
-              <w:right w:val="single" w:sz="4" w:space="0" w:color="000000"/>
-            </w:tcBorders>
-            <w:vAlign w:val="center"/>
-          </w:tcPr>
-          <w:p>
-            <w:pPr>
-              <w:spacing w:before="40" w:after="40"/>
-              <w:jc w:val="left"/>
-            </w:pPr>
-            <w:r>
-              <w:rPr>
-                <w:rFonts w:ascii="Adani" w:hAnsi="Adani"/>
-                <w:b w:val="0"/>
-                <w:sz w:val="18"/>
-                <w:u w:val="none"/>
-              </w:rPr>
-              <w:t>Director</w:t>
-            </w:r>
-          </w:p>
-        </w:tc>
-        <w:tc>
-          <w:tcPr>
-            <w:tcW w:type="dxa" w:w="1304"/>
-            <w:shd w:val="clear" w:color="auto" w:fill="FFFFFF"/>
-            <w:tcBorders>
-              <w:top w:val="single" w:sz="4" w:space="0" w:color="000000"/>
-              <w:left w:val="single" w:sz="4" w:space="0" w:color="000000"/>
-              <w:bottom w:val="single" w:sz="4" w:space="0" w:color="000000"/>
-              <w:right w:val="single" w:sz="4" w:space="0" w:color="000000"/>
-            </w:tcBorders>
-            <w:vAlign w:val="center"/>
-          </w:tcPr>
-          <w:p>
-            <w:pPr>
-              <w:spacing w:before="40" w:after="40"/>
-              <w:jc w:val="left"/>
-            </w:pPr>
-            <w:r>
-              <w:rPr>
-                <w:rFonts w:ascii="Adani" w:hAnsi="Adani"/>
-                <w:b w:val="0"/>
-                <w:sz w:val="18"/>
-                <w:u w:val="none"/>
-              </w:rPr>
-              <w:t>10/03/2022</w:t>
-            </w:r>
-          </w:p>
-        </w:tc>
-      </w:tr>
-      <w:tr>
-        <w:tc>
-          <w:tcPr>
-            <w:tcW w:type="dxa" w:w="2268"/>
-            <w:shd w:val="clear" w:color="auto" w:fill="FFFFFF"/>
-            <w:tcBorders>
-              <w:top w:val="single" w:sz="4" w:space="0" w:color="000000"/>
-              <w:left w:val="single" w:sz="4" w:space="0" w:color="000000"/>
-              <w:bottom w:val="single" w:sz="4" w:space="0" w:color="000000"/>
-              <w:right w:val="single" w:sz="4" w:space="0" w:color="000000"/>
-            </w:tcBorders>
-            <w:vAlign w:val="center"/>
-          </w:tcPr>
-          <w:p>
-            <w:pPr>
-              <w:spacing w:before="40" w:after="40"/>
-              <w:jc w:val="left"/>
-            </w:pPr>
-            <w:r>
-              <w:rPr>
-                <w:rFonts w:ascii="Adani" w:hAnsi="Adani"/>
-                <w:b w:val="0"/>
-                <w:sz w:val="18"/>
-                <w:u w:val="none"/>
-              </w:rPr>
-              <w:t>U40108MH2008PTC350262</w:t>
-            </w:r>
-          </w:p>
-        </w:tc>
-        <w:tc>
-          <w:tcPr>
-            <w:tcW w:type="dxa" w:w="4252"/>
-            <w:shd w:val="clear" w:color="auto" w:fill="FFFFFF"/>
-            <w:tcBorders>
-              <w:top w:val="single" w:sz="4" w:space="0" w:color="000000"/>
-              <w:left w:val="single" w:sz="4" w:space="0" w:color="000000"/>
-              <w:bottom w:val="single" w:sz="4" w:space="0" w:color="000000"/>
-              <w:right w:val="single" w:sz="4" w:space="0" w:color="000000"/>
-            </w:tcBorders>
-            <w:vAlign w:val="center"/>
-          </w:tcPr>
-          <w:p>
-            <w:pPr>
-              <w:spacing w:before="40" w:after="40"/>
-              <w:jc w:val="left"/>
-            </w:pPr>
-            <w:r>
-              <w:rPr>
-                <w:rFonts w:ascii="Adani" w:hAnsi="Adani"/>
-                <w:b w:val="0"/>
-                <w:sz w:val="18"/>
-                <w:u w:val="none"/>
-              </w:rPr>
-              <w:t>TRINETHRA WIND AND HYDRO POWER PRIVATE LIMITED</w:t>
-            </w:r>
-          </w:p>
-        </w:tc>
-        <w:tc>
-          <w:tcPr>
-            <w:tcW w:type="dxa" w:w="1587"/>
-            <w:shd w:val="clear" w:color="auto" w:fill="FFFFFF"/>
-            <w:tcBorders>
-              <w:top w:val="single" w:sz="4" w:space="0" w:color="000000"/>
-              <w:left w:val="single" w:sz="4" w:space="0" w:color="000000"/>
-              <w:bottom w:val="single" w:sz="4" w:space="0" w:color="000000"/>
-              <w:right w:val="single" w:sz="4" w:space="0" w:color="000000"/>
-            </w:tcBorders>
-            <w:vAlign w:val="center"/>
-          </w:tcPr>
-          <w:p>
-            <w:pPr>
-              <w:spacing w:before="40" w:after="40"/>
-              <w:jc w:val="left"/>
-            </w:pPr>
-            <w:r>
-              <w:rPr>
-                <w:rFonts w:ascii="Adani" w:hAnsi="Adani"/>
-                <w:b w:val="0"/>
-                <w:sz w:val="18"/>
-                <w:u w:val="none"/>
-              </w:rPr>
-              <w:t>Director</w:t>
-            </w:r>
-          </w:p>
-        </w:tc>
-        <w:tc>
-          <w:tcPr>
-            <w:tcW w:type="dxa" w:w="1304"/>
-            <w:shd w:val="clear" w:color="auto" w:fill="FFFFFF"/>
-            <w:tcBorders>
-              <w:top w:val="single" w:sz="4" w:space="0" w:color="000000"/>
-              <w:left w:val="single" w:sz="4" w:space="0" w:color="000000"/>
-              <w:bottom w:val="single" w:sz="4" w:space="0" w:color="000000"/>
-              <w:right w:val="single" w:sz="4" w:space="0" w:color="000000"/>
-            </w:tcBorders>
-            <w:vAlign w:val="center"/>
-          </w:tcPr>
-          <w:p>
-            <w:pPr>
-              <w:spacing w:before="40" w:after="40"/>
-              <w:jc w:val="left"/>
-            </w:pPr>
-            <w:r>
-              <w:rPr>
-                <w:rFonts w:ascii="Adani" w:hAnsi="Adani"/>
-                <w:b w:val="0"/>
-                <w:sz w:val="18"/>
-                <w:u w:val="none"/>
-              </w:rPr>
-              <w:t>26/05/2021</w:t>
-            </w:r>
-          </w:p>
-        </w:tc>
-      </w:tr>
-      <w:tr>
-        <w:tc>
-          <w:tcPr>
-            <w:tcW w:type="dxa" w:w="2268"/>
-            <w:shd w:val="clear" w:color="auto" w:fill="FFFFFF"/>
-            <w:tcBorders>
-              <w:top w:val="single" w:sz="4" w:space="0" w:color="000000"/>
-              <w:left w:val="single" w:sz="4" w:space="0" w:color="000000"/>
-              <w:bottom w:val="single" w:sz="4" w:space="0" w:color="000000"/>
-              <w:right w:val="single" w:sz="4" w:space="0" w:color="000000"/>
-            </w:tcBorders>
-            <w:vAlign w:val="center"/>
-          </w:tcPr>
-          <w:p>
-            <w:pPr>
-              <w:spacing w:before="40" w:after="40"/>
-              <w:jc w:val="left"/>
-            </w:pPr>
-            <w:r>
-              <w:rPr>
-                <w:rFonts w:ascii="Adani" w:hAnsi="Adani"/>
-                <w:b w:val="0"/>
-                <w:sz w:val="18"/>
-                <w:u w:val="none"/>
-              </w:rPr>
-              <w:t>U40102MH2011PTC218158</w:t>
-            </w:r>
-          </w:p>
-        </w:tc>
-        <w:tc>
-          <w:tcPr>
-            <w:tcW w:type="dxa" w:w="4252"/>
-            <w:shd w:val="clear" w:color="auto" w:fill="FFFFFF"/>
-            <w:tcBorders>
-              <w:top w:val="single" w:sz="4" w:space="0" w:color="000000"/>
-              <w:left w:val="single" w:sz="4" w:space="0" w:color="000000"/>
-              <w:bottom w:val="single" w:sz="4" w:space="0" w:color="000000"/>
-              <w:right w:val="single" w:sz="4" w:space="0" w:color="000000"/>
-            </w:tcBorders>
-            <w:vAlign w:val="center"/>
-          </w:tcPr>
-          <w:p>
-            <w:pPr>
-              <w:spacing w:before="40" w:after="40"/>
-              <w:jc w:val="left"/>
-            </w:pPr>
-            <w:r>
-              <w:rPr>
-                <w:rFonts w:ascii="Adani" w:hAnsi="Adani"/>
-                <w:b w:val="0"/>
-                <w:sz w:val="18"/>
-                <w:u w:val="none"/>
-              </w:rPr>
-              <w:t>BOTHE WINDFARM DEVELOPMENT PRIVATE LIMITED</w:t>
-            </w:r>
-          </w:p>
-        </w:tc>
-        <w:tc>
-          <w:tcPr>
-            <w:tcW w:type="dxa" w:w="1587"/>
-            <w:shd w:val="clear" w:color="auto" w:fill="FFFFFF"/>
-            <w:tcBorders>
-              <w:top w:val="single" w:sz="4" w:space="0" w:color="000000"/>
-              <w:left w:val="single" w:sz="4" w:space="0" w:color="000000"/>
-              <w:bottom w:val="single" w:sz="4" w:space="0" w:color="000000"/>
-              <w:right w:val="single" w:sz="4" w:space="0" w:color="000000"/>
-            </w:tcBorders>
-            <w:vAlign w:val="center"/>
-          </w:tcPr>
-          <w:p>
-            <w:pPr>
-              <w:spacing w:before="40" w:after="40"/>
-              <w:jc w:val="left"/>
-            </w:pPr>
-            <w:r>
-              <w:rPr>
-                <w:rFonts w:ascii="Adani" w:hAnsi="Adani"/>
-                <w:b w:val="0"/>
-                <w:sz w:val="18"/>
-                <w:u w:val="none"/>
-              </w:rPr>
-              <w:t>Director</w:t>
-            </w:r>
-          </w:p>
-        </w:tc>
-        <w:tc>
-          <w:tcPr>
-            <w:tcW w:type="dxa" w:w="1304"/>
-            <w:shd w:val="clear" w:color="auto" w:fill="FFFFFF"/>
-            <w:tcBorders>
-              <w:top w:val="single" w:sz="4" w:space="0" w:color="000000"/>
-              <w:left w:val="single" w:sz="4" w:space="0" w:color="000000"/>
-              <w:bottom w:val="single" w:sz="4" w:space="0" w:color="000000"/>
-              <w:right w:val="single" w:sz="4" w:space="0" w:color="000000"/>
-            </w:tcBorders>
-            <w:vAlign w:val="center"/>
-          </w:tcPr>
-          <w:p>
-            <w:pPr>
-              <w:spacing w:before="40" w:after="40"/>
-              <w:jc w:val="left"/>
-            </w:pPr>
-            <w:r>
-              <w:rPr>
-                <w:rFonts w:ascii="Adani" w:hAnsi="Adani"/>
-                <w:b w:val="0"/>
-                <w:sz w:val="18"/>
-                <w:u w:val="none"/>
-              </w:rPr>
-              <w:t>26/05/2021</w:t>
-            </w:r>
-          </w:p>
-        </w:tc>
-      </w:tr>
-      <w:tr>
-        <w:tc>
-          <w:tcPr>
-            <w:tcW w:type="dxa" w:w="2268"/>
-            <w:shd w:val="clear" w:color="auto" w:fill="FFFFFF"/>
-            <w:tcBorders>
-              <w:top w:val="single" w:sz="4" w:space="0" w:color="000000"/>
-              <w:left w:val="single" w:sz="4" w:space="0" w:color="000000"/>
-              <w:bottom w:val="single" w:sz="4" w:space="0" w:color="000000"/>
-              <w:right w:val="single" w:sz="4" w:space="0" w:color="000000"/>
-            </w:tcBorders>
-            <w:vAlign w:val="center"/>
-          </w:tcPr>
-          <w:p>
-            <w:pPr>
-              <w:spacing w:before="40" w:after="40"/>
-              <w:jc w:val="left"/>
-            </w:pPr>
-            <w:r>
-              <w:rPr>
-                <w:rFonts w:ascii="Adani" w:hAnsi="Adani"/>
-                <w:b w:val="0"/>
-                <w:sz w:val="18"/>
-                <w:u w:val="none"/>
-              </w:rPr>
-              <w:t>U40100MH2008PTC353038</w:t>
-            </w:r>
-          </w:p>
-        </w:tc>
-        <w:tc>
-          <w:tcPr>
-            <w:tcW w:type="dxa" w:w="4252"/>
-            <w:shd w:val="clear" w:color="auto" w:fill="FFFFFF"/>
-            <w:tcBorders>
-              <w:top w:val="single" w:sz="4" w:space="0" w:color="000000"/>
-              <w:left w:val="single" w:sz="4" w:space="0" w:color="000000"/>
-              <w:bottom w:val="single" w:sz="4" w:space="0" w:color="000000"/>
-              <w:right w:val="single" w:sz="4" w:space="0" w:color="000000"/>
-            </w:tcBorders>
-            <w:vAlign w:val="center"/>
-          </w:tcPr>
-          <w:p>
-            <w:pPr>
-              <w:spacing w:before="40" w:after="40"/>
-              <w:jc w:val="left"/>
-            </w:pPr>
-            <w:r>
-              <w:rPr>
-                <w:rFonts w:ascii="Adani" w:hAnsi="Adani"/>
-                <w:b w:val="0"/>
-                <w:sz w:val="18"/>
-                <w:u w:val="none"/>
-              </w:rPr>
-              <w:t>DJ ENERGY PRIVATE LIMITED</w:t>
-            </w:r>
-          </w:p>
-        </w:tc>
-        <w:tc>
-          <w:tcPr>
-            <w:tcW w:type="dxa" w:w="1587"/>
-            <w:shd w:val="clear" w:color="auto" w:fill="FFFFFF"/>
-            <w:tcBorders>
-              <w:top w:val="single" w:sz="4" w:space="0" w:color="000000"/>
-              <w:left w:val="single" w:sz="4" w:space="0" w:color="000000"/>
-              <w:bottom w:val="single" w:sz="4" w:space="0" w:color="000000"/>
-              <w:right w:val="single" w:sz="4" w:space="0" w:color="000000"/>
-            </w:tcBorders>
-            <w:vAlign w:val="center"/>
-          </w:tcPr>
-          <w:p>
-            <w:pPr>
-              <w:spacing w:before="40" w:after="40"/>
-              <w:jc w:val="left"/>
-            </w:pPr>
-            <w:r>
-              <w:rPr>
-                <w:rFonts w:ascii="Adani" w:hAnsi="Adani"/>
-                <w:b w:val="0"/>
-                <w:sz w:val="18"/>
-                <w:u w:val="none"/>
-              </w:rPr>
-              <w:t>Director</w:t>
-            </w:r>
-          </w:p>
-        </w:tc>
-        <w:tc>
-          <w:tcPr>
-            <w:tcW w:type="dxa" w:w="1304"/>
-            <w:shd w:val="clear" w:color="auto" w:fill="FFFFFF"/>
-            <w:tcBorders>
-              <w:top w:val="single" w:sz="4" w:space="0" w:color="000000"/>
-              <w:left w:val="single" w:sz="4" w:space="0" w:color="000000"/>
-              <w:bottom w:val="single" w:sz="4" w:space="0" w:color="000000"/>
-              <w:right w:val="single" w:sz="4" w:space="0" w:color="000000"/>
-            </w:tcBorders>
-            <w:vAlign w:val="center"/>
-          </w:tcPr>
-          <w:p>
-            <w:pPr>
-              <w:spacing w:before="40" w:after="40"/>
-              <w:jc w:val="left"/>
-            </w:pPr>
-            <w:r>
-              <w:rPr>
-                <w:rFonts w:ascii="Adani" w:hAnsi="Adani"/>
-                <w:b w:val="0"/>
-                <w:sz w:val="18"/>
-                <w:u w:val="none"/>
-              </w:rPr>
-              <w:t>26/05/2021</w:t>
-            </w:r>
-          </w:p>
-        </w:tc>
-      </w:tr>
-      <w:tr>
-        <w:tc>
-          <w:tcPr>
-            <w:tcW w:type="dxa" w:w="2268"/>
-            <w:shd w:val="clear" w:color="auto" w:fill="FFFFFF"/>
-            <w:tcBorders>
-              <w:top w:val="single" w:sz="4" w:space="0" w:color="000000"/>
-              <w:left w:val="single" w:sz="4" w:space="0" w:color="000000"/>
-              <w:bottom w:val="single" w:sz="4" w:space="0" w:color="000000"/>
-              <w:right w:val="single" w:sz="4" w:space="0" w:color="000000"/>
-            </w:tcBorders>
-            <w:vAlign w:val="center"/>
-          </w:tcPr>
-          <w:p>
-            <w:pPr>
-              <w:spacing w:before="40" w:after="40"/>
-              <w:jc w:val="left"/>
-            </w:pPr>
-            <w:r>
-              <w:rPr>
-                <w:rFonts w:ascii="Adani" w:hAnsi="Adani"/>
-                <w:b w:val="0"/>
-                <w:sz w:val="18"/>
-                <w:u w:val="none"/>
-              </w:rPr>
-              <w:t>U40300MH2019PTC326723</w:t>
-            </w:r>
-          </w:p>
-        </w:tc>
-        <w:tc>
-          <w:tcPr>
-            <w:tcW w:type="dxa" w:w="4252"/>
-            <w:shd w:val="clear" w:color="auto" w:fill="FFFFFF"/>
-            <w:tcBorders>
-              <w:top w:val="single" w:sz="4" w:space="0" w:color="000000"/>
-              <w:left w:val="single" w:sz="4" w:space="0" w:color="000000"/>
-              <w:bottom w:val="single" w:sz="4" w:space="0" w:color="000000"/>
-              <w:right w:val="single" w:sz="4" w:space="0" w:color="000000"/>
-            </w:tcBorders>
-            <w:vAlign w:val="center"/>
-          </w:tcPr>
-          <w:p>
-            <w:pPr>
-              <w:spacing w:before="40" w:after="40"/>
-              <w:jc w:val="left"/>
-            </w:pPr>
-            <w:r>
-              <w:rPr>
-                <w:rFonts w:ascii="Adani" w:hAnsi="Adani"/>
-                <w:b w:val="0"/>
-                <w:sz w:val="18"/>
-                <w:u w:val="none"/>
-              </w:rPr>
-              <w:t>RENEWABLES TRINETHRA PRIVATE LIMITED</w:t>
-            </w:r>
-          </w:p>
-        </w:tc>
-        <w:tc>
-          <w:tcPr>
-            <w:tcW w:type="dxa" w:w="1587"/>
-            <w:shd w:val="clear" w:color="auto" w:fill="FFFFFF"/>
-            <w:tcBorders>
-              <w:top w:val="single" w:sz="4" w:space="0" w:color="000000"/>
-              <w:left w:val="single" w:sz="4" w:space="0" w:color="000000"/>
-              <w:bottom w:val="single" w:sz="4" w:space="0" w:color="000000"/>
-              <w:right w:val="single" w:sz="4" w:space="0" w:color="000000"/>
-            </w:tcBorders>
-            <w:vAlign w:val="center"/>
-          </w:tcPr>
-          <w:p>
-            <w:pPr>
-              <w:spacing w:before="40" w:after="40"/>
-              <w:jc w:val="left"/>
-            </w:pPr>
-            <w:r>
-              <w:rPr>
-                <w:rFonts w:ascii="Adani" w:hAnsi="Adani"/>
-                <w:b w:val="0"/>
-                <w:sz w:val="18"/>
-                <w:u w:val="none"/>
-              </w:rPr>
-              <w:t>Director</w:t>
-            </w:r>
-          </w:p>
-        </w:tc>
-        <w:tc>
-          <w:tcPr>
-            <w:tcW w:type="dxa" w:w="1304"/>
-            <w:shd w:val="clear" w:color="auto" w:fill="FFFFFF"/>
-            <w:tcBorders>
-              <w:top w:val="single" w:sz="4" w:space="0" w:color="000000"/>
-              <w:left w:val="single" w:sz="4" w:space="0" w:color="000000"/>
-              <w:bottom w:val="single" w:sz="4" w:space="0" w:color="000000"/>
-              <w:right w:val="single" w:sz="4" w:space="0" w:color="000000"/>
-            </w:tcBorders>
-            <w:vAlign w:val="center"/>
-          </w:tcPr>
-          <w:p>
-            <w:pPr>
-              <w:spacing w:before="40" w:after="40"/>
-              <w:jc w:val="left"/>
-            </w:pPr>
-            <w:r>
-              <w:rPr>
-                <w:rFonts w:ascii="Adani" w:hAnsi="Adani"/>
-                <w:b w:val="0"/>
-                <w:sz w:val="18"/>
-                <w:u w:val="none"/>
-              </w:rPr>
-              <w:t>26/05/2021</w:t>
-            </w:r>
-          </w:p>
-        </w:tc>
-      </w:tr>
-      <w:tr>
-        <w:tc>
-          <w:tcPr>
-            <w:tcW w:type="dxa" w:w="2268"/>
-            <w:shd w:val="clear" w:color="auto" w:fill="FFFFFF"/>
-            <w:tcBorders>
-              <w:top w:val="single" w:sz="4" w:space="0" w:color="000000"/>
-              <w:left w:val="single" w:sz="4" w:space="0" w:color="000000"/>
-              <w:bottom w:val="single" w:sz="4" w:space="0" w:color="000000"/>
-              <w:right w:val="single" w:sz="4" w:space="0" w:color="000000"/>
-            </w:tcBorders>
-            <w:vAlign w:val="center"/>
-          </w:tcPr>
-          <w:p>
-            <w:pPr>
-              <w:spacing w:before="40" w:after="40"/>
-              <w:jc w:val="left"/>
-            </w:pPr>
-            <w:r>
-              <w:rPr>
-                <w:rFonts w:ascii="Adani" w:hAnsi="Adani"/>
-                <w:b w:val="0"/>
-                <w:sz w:val="18"/>
-                <w:u w:val="none"/>
-              </w:rPr>
-              <w:t>U45400GJ2010PTC060918</w:t>
-            </w:r>
-          </w:p>
-        </w:tc>
-        <w:tc>
-          <w:tcPr>
-            <w:tcW w:type="dxa" w:w="4252"/>
-            <w:shd w:val="clear" w:color="auto" w:fill="FFFFFF"/>
-            <w:tcBorders>
-              <w:top w:val="single" w:sz="4" w:space="0" w:color="000000"/>
-              <w:left w:val="single" w:sz="4" w:space="0" w:color="000000"/>
-              <w:bottom w:val="single" w:sz="4" w:space="0" w:color="000000"/>
-              <w:right w:val="single" w:sz="4" w:space="0" w:color="000000"/>
-            </w:tcBorders>
-            <w:vAlign w:val="center"/>
-          </w:tcPr>
-          <w:p>
-            <w:pPr>
-              <w:spacing w:before="40" w:after="40"/>
-              <w:jc w:val="left"/>
-            </w:pPr>
-            <w:r>
-              <w:rPr>
-                <w:rFonts w:ascii="Adani" w:hAnsi="Adani"/>
-                <w:b w:val="0"/>
-                <w:sz w:val="18"/>
-                <w:u w:val="none"/>
-              </w:rPr>
-              <w:t>WATSUN INFRABUILD PRIVATE LIMITED</w:t>
-            </w:r>
-          </w:p>
-        </w:tc>
-        <w:tc>
-          <w:tcPr>
-            <w:tcW w:type="dxa" w:w="1587"/>
-            <w:shd w:val="clear" w:color="auto" w:fill="FFFFFF"/>
-            <w:tcBorders>
-              <w:top w:val="single" w:sz="4" w:space="0" w:color="000000"/>
-              <w:left w:val="single" w:sz="4" w:space="0" w:color="000000"/>
-              <w:bottom w:val="single" w:sz="4" w:space="0" w:color="000000"/>
-              <w:right w:val="single" w:sz="4" w:space="0" w:color="000000"/>
-            </w:tcBorders>
-            <w:vAlign w:val="center"/>
-          </w:tcPr>
-          <w:p>
-            <w:pPr>
-              <w:spacing w:before="40" w:after="40"/>
-              <w:jc w:val="left"/>
-            </w:pPr>
-            <w:r>
-              <w:rPr>
-                <w:rFonts w:ascii="Adani" w:hAnsi="Adani"/>
-                <w:b w:val="0"/>
-                <w:sz w:val="18"/>
-                <w:u w:val="none"/>
-              </w:rPr>
-              <w:t>Director</w:t>
-            </w:r>
-          </w:p>
-        </w:tc>
-        <w:tc>
-          <w:tcPr>
-            <w:tcW w:type="dxa" w:w="1304"/>
-            <w:shd w:val="clear" w:color="auto" w:fill="FFFFFF"/>
-            <w:tcBorders>
-              <w:top w:val="single" w:sz="4" w:space="0" w:color="000000"/>
-              <w:left w:val="single" w:sz="4" w:space="0" w:color="000000"/>
-              <w:bottom w:val="single" w:sz="4" w:space="0" w:color="000000"/>
-              <w:right w:val="single" w:sz="4" w:space="0" w:color="000000"/>
-            </w:tcBorders>
-            <w:vAlign w:val="center"/>
-          </w:tcPr>
-          <w:p>
-            <w:pPr>
-              <w:spacing w:before="40" w:after="40"/>
-              <w:jc w:val="left"/>
-            </w:pPr>
-            <w:r>
-              <w:rPr>
-                <w:rFonts w:ascii="Adani" w:hAnsi="Adani"/>
-                <w:b w:val="0"/>
-                <w:sz w:val="18"/>
-                <w:u w:val="none"/>
-              </w:rPr>
-              <w:t>26/05/2021</w:t>
-            </w:r>
-          </w:p>
-        </w:tc>
-      </w:tr>
-      <w:tr>
-        <w:tc>
-          <w:tcPr>
-            <w:tcW w:type="dxa" w:w="2268"/>
-            <w:shd w:val="clear" w:color="auto" w:fill="FFFFFF"/>
-            <w:tcBorders>
-              <w:top w:val="single" w:sz="4" w:space="0" w:color="000000"/>
-              <w:left w:val="single" w:sz="4" w:space="0" w:color="000000"/>
-              <w:bottom w:val="single" w:sz="4" w:space="0" w:color="000000"/>
-              <w:right w:val="single" w:sz="4" w:space="0" w:color="000000"/>
-            </w:tcBorders>
-            <w:vAlign w:val="center"/>
-          </w:tcPr>
-          <w:p>
-            <w:pPr>
-              <w:spacing w:before="40" w:after="40"/>
-              <w:jc w:val="left"/>
-            </w:pPr>
-            <w:r>
-              <w:rPr>
-                <w:rFonts w:ascii="Adani" w:hAnsi="Adani"/>
-                <w:b w:val="0"/>
-                <w:sz w:val="18"/>
-                <w:u w:val="none"/>
-              </w:rPr>
-              <w:t>U40105MH2008PTC353037</w:t>
-            </w:r>
-          </w:p>
-        </w:tc>
-        <w:tc>
-          <w:tcPr>
-            <w:tcW w:type="dxa" w:w="4252"/>
-            <w:shd w:val="clear" w:color="auto" w:fill="FFFFFF"/>
-            <w:tcBorders>
-              <w:top w:val="single" w:sz="4" w:space="0" w:color="000000"/>
-              <w:left w:val="single" w:sz="4" w:space="0" w:color="000000"/>
-              <w:bottom w:val="single" w:sz="4" w:space="0" w:color="000000"/>
-              <w:right w:val="single" w:sz="4" w:space="0" w:color="000000"/>
-            </w:tcBorders>
-            <w:vAlign w:val="center"/>
-          </w:tcPr>
-          <w:p>
-            <w:pPr>
-              <w:spacing w:before="40" w:after="40"/>
-              <w:jc w:val="left"/>
-            </w:pPr>
-            <w:r>
-              <w:rPr>
-                <w:rFonts w:ascii="Adani" w:hAnsi="Adani"/>
-                <w:b w:val="0"/>
-                <w:sz w:val="18"/>
-                <w:u w:val="none"/>
-              </w:rPr>
-              <w:t>UTTAR URJA PROJECTS PRIVATE LIMITED</w:t>
-            </w:r>
-          </w:p>
-        </w:tc>
-        <w:tc>
-          <w:tcPr>
-            <w:tcW w:type="dxa" w:w="1587"/>
-            <w:shd w:val="clear" w:color="auto" w:fill="FFFFFF"/>
-            <w:tcBorders>
-              <w:top w:val="single" w:sz="4" w:space="0" w:color="000000"/>
-              <w:left w:val="single" w:sz="4" w:space="0" w:color="000000"/>
-              <w:bottom w:val="single" w:sz="4" w:space="0" w:color="000000"/>
-              <w:right w:val="single" w:sz="4" w:space="0" w:color="000000"/>
-            </w:tcBorders>
-            <w:vAlign w:val="center"/>
-          </w:tcPr>
-          <w:p>
-            <w:pPr>
-              <w:spacing w:before="40" w:after="40"/>
-              <w:jc w:val="left"/>
-            </w:pPr>
-            <w:r>
-              <w:rPr>
-                <w:rFonts w:ascii="Adani" w:hAnsi="Adani"/>
-                <w:b w:val="0"/>
-                <w:sz w:val="18"/>
-                <w:u w:val="none"/>
-              </w:rPr>
-              <w:t>Director</w:t>
-            </w:r>
-          </w:p>
-        </w:tc>
-        <w:tc>
-          <w:tcPr>
-            <w:tcW w:type="dxa" w:w="1304"/>
-            <w:shd w:val="clear" w:color="auto" w:fill="FFFFFF"/>
-            <w:tcBorders>
-              <w:top w:val="single" w:sz="4" w:space="0" w:color="000000"/>
-              <w:left w:val="single" w:sz="4" w:space="0" w:color="000000"/>
-              <w:bottom w:val="single" w:sz="4" w:space="0" w:color="000000"/>
-              <w:right w:val="single" w:sz="4" w:space="0" w:color="000000"/>
-            </w:tcBorders>
-            <w:vAlign w:val="center"/>
-          </w:tcPr>
-          <w:p>
-            <w:pPr>
-              <w:spacing w:before="40" w:after="40"/>
-              <w:jc w:val="left"/>
-            </w:pPr>
-            <w:r>
-              <w:rPr>
-                <w:rFonts w:ascii="Adani" w:hAnsi="Adani"/>
-                <w:b w:val="0"/>
-                <w:sz w:val="18"/>
-                <w:u w:val="none"/>
-              </w:rPr>
-              <w:t>26/05/2021</w:t>
-            </w:r>
-          </w:p>
-        </w:tc>
-      </w:tr>
-      <w:tr>
-        <w:tc>
-          <w:tcPr>
-            <w:tcW w:type="dxa" w:w="2268"/>
-            <w:shd w:val="clear" w:color="auto" w:fill="FFFFFF"/>
-            <w:tcBorders>
-              <w:top w:val="single" w:sz="4" w:space="0" w:color="000000"/>
-              <w:left w:val="single" w:sz="4" w:space="0" w:color="000000"/>
-              <w:bottom w:val="single" w:sz="4" w:space="0" w:color="000000"/>
-              <w:right w:val="single" w:sz="4" w:space="0" w:color="000000"/>
-            </w:tcBorders>
-            <w:vAlign w:val="center"/>
-          </w:tcPr>
-          <w:p>
-            <w:pPr>
-              <w:spacing w:before="40" w:after="40"/>
-              <w:jc w:val="left"/>
-            </w:pPr>
-            <w:r>
-              <w:rPr>
-                <w:rFonts w:ascii="Adani" w:hAnsi="Adani"/>
-                <w:b w:val="0"/>
-                <w:sz w:val="18"/>
-                <w:u w:val="none"/>
-              </w:rPr>
-              <w:t>L17120MH1985PLC036500</w:t>
-            </w:r>
-          </w:p>
-        </w:tc>
-        <w:tc>
-          <w:tcPr>
-            <w:tcW w:type="dxa" w:w="4252"/>
-            <w:shd w:val="clear" w:color="auto" w:fill="FFFFFF"/>
-            <w:tcBorders>
-              <w:top w:val="single" w:sz="4" w:space="0" w:color="000000"/>
-              <w:left w:val="single" w:sz="4" w:space="0" w:color="000000"/>
-              <w:bottom w:val="single" w:sz="4" w:space="0" w:color="000000"/>
-              <w:right w:val="single" w:sz="4" w:space="0" w:color="000000"/>
-            </w:tcBorders>
-            <w:vAlign w:val="center"/>
-          </w:tcPr>
-          <w:p>
-            <w:pPr>
-              <w:spacing w:before="40" w:after="40"/>
-              <w:jc w:val="left"/>
-            </w:pPr>
-            <w:r>
-              <w:rPr>
-                <w:rFonts w:ascii="Adani" w:hAnsi="Adani"/>
-                <w:b w:val="0"/>
-                <w:sz w:val="18"/>
-                <w:u w:val="none"/>
-              </w:rPr>
-              <w:t>JAI CORP LIMITED</w:t>
-            </w:r>
-          </w:p>
-        </w:tc>
-        <w:tc>
-          <w:tcPr>
-            <w:tcW w:type="dxa" w:w="1587"/>
-            <w:shd w:val="clear" w:color="auto" w:fill="FFFFFF"/>
-            <w:tcBorders>
-              <w:top w:val="single" w:sz="4" w:space="0" w:color="000000"/>
-              <w:left w:val="single" w:sz="4" w:space="0" w:color="000000"/>
-              <w:bottom w:val="single" w:sz="4" w:space="0" w:color="000000"/>
-              <w:right w:val="single" w:sz="4" w:space="0" w:color="000000"/>
-            </w:tcBorders>
-            <w:vAlign w:val="center"/>
-          </w:tcPr>
-          <w:p>
-            <w:pPr>
-              <w:spacing w:before="40" w:after="40"/>
-              <w:jc w:val="left"/>
-            </w:pPr>
-            <w:r>
-              <w:rPr>
-                <w:rFonts w:ascii="Adani" w:hAnsi="Adani"/>
-                <w:b w:val="0"/>
-                <w:sz w:val="18"/>
-                <w:u w:val="none"/>
-              </w:rPr>
-              <w:t>Director</w:t>
-            </w:r>
-          </w:p>
-        </w:tc>
-        <w:tc>
-          <w:tcPr>
-            <w:tcW w:type="dxa" w:w="1304"/>
-            <w:shd w:val="clear" w:color="auto" w:fill="FFFFFF"/>
-            <w:tcBorders>
-              <w:top w:val="single" w:sz="4" w:space="0" w:color="000000"/>
-              <w:left w:val="single" w:sz="4" w:space="0" w:color="000000"/>
-              <w:bottom w:val="single" w:sz="4" w:space="0" w:color="000000"/>
-              <w:right w:val="single" w:sz="4" w:space="0" w:color="000000"/>
-            </w:tcBorders>
-            <w:vAlign w:val="center"/>
-          </w:tcPr>
-          <w:p>
-            <w:pPr>
-              <w:spacing w:before="40" w:after="40"/>
-              <w:jc w:val="left"/>
-            </w:pPr>
-            <w:r>
-              <w:rPr>
-                <w:rFonts w:ascii="Adani" w:hAnsi="Adani"/>
-                <w:b w:val="0"/>
-                <w:sz w:val="18"/>
-                <w:u w:val="none"/>
-              </w:rPr>
-              <w:t>29/06/2020</w:t>
-            </w:r>
-          </w:p>
-        </w:tc>
-      </w:tr>
-      <w:tr>
-        <w:tc>
-          <w:tcPr>
-            <w:tcW w:type="dxa" w:w="2268"/>
-            <w:shd w:val="clear" w:color="auto" w:fill="FFFFFF"/>
-            <w:tcBorders>
-              <w:top w:val="single" w:sz="4" w:space="0" w:color="000000"/>
-              <w:left w:val="single" w:sz="4" w:space="0" w:color="000000"/>
-              <w:bottom w:val="single" w:sz="4" w:space="0" w:color="000000"/>
-              <w:right w:val="single" w:sz="4" w:space="0" w:color="000000"/>
-            </w:tcBorders>
-            <w:vAlign w:val="center"/>
-          </w:tcPr>
-          <w:p>
-            <w:pPr>
-              <w:spacing w:before="40" w:after="40"/>
-              <w:jc w:val="left"/>
-            </w:pPr>
-            <w:r>
-              <w:rPr>
-                <w:rFonts w:ascii="Adani" w:hAnsi="Adani"/>
-                <w:b w:val="0"/>
-                <w:sz w:val="18"/>
-                <w:u w:val="none"/>
-              </w:rPr>
               <w:t>L65993PN2009PLC134196</w:t>
             </w:r>
           </w:p>

--- a/Backend/Director_Disclosure/Output_Disclosures/2024-25/KALYANI_INVESTMENT_COMPANY_LIMITED/MBP-1/MBP1_SHRUTI_ANUP_SHAH_08337714.docx
+++ b/Backend/Director_Disclosure/Output_Disclosures/2024-25/KALYANI_INVESTMENT_COMPANY_LIMITED/MBP-1/MBP1_SHRUTI_ANUP_SHAH_08337714.docx
@@ -1704,7 +1704,7 @@
                 <w:sz w:val="18"/>
                 <w:u w:val="none"/>
               </w:rPr>
-              <w:t>Date:   15th May, 2026</w:t>
+              <w:t>Date:   29th May, 2026</w:t>
             </w:r>
           </w:p>
         </w:tc>
@@ -2741,7 +2741,7 @@
                 <w:sz w:val="18"/>
                 <w:u w:val="none"/>
               </w:rPr>
-              <w:t>Date:   15th May, 2026</w:t>
+              <w:t>Date:   29th May, 2026</w:t>
             </w:r>
           </w:p>
         </w:tc>
@@ -2902,7 +2902,7 @@
           <w:sz w:val="20"/>
           <w:u w:val="none"/>
         </w:rPr>
-        <w:t>15th May, 2026</w:t>
+        <w:t>29th May, 2026</w:t>
       </w:r>
     </w:p>
     <w:p>

--- a/Backend/Director_Disclosure/Output_Disclosures/2024-25/KALYANI_INVESTMENT_COMPANY_LIMITED/MBP-1/MBP1_SHRUTI_ANUP_SHAH_08337714.docx
+++ b/Backend/Director_Disclosure/Output_Disclosures/2024-25/KALYANI_INVESTMENT_COMPANY_LIMITED/MBP-1/MBP1_SHRUTI_ANUP_SHAH_08337714.docx
@@ -389,7 +389,7 @@
                 <w:sz w:val="18"/>
                 <w:u w:val="none"/>
               </w:rPr>
-              <w:t>ACC LIMITED</w:t>
+              <w:t>63SATS CYBERTECH LIMITED</w:t>
             </w:r>
           </w:p>
         </w:tc>
@@ -473,7 +473,7 @@
                 <w:sz w:val="18"/>
                 <w:u w:val="none"/>
               </w:rPr>
-              <w:t>01/12/2025</w:t>
+              <w:t>23/04/2026</w:t>
             </w:r>
           </w:p>
         </w:tc>
@@ -531,7 +531,7 @@
                 <w:sz w:val="18"/>
                 <w:u w:val="none"/>
               </w:rPr>
-              <w:t>ORIENT CEMENT LIMITED</w:t>
+              <w:t>ACC LIMITED</w:t>
             </w:r>
           </w:p>
         </w:tc>
@@ -559,7 +559,7 @@
                 <w:sz w:val="18"/>
                 <w:u w:val="none"/>
               </w:rPr>
-              <w:t>Additional Director</w:t>
+              <w:t>Director</w:t>
             </w:r>
           </w:p>
         </w:tc>
@@ -615,7 +615,7 @@
                 <w:sz w:val="18"/>
                 <w:u w:val="none"/>
               </w:rPr>
-              <w:t>22/04/2025</w:t>
+              <w:t>17/02/2026</w:t>
             </w:r>
           </w:p>
         </w:tc>
@@ -646,6 +646,432 @@
                 <w:u w:val="none"/>
               </w:rPr>
               <w:t>3</w:t>
+            </w:r>
+          </w:p>
+        </w:tc>
+        <w:tc>
+          <w:tcPr>
+            <w:tcW w:type="dxa" w:w="3969"/>
+            <w:shd w:val="clear" w:color="auto" w:fill="FFFFFF"/>
+            <w:tcBorders>
+              <w:top w:val="single" w:sz="4" w:space="0" w:color="000000"/>
+              <w:left w:val="single" w:sz="4" w:space="0" w:color="000000"/>
+              <w:bottom w:val="single" w:sz="4" w:space="0" w:color="000000"/>
+              <w:right w:val="single" w:sz="4" w:space="0" w:color="000000"/>
+            </w:tcBorders>
+            <w:vAlign w:val="center"/>
+          </w:tcPr>
+          <w:p>
+            <w:pPr>
+              <w:spacing w:before="40" w:after="40"/>
+              <w:jc w:val="left"/>
+            </w:pPr>
+            <w:r>
+              <w:rPr>
+                <w:rFonts w:ascii="Adani" w:hAnsi="Adani"/>
+                <w:b w:val="0"/>
+                <w:sz w:val="18"/>
+                <w:u w:val="none"/>
+              </w:rPr>
+              <w:t>ORIENT CEMENT LIMITED</w:t>
+            </w:r>
+          </w:p>
+        </w:tc>
+        <w:tc>
+          <w:tcPr>
+            <w:tcW w:type="dxa" w:w="1814"/>
+            <w:shd w:val="clear" w:color="auto" w:fill="FFFFFF"/>
+            <w:tcBorders>
+              <w:top w:val="single" w:sz="4" w:space="0" w:color="000000"/>
+              <w:left w:val="single" w:sz="4" w:space="0" w:color="000000"/>
+              <w:bottom w:val="single" w:sz="4" w:space="0" w:color="000000"/>
+              <w:right w:val="single" w:sz="4" w:space="0" w:color="000000"/>
+            </w:tcBorders>
+            <w:vAlign w:val="center"/>
+          </w:tcPr>
+          <w:p>
+            <w:pPr>
+              <w:spacing w:before="40" w:after="40"/>
+              <w:jc w:val="left"/>
+            </w:pPr>
+            <w:r>
+              <w:rPr>
+                <w:rFonts w:ascii="Adani" w:hAnsi="Adani"/>
+                <w:b w:val="0"/>
+                <w:sz w:val="18"/>
+                <w:u w:val="none"/>
+              </w:rPr>
+              <w:t>Director</w:t>
+            </w:r>
+          </w:p>
+        </w:tc>
+        <w:tc>
+          <w:tcPr>
+            <w:tcW w:type="dxa" w:w="1020"/>
+            <w:shd w:val="clear" w:color="auto" w:fill="FFFFFF"/>
+            <w:tcBorders>
+              <w:top w:val="single" w:sz="4" w:space="0" w:color="000000"/>
+              <w:left w:val="single" w:sz="4" w:space="0" w:color="000000"/>
+              <w:bottom w:val="single" w:sz="4" w:space="0" w:color="000000"/>
+              <w:right w:val="single" w:sz="4" w:space="0" w:color="000000"/>
+            </w:tcBorders>
+            <w:vAlign w:val="center"/>
+          </w:tcPr>
+          <w:p>
+            <w:pPr>
+              <w:spacing w:before="40" w:after="40"/>
+              <w:jc w:val="left"/>
+            </w:pPr>
+            <w:r>
+              <w:rPr>
+                <w:rFonts w:ascii="Adani" w:hAnsi="Adani"/>
+                <w:b w:val="0"/>
+                <w:sz w:val="18"/>
+                <w:u w:val="none"/>
+              </w:rPr>
+              <w:t>NIL</w:t>
+            </w:r>
+          </w:p>
+        </w:tc>
+        <w:tc>
+          <w:tcPr>
+            <w:tcW w:type="dxa" w:w="1247"/>
+            <w:shd w:val="clear" w:color="auto" w:fill="FFFFFF"/>
+            <w:tcBorders>
+              <w:top w:val="single" w:sz="4" w:space="0" w:color="000000"/>
+              <w:left w:val="single" w:sz="4" w:space="0" w:color="000000"/>
+              <w:bottom w:val="single" w:sz="4" w:space="0" w:color="000000"/>
+              <w:right w:val="single" w:sz="4" w:space="0" w:color="000000"/>
+            </w:tcBorders>
+            <w:vAlign w:val="center"/>
+          </w:tcPr>
+          <w:p>
+            <w:pPr>
+              <w:spacing w:before="40" w:after="40"/>
+              <w:jc w:val="left"/>
+            </w:pPr>
+            <w:r>
+              <w:rPr>
+                <w:rFonts w:ascii="Adani" w:hAnsi="Adani"/>
+                <w:b w:val="0"/>
+                <w:sz w:val="18"/>
+                <w:u w:val="none"/>
+              </w:rPr>
+              <w:t>28/06/2025</w:t>
+            </w:r>
+          </w:p>
+        </w:tc>
+      </w:tr>
+      <w:tr>
+        <w:tc>
+          <w:tcPr>
+            <w:tcW w:type="dxa" w:w="680"/>
+            <w:shd w:val="clear" w:color="auto" w:fill="FFFFFF"/>
+            <w:tcBorders>
+              <w:top w:val="single" w:sz="4" w:space="0" w:color="000000"/>
+              <w:left w:val="single" w:sz="4" w:space="0" w:color="000000"/>
+              <w:bottom w:val="single" w:sz="4" w:space="0" w:color="000000"/>
+              <w:right w:val="single" w:sz="4" w:space="0" w:color="000000"/>
+            </w:tcBorders>
+            <w:vAlign w:val="center"/>
+          </w:tcPr>
+          <w:p>
+            <w:pPr>
+              <w:spacing w:before="40" w:after="40"/>
+              <w:jc w:val="left"/>
+            </w:pPr>
+            <w:r>
+              <w:rPr>
+                <w:rFonts w:ascii="Adani" w:hAnsi="Adani"/>
+                <w:b w:val="0"/>
+                <w:sz w:val="18"/>
+                <w:u w:val="none"/>
+              </w:rPr>
+              <w:t>4</w:t>
+            </w:r>
+          </w:p>
+        </w:tc>
+        <w:tc>
+          <w:tcPr>
+            <w:tcW w:type="dxa" w:w="3969"/>
+            <w:shd w:val="clear" w:color="auto" w:fill="FFFFFF"/>
+            <w:tcBorders>
+              <w:top w:val="single" w:sz="4" w:space="0" w:color="000000"/>
+              <w:left w:val="single" w:sz="4" w:space="0" w:color="000000"/>
+              <w:bottom w:val="single" w:sz="4" w:space="0" w:color="000000"/>
+              <w:right w:val="single" w:sz="4" w:space="0" w:color="000000"/>
+            </w:tcBorders>
+            <w:vAlign w:val="center"/>
+          </w:tcPr>
+          <w:p>
+            <w:pPr>
+              <w:spacing w:before="40" w:after="40"/>
+              <w:jc w:val="left"/>
+            </w:pPr>
+            <w:r>
+              <w:rPr>
+                <w:rFonts w:ascii="Adani" w:hAnsi="Adani"/>
+                <w:b w:val="0"/>
+                <w:sz w:val="18"/>
+                <w:u w:val="none"/>
+              </w:rPr>
+              <w:t>KALYANI INVESTMENT COMPANY LIMITED</w:t>
+            </w:r>
+          </w:p>
+        </w:tc>
+        <w:tc>
+          <w:tcPr>
+            <w:tcW w:type="dxa" w:w="1814"/>
+            <w:shd w:val="clear" w:color="auto" w:fill="FFFFFF"/>
+            <w:tcBorders>
+              <w:top w:val="single" w:sz="4" w:space="0" w:color="000000"/>
+              <w:left w:val="single" w:sz="4" w:space="0" w:color="000000"/>
+              <w:bottom w:val="single" w:sz="4" w:space="0" w:color="000000"/>
+              <w:right w:val="single" w:sz="4" w:space="0" w:color="000000"/>
+            </w:tcBorders>
+            <w:vAlign w:val="center"/>
+          </w:tcPr>
+          <w:p>
+            <w:pPr>
+              <w:spacing w:before="40" w:after="40"/>
+              <w:jc w:val="left"/>
+            </w:pPr>
+            <w:r>
+              <w:rPr>
+                <w:rFonts w:ascii="Adani" w:hAnsi="Adani"/>
+                <w:b w:val="0"/>
+                <w:sz w:val="18"/>
+                <w:u w:val="none"/>
+              </w:rPr>
+              <w:t>Director</w:t>
+            </w:r>
+          </w:p>
+        </w:tc>
+        <w:tc>
+          <w:tcPr>
+            <w:tcW w:type="dxa" w:w="1020"/>
+            <w:shd w:val="clear" w:color="auto" w:fill="FFFFFF"/>
+            <w:tcBorders>
+              <w:top w:val="single" w:sz="4" w:space="0" w:color="000000"/>
+              <w:left w:val="single" w:sz="4" w:space="0" w:color="000000"/>
+              <w:bottom w:val="single" w:sz="4" w:space="0" w:color="000000"/>
+              <w:right w:val="single" w:sz="4" w:space="0" w:color="000000"/>
+            </w:tcBorders>
+            <w:vAlign w:val="center"/>
+          </w:tcPr>
+          <w:p>
+            <w:pPr>
+              <w:spacing w:before="40" w:after="40"/>
+              <w:jc w:val="left"/>
+            </w:pPr>
+            <w:r>
+              <w:rPr>
+                <w:rFonts w:ascii="Adani" w:hAnsi="Adani"/>
+                <w:b w:val="0"/>
+                <w:sz w:val="18"/>
+                <w:u w:val="none"/>
+              </w:rPr>
+              <w:t>NIL</w:t>
+            </w:r>
+          </w:p>
+        </w:tc>
+        <w:tc>
+          <w:tcPr>
+            <w:tcW w:type="dxa" w:w="1247"/>
+            <w:shd w:val="clear" w:color="auto" w:fill="FFFFFF"/>
+            <w:tcBorders>
+              <w:top w:val="single" w:sz="4" w:space="0" w:color="000000"/>
+              <w:left w:val="single" w:sz="4" w:space="0" w:color="000000"/>
+              <w:bottom w:val="single" w:sz="4" w:space="0" w:color="000000"/>
+              <w:right w:val="single" w:sz="4" w:space="0" w:color="000000"/>
+            </w:tcBorders>
+            <w:vAlign w:val="center"/>
+          </w:tcPr>
+          <w:p>
+            <w:pPr>
+              <w:spacing w:before="40" w:after="40"/>
+              <w:jc w:val="left"/>
+            </w:pPr>
+            <w:r>
+              <w:rPr>
+                <w:rFonts w:ascii="Adani" w:hAnsi="Adani"/>
+                <w:b w:val="0"/>
+                <w:sz w:val="18"/>
+                <w:u w:val="none"/>
+              </w:rPr>
+              <w:t>07/02/2025</w:t>
+            </w:r>
+          </w:p>
+        </w:tc>
+      </w:tr>
+      <w:tr>
+        <w:tc>
+          <w:tcPr>
+            <w:tcW w:type="dxa" w:w="680"/>
+            <w:shd w:val="clear" w:color="auto" w:fill="FFFFFF"/>
+            <w:tcBorders>
+              <w:top w:val="single" w:sz="4" w:space="0" w:color="000000"/>
+              <w:left w:val="single" w:sz="4" w:space="0" w:color="000000"/>
+              <w:bottom w:val="single" w:sz="4" w:space="0" w:color="000000"/>
+              <w:right w:val="single" w:sz="4" w:space="0" w:color="000000"/>
+            </w:tcBorders>
+            <w:vAlign w:val="center"/>
+          </w:tcPr>
+          <w:p>
+            <w:pPr>
+              <w:spacing w:before="40" w:after="40"/>
+              <w:jc w:val="left"/>
+            </w:pPr>
+            <w:r>
+              <w:rPr>
+                <w:rFonts w:ascii="Adani" w:hAnsi="Adani"/>
+                <w:b w:val="0"/>
+                <w:sz w:val="18"/>
+                <w:u w:val="none"/>
+              </w:rPr>
+              <w:t>5</w:t>
+            </w:r>
+          </w:p>
+        </w:tc>
+        <w:tc>
+          <w:tcPr>
+            <w:tcW w:type="dxa" w:w="3969"/>
+            <w:shd w:val="clear" w:color="auto" w:fill="FFFFFF"/>
+            <w:tcBorders>
+              <w:top w:val="single" w:sz="4" w:space="0" w:color="000000"/>
+              <w:left w:val="single" w:sz="4" w:space="0" w:color="000000"/>
+              <w:bottom w:val="single" w:sz="4" w:space="0" w:color="000000"/>
+              <w:right w:val="single" w:sz="4" w:space="0" w:color="000000"/>
+            </w:tcBorders>
+            <w:vAlign w:val="center"/>
+          </w:tcPr>
+          <w:p>
+            <w:pPr>
+              <w:spacing w:before="40" w:after="40"/>
+              <w:jc w:val="left"/>
+            </w:pPr>
+            <w:r>
+              <w:rPr>
+                <w:rFonts w:ascii="Adani" w:hAnsi="Adani"/>
+                <w:b w:val="0"/>
+                <w:sz w:val="18"/>
+                <w:u w:val="none"/>
+              </w:rPr>
+              <w:t>KALYANI STEELS LIMITED</w:t>
+            </w:r>
+          </w:p>
+        </w:tc>
+        <w:tc>
+          <w:tcPr>
+            <w:tcW w:type="dxa" w:w="1814"/>
+            <w:shd w:val="clear" w:color="auto" w:fill="FFFFFF"/>
+            <w:tcBorders>
+              <w:top w:val="single" w:sz="4" w:space="0" w:color="000000"/>
+              <w:left w:val="single" w:sz="4" w:space="0" w:color="000000"/>
+              <w:bottom w:val="single" w:sz="4" w:space="0" w:color="000000"/>
+              <w:right w:val="single" w:sz="4" w:space="0" w:color="000000"/>
+            </w:tcBorders>
+            <w:vAlign w:val="center"/>
+          </w:tcPr>
+          <w:p>
+            <w:pPr>
+              <w:spacing w:before="40" w:after="40"/>
+              <w:jc w:val="left"/>
+            </w:pPr>
+            <w:r>
+              <w:rPr>
+                <w:rFonts w:ascii="Adani" w:hAnsi="Adani"/>
+                <w:b w:val="0"/>
+                <w:sz w:val="18"/>
+                <w:u w:val="none"/>
+              </w:rPr>
+              <w:t>Director</w:t>
+            </w:r>
+          </w:p>
+        </w:tc>
+        <w:tc>
+          <w:tcPr>
+            <w:tcW w:type="dxa" w:w="1020"/>
+            <w:shd w:val="clear" w:color="auto" w:fill="FFFFFF"/>
+            <w:tcBorders>
+              <w:top w:val="single" w:sz="4" w:space="0" w:color="000000"/>
+              <w:left w:val="single" w:sz="4" w:space="0" w:color="000000"/>
+              <w:bottom w:val="single" w:sz="4" w:space="0" w:color="000000"/>
+              <w:right w:val="single" w:sz="4" w:space="0" w:color="000000"/>
+            </w:tcBorders>
+            <w:vAlign w:val="center"/>
+          </w:tcPr>
+          <w:p>
+            <w:pPr>
+              <w:spacing w:before="40" w:after="40"/>
+              <w:jc w:val="left"/>
+            </w:pPr>
+            <w:r>
+              <w:rPr>
+                <w:rFonts w:ascii="Adani" w:hAnsi="Adani"/>
+                <w:b w:val="0"/>
+                <w:sz w:val="18"/>
+                <w:u w:val="none"/>
+              </w:rPr>
+              <w:t>NIL</w:t>
+            </w:r>
+          </w:p>
+        </w:tc>
+        <w:tc>
+          <w:tcPr>
+            <w:tcW w:type="dxa" w:w="1247"/>
+            <w:shd w:val="clear" w:color="auto" w:fill="FFFFFF"/>
+            <w:tcBorders>
+              <w:top w:val="single" w:sz="4" w:space="0" w:color="000000"/>
+              <w:left w:val="single" w:sz="4" w:space="0" w:color="000000"/>
+              <w:bottom w:val="single" w:sz="4" w:space="0" w:color="000000"/>
+              <w:right w:val="single" w:sz="4" w:space="0" w:color="000000"/>
+            </w:tcBorders>
+            <w:vAlign w:val="center"/>
+          </w:tcPr>
+          <w:p>
+            <w:pPr>
+              <w:spacing w:before="40" w:after="40"/>
+              <w:jc w:val="left"/>
+            </w:pPr>
+            <w:r>
+              <w:rPr>
+                <w:rFonts w:ascii="Adani" w:hAnsi="Adani"/>
+                <w:b w:val="0"/>
+                <w:sz w:val="18"/>
+                <w:u w:val="none"/>
+              </w:rPr>
+              <w:t>29/01/2025</w:t>
+            </w:r>
+          </w:p>
+        </w:tc>
+      </w:tr>
+      <w:tr>
+        <w:tc>
+          <w:tcPr>
+            <w:tcW w:type="dxa" w:w="680"/>
+            <w:shd w:val="clear" w:color="auto" w:fill="FFFFFF"/>
+            <w:tcBorders>
+              <w:top w:val="single" w:sz="4" w:space="0" w:color="000000"/>
+              <w:left w:val="single" w:sz="4" w:space="0" w:color="000000"/>
+              <w:bottom w:val="single" w:sz="4" w:space="0" w:color="000000"/>
+              <w:right w:val="single" w:sz="4" w:space="0" w:color="000000"/>
+            </w:tcBorders>
+            <w:vAlign w:val="center"/>
+          </w:tcPr>
+          <w:p>
+            <w:pPr>
+              <w:spacing w:before="40" w:after="40"/>
+              <w:jc w:val="left"/>
+            </w:pPr>
+            <w:r>
+              <w:rPr>
+                <w:rFonts w:ascii="Adani" w:hAnsi="Adani"/>
+                <w:b w:val="0"/>
+                <w:sz w:val="18"/>
+                <w:u w:val="none"/>
+              </w:rPr>
+              <w:t>6</w:t>
             </w:r>
           </w:p>
         </w:tc>
@@ -758,432 +1184,6 @@
                 <w:u w:val="none"/>
               </w:rPr>
               <w:t>14/11/2024</w:t>
-            </w:r>
-          </w:p>
-        </w:tc>
-      </w:tr>
-      <w:tr>
-        <w:tc>
-          <w:tcPr>
-            <w:tcW w:type="dxa" w:w="680"/>
-            <w:shd w:val="clear" w:color="auto" w:fill="FFFFFF"/>
-            <w:tcBorders>
-              <w:top w:val="single" w:sz="4" w:space="0" w:color="000000"/>
-              <w:left w:val="single" w:sz="4" w:space="0" w:color="000000"/>
-              <w:bottom w:val="single" w:sz="4" w:space="0" w:color="000000"/>
-              <w:right w:val="single" w:sz="4" w:space="0" w:color="000000"/>
-            </w:tcBorders>
-            <w:vAlign w:val="center"/>
-          </w:tcPr>
-          <w:p>
-            <w:pPr>
-              <w:spacing w:before="40" w:after="40"/>
-              <w:jc w:val="left"/>
-            </w:pPr>
-            <w:r>
-              <w:rPr>
-                <w:rFonts w:ascii="Adani" w:hAnsi="Adani"/>
-                <w:b w:val="0"/>
-                <w:sz w:val="18"/>
-                <w:u w:val="none"/>
-              </w:rPr>
-              <w:t>4</w:t>
-            </w:r>
-          </w:p>
-        </w:tc>
-        <w:tc>
-          <w:tcPr>
-            <w:tcW w:type="dxa" w:w="3969"/>
-            <w:shd w:val="clear" w:color="auto" w:fill="FFFFFF"/>
-            <w:tcBorders>
-              <w:top w:val="single" w:sz="4" w:space="0" w:color="000000"/>
-              <w:left w:val="single" w:sz="4" w:space="0" w:color="000000"/>
-              <w:bottom w:val="single" w:sz="4" w:space="0" w:color="000000"/>
-              <w:right w:val="single" w:sz="4" w:space="0" w:color="000000"/>
-            </w:tcBorders>
-            <w:vAlign w:val="center"/>
-          </w:tcPr>
-          <w:p>
-            <w:pPr>
-              <w:spacing w:before="40" w:after="40"/>
-              <w:jc w:val="left"/>
-            </w:pPr>
-            <w:r>
-              <w:rPr>
-                <w:rFonts w:ascii="Adani" w:hAnsi="Adani"/>
-                <w:b w:val="0"/>
-                <w:sz w:val="18"/>
-                <w:u w:val="none"/>
-              </w:rPr>
-              <w:t>SANGHI INDUSTRIES LIMITED</w:t>
-            </w:r>
-          </w:p>
-        </w:tc>
-        <w:tc>
-          <w:tcPr>
-            <w:tcW w:type="dxa" w:w="1814"/>
-            <w:shd w:val="clear" w:color="auto" w:fill="FFFFFF"/>
-            <w:tcBorders>
-              <w:top w:val="single" w:sz="4" w:space="0" w:color="000000"/>
-              <w:left w:val="single" w:sz="4" w:space="0" w:color="000000"/>
-              <w:bottom w:val="single" w:sz="4" w:space="0" w:color="000000"/>
-              <w:right w:val="single" w:sz="4" w:space="0" w:color="000000"/>
-            </w:tcBorders>
-            <w:vAlign w:val="center"/>
-          </w:tcPr>
-          <w:p>
-            <w:pPr>
-              <w:spacing w:before="40" w:after="40"/>
-              <w:jc w:val="left"/>
-            </w:pPr>
-            <w:r>
-              <w:rPr>
-                <w:rFonts w:ascii="Adani" w:hAnsi="Adani"/>
-                <w:b w:val="0"/>
-                <w:sz w:val="18"/>
-                <w:u w:val="none"/>
-              </w:rPr>
-              <w:t>Director</w:t>
-            </w:r>
-          </w:p>
-        </w:tc>
-        <w:tc>
-          <w:tcPr>
-            <w:tcW w:type="dxa" w:w="1020"/>
-            <w:shd w:val="clear" w:color="auto" w:fill="FFFFFF"/>
-            <w:tcBorders>
-              <w:top w:val="single" w:sz="4" w:space="0" w:color="000000"/>
-              <w:left w:val="single" w:sz="4" w:space="0" w:color="000000"/>
-              <w:bottom w:val="single" w:sz="4" w:space="0" w:color="000000"/>
-              <w:right w:val="single" w:sz="4" w:space="0" w:color="000000"/>
-            </w:tcBorders>
-            <w:vAlign w:val="center"/>
-          </w:tcPr>
-          <w:p>
-            <w:pPr>
-              <w:spacing w:before="40" w:after="40"/>
-              <w:jc w:val="left"/>
-            </w:pPr>
-            <w:r>
-              <w:rPr>
-                <w:rFonts w:ascii="Adani" w:hAnsi="Adani"/>
-                <w:b w:val="0"/>
-                <w:sz w:val="18"/>
-                <w:u w:val="none"/>
-              </w:rPr>
-              <w:t>NIL</w:t>
-            </w:r>
-          </w:p>
-        </w:tc>
-        <w:tc>
-          <w:tcPr>
-            <w:tcW w:type="dxa" w:w="1247"/>
-            <w:shd w:val="clear" w:color="auto" w:fill="FFFFFF"/>
-            <w:tcBorders>
-              <w:top w:val="single" w:sz="4" w:space="0" w:color="000000"/>
-              <w:left w:val="single" w:sz="4" w:space="0" w:color="000000"/>
-              <w:bottom w:val="single" w:sz="4" w:space="0" w:color="000000"/>
-              <w:right w:val="single" w:sz="4" w:space="0" w:color="000000"/>
-            </w:tcBorders>
-            <w:vAlign w:val="center"/>
-          </w:tcPr>
-          <w:p>
-            <w:pPr>
-              <w:spacing w:before="40" w:after="40"/>
-              <w:jc w:val="left"/>
-            </w:pPr>
-            <w:r>
-              <w:rPr>
-                <w:rFonts w:ascii="Adani" w:hAnsi="Adani"/>
-                <w:b w:val="0"/>
-                <w:sz w:val="18"/>
-                <w:u w:val="none"/>
-              </w:rPr>
-              <w:t>08/02/2024</w:t>
-            </w:r>
-          </w:p>
-        </w:tc>
-      </w:tr>
-      <w:tr>
-        <w:tc>
-          <w:tcPr>
-            <w:tcW w:type="dxa" w:w="680"/>
-            <w:shd w:val="clear" w:color="auto" w:fill="FFFFFF"/>
-            <w:tcBorders>
-              <w:top w:val="single" w:sz="4" w:space="0" w:color="000000"/>
-              <w:left w:val="single" w:sz="4" w:space="0" w:color="000000"/>
-              <w:bottom w:val="single" w:sz="4" w:space="0" w:color="000000"/>
-              <w:right w:val="single" w:sz="4" w:space="0" w:color="000000"/>
-            </w:tcBorders>
-            <w:vAlign w:val="center"/>
-          </w:tcPr>
-          <w:p>
-            <w:pPr>
-              <w:spacing w:before="40" w:after="40"/>
-              <w:jc w:val="left"/>
-            </w:pPr>
-            <w:r>
-              <w:rPr>
-                <w:rFonts w:ascii="Adani" w:hAnsi="Adani"/>
-                <w:b w:val="0"/>
-                <w:sz w:val="18"/>
-                <w:u w:val="none"/>
-              </w:rPr>
-              <w:t>5</w:t>
-            </w:r>
-          </w:p>
-        </w:tc>
-        <w:tc>
-          <w:tcPr>
-            <w:tcW w:type="dxa" w:w="3969"/>
-            <w:shd w:val="clear" w:color="auto" w:fill="FFFFFF"/>
-            <w:tcBorders>
-              <w:top w:val="single" w:sz="4" w:space="0" w:color="000000"/>
-              <w:left w:val="single" w:sz="4" w:space="0" w:color="000000"/>
-              <w:bottom w:val="single" w:sz="4" w:space="0" w:color="000000"/>
-              <w:right w:val="single" w:sz="4" w:space="0" w:color="000000"/>
-            </w:tcBorders>
-            <w:vAlign w:val="center"/>
-          </w:tcPr>
-          <w:p>
-            <w:pPr>
-              <w:spacing w:before="40" w:after="40"/>
-              <w:jc w:val="left"/>
-            </w:pPr>
-            <w:r>
-              <w:rPr>
-                <w:rFonts w:ascii="Adani" w:hAnsi="Adani"/>
-                <w:b w:val="0"/>
-                <w:sz w:val="18"/>
-                <w:u w:val="none"/>
-              </w:rPr>
-              <w:t>KALYANI INVESTMENT COMPANY LIMITED</w:t>
-            </w:r>
-          </w:p>
-        </w:tc>
-        <w:tc>
-          <w:tcPr>
-            <w:tcW w:type="dxa" w:w="1814"/>
-            <w:shd w:val="clear" w:color="auto" w:fill="FFFFFF"/>
-            <w:tcBorders>
-              <w:top w:val="single" w:sz="4" w:space="0" w:color="000000"/>
-              <w:left w:val="single" w:sz="4" w:space="0" w:color="000000"/>
-              <w:bottom w:val="single" w:sz="4" w:space="0" w:color="000000"/>
-              <w:right w:val="single" w:sz="4" w:space="0" w:color="000000"/>
-            </w:tcBorders>
-            <w:vAlign w:val="center"/>
-          </w:tcPr>
-          <w:p>
-            <w:pPr>
-              <w:spacing w:before="40" w:after="40"/>
-              <w:jc w:val="left"/>
-            </w:pPr>
-            <w:r>
-              <w:rPr>
-                <w:rFonts w:ascii="Adani" w:hAnsi="Adani"/>
-                <w:b w:val="0"/>
-                <w:sz w:val="18"/>
-                <w:u w:val="none"/>
-              </w:rPr>
-              <w:t>Additional Director</w:t>
-            </w:r>
-          </w:p>
-        </w:tc>
-        <w:tc>
-          <w:tcPr>
-            <w:tcW w:type="dxa" w:w="1020"/>
-            <w:shd w:val="clear" w:color="auto" w:fill="FFFFFF"/>
-            <w:tcBorders>
-              <w:top w:val="single" w:sz="4" w:space="0" w:color="000000"/>
-              <w:left w:val="single" w:sz="4" w:space="0" w:color="000000"/>
-              <w:bottom w:val="single" w:sz="4" w:space="0" w:color="000000"/>
-              <w:right w:val="single" w:sz="4" w:space="0" w:color="000000"/>
-            </w:tcBorders>
-            <w:vAlign w:val="center"/>
-          </w:tcPr>
-          <w:p>
-            <w:pPr>
-              <w:spacing w:before="40" w:after="40"/>
-              <w:jc w:val="left"/>
-            </w:pPr>
-            <w:r>
-              <w:rPr>
-                <w:rFonts w:ascii="Adani" w:hAnsi="Adani"/>
-                <w:b w:val="0"/>
-                <w:sz w:val="18"/>
-                <w:u w:val="none"/>
-              </w:rPr>
-              <w:t>NIL</w:t>
-            </w:r>
-          </w:p>
-        </w:tc>
-        <w:tc>
-          <w:tcPr>
-            <w:tcW w:type="dxa" w:w="1247"/>
-            <w:shd w:val="clear" w:color="auto" w:fill="FFFFFF"/>
-            <w:tcBorders>
-              <w:top w:val="single" w:sz="4" w:space="0" w:color="000000"/>
-              <w:left w:val="single" w:sz="4" w:space="0" w:color="000000"/>
-              <w:bottom w:val="single" w:sz="4" w:space="0" w:color="000000"/>
-              <w:right w:val="single" w:sz="4" w:space="0" w:color="000000"/>
-            </w:tcBorders>
-            <w:vAlign w:val="center"/>
-          </w:tcPr>
-          <w:p>
-            <w:pPr>
-              <w:spacing w:before="40" w:after="40"/>
-              <w:jc w:val="left"/>
-            </w:pPr>
-            <w:r>
-              <w:rPr>
-                <w:rFonts w:ascii="Adani" w:hAnsi="Adani"/>
-                <w:b w:val="0"/>
-                <w:sz w:val="18"/>
-                <w:u w:val="none"/>
-              </w:rPr>
-              <w:t>07/02/2020</w:t>
-            </w:r>
-          </w:p>
-        </w:tc>
-      </w:tr>
-      <w:tr>
-        <w:tc>
-          <w:tcPr>
-            <w:tcW w:type="dxa" w:w="680"/>
-            <w:shd w:val="clear" w:color="auto" w:fill="FFFFFF"/>
-            <w:tcBorders>
-              <w:top w:val="single" w:sz="4" w:space="0" w:color="000000"/>
-              <w:left w:val="single" w:sz="4" w:space="0" w:color="000000"/>
-              <w:bottom w:val="single" w:sz="4" w:space="0" w:color="000000"/>
-              <w:right w:val="single" w:sz="4" w:space="0" w:color="000000"/>
-            </w:tcBorders>
-            <w:vAlign w:val="center"/>
-          </w:tcPr>
-          <w:p>
-            <w:pPr>
-              <w:spacing w:before="40" w:after="40"/>
-              <w:jc w:val="left"/>
-            </w:pPr>
-            <w:r>
-              <w:rPr>
-                <w:rFonts w:ascii="Adani" w:hAnsi="Adani"/>
-                <w:b w:val="0"/>
-                <w:sz w:val="18"/>
-                <w:u w:val="none"/>
-              </w:rPr>
-              <w:t>6</w:t>
-            </w:r>
-          </w:p>
-        </w:tc>
-        <w:tc>
-          <w:tcPr>
-            <w:tcW w:type="dxa" w:w="3969"/>
-            <w:shd w:val="clear" w:color="auto" w:fill="FFFFFF"/>
-            <w:tcBorders>
-              <w:top w:val="single" w:sz="4" w:space="0" w:color="000000"/>
-              <w:left w:val="single" w:sz="4" w:space="0" w:color="000000"/>
-              <w:bottom w:val="single" w:sz="4" w:space="0" w:color="000000"/>
-              <w:right w:val="single" w:sz="4" w:space="0" w:color="000000"/>
-            </w:tcBorders>
-            <w:vAlign w:val="center"/>
-          </w:tcPr>
-          <w:p>
-            <w:pPr>
-              <w:spacing w:before="40" w:after="40"/>
-              <w:jc w:val="left"/>
-            </w:pPr>
-            <w:r>
-              <w:rPr>
-                <w:rFonts w:ascii="Adani" w:hAnsi="Adani"/>
-                <w:b w:val="0"/>
-                <w:sz w:val="18"/>
-                <w:u w:val="none"/>
-              </w:rPr>
-              <w:t>KALYANI STEELS LIMITED</w:t>
-            </w:r>
-          </w:p>
-        </w:tc>
-        <w:tc>
-          <w:tcPr>
-            <w:tcW w:type="dxa" w:w="1814"/>
-            <w:shd w:val="clear" w:color="auto" w:fill="FFFFFF"/>
-            <w:tcBorders>
-              <w:top w:val="single" w:sz="4" w:space="0" w:color="000000"/>
-              <w:left w:val="single" w:sz="4" w:space="0" w:color="000000"/>
-              <w:bottom w:val="single" w:sz="4" w:space="0" w:color="000000"/>
-              <w:right w:val="single" w:sz="4" w:space="0" w:color="000000"/>
-            </w:tcBorders>
-            <w:vAlign w:val="center"/>
-          </w:tcPr>
-          <w:p>
-            <w:pPr>
-              <w:spacing w:before="40" w:after="40"/>
-              <w:jc w:val="left"/>
-            </w:pPr>
-            <w:r>
-              <w:rPr>
-                <w:rFonts w:ascii="Adani" w:hAnsi="Adani"/>
-                <w:b w:val="0"/>
-                <w:sz w:val="18"/>
-                <w:u w:val="none"/>
-              </w:rPr>
-              <w:t>Additional Director</w:t>
-            </w:r>
-          </w:p>
-        </w:tc>
-        <w:tc>
-          <w:tcPr>
-            <w:tcW w:type="dxa" w:w="1020"/>
-            <w:shd w:val="clear" w:color="auto" w:fill="FFFFFF"/>
-            <w:tcBorders>
-              <w:top w:val="single" w:sz="4" w:space="0" w:color="000000"/>
-              <w:left w:val="single" w:sz="4" w:space="0" w:color="000000"/>
-              <w:bottom w:val="single" w:sz="4" w:space="0" w:color="000000"/>
-              <w:right w:val="single" w:sz="4" w:space="0" w:color="000000"/>
-            </w:tcBorders>
-            <w:vAlign w:val="center"/>
-          </w:tcPr>
-          <w:p>
-            <w:pPr>
-              <w:spacing w:before="40" w:after="40"/>
-              <w:jc w:val="left"/>
-            </w:pPr>
-            <w:r>
-              <w:rPr>
-                <w:rFonts w:ascii="Adani" w:hAnsi="Adani"/>
-                <w:b w:val="0"/>
-                <w:sz w:val="18"/>
-                <w:u w:val="none"/>
-              </w:rPr>
-              <w:t>NIL</w:t>
-            </w:r>
-          </w:p>
-        </w:tc>
-        <w:tc>
-          <w:tcPr>
-            <w:tcW w:type="dxa" w:w="1247"/>
-            <w:shd w:val="clear" w:color="auto" w:fill="FFFFFF"/>
-            <w:tcBorders>
-              <w:top w:val="single" w:sz="4" w:space="0" w:color="000000"/>
-              <w:left w:val="single" w:sz="4" w:space="0" w:color="000000"/>
-              <w:bottom w:val="single" w:sz="4" w:space="0" w:color="000000"/>
-              <w:right w:val="single" w:sz="4" w:space="0" w:color="000000"/>
-            </w:tcBorders>
-            <w:vAlign w:val="center"/>
-          </w:tcPr>
-          <w:p>
-            <w:pPr>
-              <w:spacing w:before="40" w:after="40"/>
-              <w:jc w:val="left"/>
-            </w:pPr>
-            <w:r>
-              <w:rPr>
-                <w:rFonts w:ascii="Adani" w:hAnsi="Adani"/>
-                <w:b w:val="0"/>
-                <w:sz w:val="18"/>
-                <w:u w:val="none"/>
-              </w:rPr>
-              <w:t>29/01/2020</w:t>
             </w:r>
           </w:p>
         </w:tc>
@@ -1704,7 +1704,7 @@
                 <w:sz w:val="18"/>
                 <w:u w:val="none"/>
               </w:rPr>
-              <w:t>Date:   29th May, 2026</w:t>
+              <w:t>Date:   09th June, 2026</w:t>
             </w:r>
           </w:p>
         </w:tc>
@@ -2741,7 +2741,7 @@
                 <w:sz w:val="18"/>
                 <w:u w:val="none"/>
               </w:rPr>
-              <w:t>Date:   29th May, 2026</w:t>
+              <w:t>Date:   09th June, 2026</w:t>
             </w:r>
           </w:p>
         </w:tc>
@@ -2902,7 +2902,7 @@
           <w:sz w:val="20"/>
           <w:u w:val="none"/>
         </w:rPr>
-        <w:t>29th May, 2026</w:t>
+        <w:t>09th June, 2026</w:t>
       </w:r>
     </w:p>
     <w:p>
@@ -2947,6 +2947,21 @@
           <w:sz w:val="20"/>
           <w:u w:val="none"/>
         </w:rPr>
+        <w:t>63SATS CYBERTECH LIMITED</w:t>
+      </w:r>
+    </w:p>
+    <w:p>
+      <w:pPr>
+        <w:spacing w:before="0" w:after="20"/>
+        <w:jc w:val="left"/>
+      </w:pPr>
+      <w:r>
+        <w:rPr>
+          <w:rFonts w:ascii="Adani" w:hAnsi="Adani"/>
+          <w:b/>
+          <w:sz w:val="20"/>
+          <w:u w:val="none"/>
+        </w:rPr>
         <w:t>ACC LIMITED</w:t>
       </w:r>
     </w:p>
@@ -2977,36 +2992,6 @@
           <w:sz w:val="20"/>
           <w:u w:val="none"/>
         </w:rPr>
-        <w:t>AJMERA REALTY &amp; INFRA INDIA LIMITED</w:t>
-      </w:r>
-    </w:p>
-    <w:p>
-      <w:pPr>
-        <w:spacing w:before="0" w:after="20"/>
-        <w:jc w:val="left"/>
-      </w:pPr>
-      <w:r>
-        <w:rPr>
-          <w:rFonts w:ascii="Adani" w:hAnsi="Adani"/>
-          <w:b/>
-          <w:sz w:val="20"/>
-          <w:u w:val="none"/>
-        </w:rPr>
-        <w:t>SANGHI INDUSTRIES LIMITED</w:t>
-      </w:r>
-    </w:p>
-    <w:p>
-      <w:pPr>
-        <w:spacing w:before="0" w:after="20"/>
-        <w:jc w:val="left"/>
-      </w:pPr>
-      <w:r>
-        <w:rPr>
-          <w:rFonts w:ascii="Adani" w:hAnsi="Adani"/>
-          <w:b/>
-          <w:sz w:val="20"/>
-          <w:u w:val="none"/>
-        </w:rPr>
         <w:t>KALYANI INVESTMENT COMPANY LIMITED</w:t>
       </w:r>
     </w:p>
@@ -3023,6 +3008,21 @@
           <w:u w:val="none"/>
         </w:rPr>
         <w:t>KALYANI STEELS LIMITED</w:t>
+      </w:r>
+    </w:p>
+    <w:p>
+      <w:pPr>
+        <w:spacing w:before="0" w:after="20"/>
+        <w:jc w:val="left"/>
+      </w:pPr>
+      <w:r>
+        <w:rPr>
+          <w:rFonts w:ascii="Adani" w:hAnsi="Adani"/>
+          <w:b/>
+          <w:sz w:val="20"/>
+          <w:u w:val="none"/>
+        </w:rPr>
+        <w:t>AJMERA REALTY &amp; INFRA INDIA LIMITED</w:t>
       </w:r>
     </w:p>
     <w:p>
@@ -3113,6 +3113,21 @@
           <w:sz w:val="20"/>
           <w:u w:val="none"/>
         </w:rPr>
+        <w:t>63SATS CYBERTECH LIMITED</w:t>
+      </w:r>
+    </w:p>
+    <w:p>
+      <w:pPr>
+        <w:spacing w:before="0" w:after="20"/>
+        <w:jc w:val="left"/>
+      </w:pPr>
+      <w:r>
+        <w:rPr>
+          <w:rFonts w:ascii="Adani" w:hAnsi="Adani"/>
+          <w:b w:val="0"/>
+          <w:sz w:val="20"/>
+          <w:u w:val="none"/>
+        </w:rPr>
         <w:t>ACC LIMITED</w:t>
       </w:r>
     </w:p>
@@ -3143,36 +3158,6 @@
           <w:sz w:val="20"/>
           <w:u w:val="none"/>
         </w:rPr>
-        <w:t>AJMERA REALTY &amp; INFRA INDIA LIMITED</w:t>
-      </w:r>
-    </w:p>
-    <w:p>
-      <w:pPr>
-        <w:spacing w:before="0" w:after="20"/>
-        <w:jc w:val="left"/>
-      </w:pPr>
-      <w:r>
-        <w:rPr>
-          <w:rFonts w:ascii="Adani" w:hAnsi="Adani"/>
-          <w:b w:val="0"/>
-          <w:sz w:val="20"/>
-          <w:u w:val="none"/>
-        </w:rPr>
-        <w:t>SANGHI INDUSTRIES LIMITED</w:t>
-      </w:r>
-    </w:p>
-    <w:p>
-      <w:pPr>
-        <w:spacing w:before="0" w:after="20"/>
-        <w:jc w:val="left"/>
-      </w:pPr>
-      <w:r>
-        <w:rPr>
-          <w:rFonts w:ascii="Adani" w:hAnsi="Adani"/>
-          <w:b w:val="0"/>
-          <w:sz w:val="20"/>
-          <w:u w:val="none"/>
-        </w:rPr>
         <w:t>KALYANI INVESTMENT COMPANY LIMITED</w:t>
       </w:r>
     </w:p>
@@ -3189,6 +3174,21 @@
           <w:u w:val="none"/>
         </w:rPr>
         <w:t>KALYANI STEELS LIMITED</w:t>
+      </w:r>
+    </w:p>
+    <w:p>
+      <w:pPr>
+        <w:spacing w:before="0" w:after="20"/>
+        <w:jc w:val="left"/>
+      </w:pPr>
+      <w:r>
+        <w:rPr>
+          <w:rFonts w:ascii="Adani" w:hAnsi="Adani"/>
+          <w:b w:val="0"/>
+          <w:sz w:val="20"/>
+          <w:u w:val="none"/>
+        </w:rPr>
+        <w:t>AJMERA REALTY &amp; INFRA INDIA LIMITED</w:t>
       </w:r>
     </w:p>
     <w:p>
@@ -4217,6 +4217,120 @@
                 <w:sz w:val="18"/>
                 <w:u w:val="none"/>
               </w:rPr>
+              <w:t>U62099MH2007PLC168354</w:t>
+            </w:r>
+          </w:p>
+        </w:tc>
+        <w:tc>
+          <w:tcPr>
+            <w:tcW w:type="dxa" w:w="4252"/>
+            <w:shd w:val="clear" w:color="auto" w:fill="FFFFFF"/>
+            <w:tcBorders>
+              <w:top w:val="single" w:sz="4" w:space="0" w:color="000000"/>
+              <w:left w:val="single" w:sz="4" w:space="0" w:color="000000"/>
+              <w:bottom w:val="single" w:sz="4" w:space="0" w:color="000000"/>
+              <w:right w:val="single" w:sz="4" w:space="0" w:color="000000"/>
+            </w:tcBorders>
+            <w:vAlign w:val="center"/>
+          </w:tcPr>
+          <w:p>
+            <w:pPr>
+              <w:spacing w:before="40" w:after="40"/>
+              <w:jc w:val="left"/>
+            </w:pPr>
+            <w:r>
+              <w:rPr>
+                <w:rFonts w:ascii="Adani" w:hAnsi="Adani"/>
+                <w:b w:val="0"/>
+                <w:sz w:val="18"/>
+                <w:u w:val="none"/>
+              </w:rPr>
+              <w:t>63SATS CYBERTECH LIMITED</w:t>
+            </w:r>
+          </w:p>
+        </w:tc>
+        <w:tc>
+          <w:tcPr>
+            <w:tcW w:type="dxa" w:w="1587"/>
+            <w:shd w:val="clear" w:color="auto" w:fill="FFFFFF"/>
+            <w:tcBorders>
+              <w:top w:val="single" w:sz="4" w:space="0" w:color="000000"/>
+              <w:left w:val="single" w:sz="4" w:space="0" w:color="000000"/>
+              <w:bottom w:val="single" w:sz="4" w:space="0" w:color="000000"/>
+              <w:right w:val="single" w:sz="4" w:space="0" w:color="000000"/>
+            </w:tcBorders>
+            <w:vAlign w:val="center"/>
+          </w:tcPr>
+          <w:p>
+            <w:pPr>
+              <w:spacing w:before="40" w:after="40"/>
+              <w:jc w:val="left"/>
+            </w:pPr>
+            <w:r>
+              <w:rPr>
+                <w:rFonts w:ascii="Adani" w:hAnsi="Adani"/>
+                <w:b w:val="0"/>
+                <w:sz w:val="18"/>
+                <w:u w:val="none"/>
+              </w:rPr>
+              <w:t>Additional Director</w:t>
+            </w:r>
+          </w:p>
+        </w:tc>
+        <w:tc>
+          <w:tcPr>
+            <w:tcW w:type="dxa" w:w="1304"/>
+            <w:shd w:val="clear" w:color="auto" w:fill="FFFFFF"/>
+            <w:tcBorders>
+              <w:top w:val="single" w:sz="4" w:space="0" w:color="000000"/>
+              <w:left w:val="single" w:sz="4" w:space="0" w:color="000000"/>
+              <w:bottom w:val="single" w:sz="4" w:space="0" w:color="000000"/>
+              <w:right w:val="single" w:sz="4" w:space="0" w:color="000000"/>
+            </w:tcBorders>
+            <w:vAlign w:val="center"/>
+          </w:tcPr>
+          <w:p>
+            <w:pPr>
+              <w:spacing w:before="40" w:after="40"/>
+              <w:jc w:val="left"/>
+            </w:pPr>
+            <w:r>
+              <w:rPr>
+                <w:rFonts w:ascii="Adani" w:hAnsi="Adani"/>
+                <w:b w:val="0"/>
+                <w:sz w:val="18"/>
+                <w:u w:val="none"/>
+              </w:rPr>
+              <w:t>23/04/2026</w:t>
+            </w:r>
+          </w:p>
+        </w:tc>
+      </w:tr>
+      <w:tr>
+        <w:tc>
+          <w:tcPr>
+            <w:tcW w:type="dxa" w:w="2268"/>
+            <w:shd w:val="clear" w:color="auto" w:fill="FFFFFF"/>
+            <w:tcBorders>
+              <w:top w:val="single" w:sz="4" w:space="0" w:color="000000"/>
+              <w:left w:val="single" w:sz="4" w:space="0" w:color="000000"/>
+              <w:bottom w:val="single" w:sz="4" w:space="0" w:color="000000"/>
+              <w:right w:val="single" w:sz="4" w:space="0" w:color="000000"/>
+            </w:tcBorders>
+            <w:vAlign w:val="center"/>
+          </w:tcPr>
+          <w:p>
+            <w:pPr>
+              <w:spacing w:before="40" w:after="40"/>
+              <w:jc w:val="left"/>
+            </w:pPr>
+            <w:r>
+              <w:rPr>
+                <w:rFonts w:ascii="Adani" w:hAnsi="Adani"/>
+                <w:b w:val="0"/>
+                <w:sz w:val="18"/>
+                <w:u w:val="none"/>
+              </w:rPr>
               <w:t>L26940GJ1936PLC149771</w:t>
             </w:r>
           </w:p>
@@ -4273,7 +4387,7 @@
                 <w:sz w:val="18"/>
                 <w:u w:val="none"/>
               </w:rPr>
-              <w:t>Additional Director</w:t>
+              <w:t>Director</w:t>
             </w:r>
           </w:p>
         </w:tc>
@@ -4301,7 +4415,7 @@
                 <w:sz w:val="18"/>
                 <w:u w:val="none"/>
               </w:rPr>
-              <w:t>01/12/2025</w:t>
+              <w:t>17/02/2026</w:t>
             </w:r>
           </w:p>
         </w:tc>
@@ -4387,7 +4501,7 @@
                 <w:sz w:val="18"/>
                 <w:u w:val="none"/>
               </w:rPr>
-              <w:t>Additional Director</w:t>
+              <w:t>Director</w:t>
             </w:r>
           </w:p>
         </w:tc>
@@ -4415,7 +4529,235 @@
                 <w:sz w:val="18"/>
                 <w:u w:val="none"/>
               </w:rPr>
-              <w:t>22/04/2025</w:t>
+              <w:t>28/06/2025</w:t>
+            </w:r>
+          </w:p>
+        </w:tc>
+      </w:tr>
+      <w:tr>
+        <w:tc>
+          <w:tcPr>
+            <w:tcW w:type="dxa" w:w="2268"/>
+            <w:shd w:val="clear" w:color="auto" w:fill="FFFFFF"/>
+            <w:tcBorders>
+              <w:top w:val="single" w:sz="4" w:space="0" w:color="000000"/>
+              <w:left w:val="single" w:sz="4" w:space="0" w:color="000000"/>
+              <w:bottom w:val="single" w:sz="4" w:space="0" w:color="000000"/>
+              <w:right w:val="single" w:sz="4" w:space="0" w:color="000000"/>
+            </w:tcBorders>
+            <w:vAlign w:val="center"/>
+          </w:tcPr>
+          <w:p>
+            <w:pPr>
+              <w:spacing w:before="40" w:after="40"/>
+              <w:jc w:val="left"/>
+            </w:pPr>
+            <w:r>
+              <w:rPr>
+                <w:rFonts w:ascii="Adani" w:hAnsi="Adani"/>
+                <w:b w:val="0"/>
+                <w:sz w:val="18"/>
+                <w:u w:val="none"/>
+              </w:rPr>
+              <w:t>L65993PN2009PLC134196</w:t>
+            </w:r>
+          </w:p>
+        </w:tc>
+        <w:tc>
+          <w:tcPr>
+            <w:tcW w:type="dxa" w:w="4252"/>
+            <w:shd w:val="clear" w:color="auto" w:fill="FFFFFF"/>
+            <w:tcBorders>
+              <w:top w:val="single" w:sz="4" w:space="0" w:color="000000"/>
+              <w:left w:val="single" w:sz="4" w:space="0" w:color="000000"/>
+              <w:bottom w:val="single" w:sz="4" w:space="0" w:color="000000"/>
+              <w:right w:val="single" w:sz="4" w:space="0" w:color="000000"/>
+            </w:tcBorders>
+            <w:vAlign w:val="center"/>
+          </w:tcPr>
+          <w:p>
+            <w:pPr>
+              <w:spacing w:before="40" w:after="40"/>
+              <w:jc w:val="left"/>
+            </w:pPr>
+            <w:r>
+              <w:rPr>
+                <w:rFonts w:ascii="Adani" w:hAnsi="Adani"/>
+                <w:b w:val="0"/>
+                <w:sz w:val="18"/>
+                <w:u w:val="none"/>
+              </w:rPr>
+              <w:t>KALYANI INVESTMENT COMPANY LIMITED</w:t>
+            </w:r>
+          </w:p>
+        </w:tc>
+        <w:tc>
+          <w:tcPr>
+            <w:tcW w:type="dxa" w:w="1587"/>
+            <w:shd w:val="clear" w:color="auto" w:fill="FFFFFF"/>
+            <w:tcBorders>
+              <w:top w:val="single" w:sz="4" w:space="0" w:color="000000"/>
+              <w:left w:val="single" w:sz="4" w:space="0" w:color="000000"/>
+              <w:bottom w:val="single" w:sz="4" w:space="0" w:color="000000"/>
+              <w:right w:val="single" w:sz="4" w:space="0" w:color="000000"/>
+            </w:tcBorders>
+            <w:vAlign w:val="center"/>
+          </w:tcPr>
+          <w:p>
+            <w:pPr>
+              <w:spacing w:before="40" w:after="40"/>
+              <w:jc w:val="left"/>
+            </w:pPr>
+            <w:r>
+              <w:rPr>
+                <w:rFonts w:ascii="Adani" w:hAnsi="Adani"/>
+                <w:b w:val="0"/>
+                <w:sz w:val="18"/>
+                <w:u w:val="none"/>
+              </w:rPr>
+              <w:t>Director</w:t>
+            </w:r>
+          </w:p>
+        </w:tc>
+        <w:tc>
+          <w:tcPr>
+            <w:tcW w:type="dxa" w:w="1304"/>
+            <w:shd w:val="clear" w:color="auto" w:fill="FFFFFF"/>
+            <w:tcBorders>
+              <w:top w:val="single" w:sz="4" w:space="0" w:color="000000"/>
+              <w:left w:val="single" w:sz="4" w:space="0" w:color="000000"/>
+              <w:bottom w:val="single" w:sz="4" w:space="0" w:color="000000"/>
+              <w:right w:val="single" w:sz="4" w:space="0" w:color="000000"/>
+            </w:tcBorders>
+            <w:vAlign w:val="center"/>
+          </w:tcPr>
+          <w:p>
+            <w:pPr>
+              <w:spacing w:before="40" w:after="40"/>
+              <w:jc w:val="left"/>
+            </w:pPr>
+            <w:r>
+              <w:rPr>
+                <w:rFonts w:ascii="Adani" w:hAnsi="Adani"/>
+                <w:b w:val="0"/>
+                <w:sz w:val="18"/>
+                <w:u w:val="none"/>
+              </w:rPr>
+              <w:t>07/02/2025</w:t>
+            </w:r>
+          </w:p>
+        </w:tc>
+      </w:tr>
+      <w:tr>
+        <w:tc>
+          <w:tcPr>
+            <w:tcW w:type="dxa" w:w="2268"/>
+            <w:shd w:val="clear" w:color="auto" w:fill="FFFFFF"/>
+            <w:tcBorders>
+              <w:top w:val="single" w:sz="4" w:space="0" w:color="000000"/>
+              <w:left w:val="single" w:sz="4" w:space="0" w:color="000000"/>
+              <w:bottom w:val="single" w:sz="4" w:space="0" w:color="000000"/>
+              <w:right w:val="single" w:sz="4" w:space="0" w:color="000000"/>
+            </w:tcBorders>
+            <w:vAlign w:val="center"/>
+          </w:tcPr>
+          <w:p>
+            <w:pPr>
+              <w:spacing w:before="40" w:after="40"/>
+              <w:jc w:val="left"/>
+            </w:pPr>
+            <w:r>
+              <w:rPr>
+                <w:rFonts w:ascii="Adani" w:hAnsi="Adani"/>
+                <w:b w:val="0"/>
+                <w:sz w:val="18"/>
+                <w:u w:val="none"/>
+              </w:rPr>
+              <w:t>L27104MH1973PLC016350</w:t>
+            </w:r>
+          </w:p>
+        </w:tc>
+        <w:tc>
+          <w:tcPr>
+            <w:tcW w:type="dxa" w:w="4252"/>
+            <w:shd w:val="clear" w:color="auto" w:fill="FFFFFF"/>
+            <w:tcBorders>
+              <w:top w:val="single" w:sz="4" w:space="0" w:color="000000"/>
+              <w:left w:val="single" w:sz="4" w:space="0" w:color="000000"/>
+              <w:bottom w:val="single" w:sz="4" w:space="0" w:color="000000"/>
+              <w:right w:val="single" w:sz="4" w:space="0" w:color="000000"/>
+            </w:tcBorders>
+            <w:vAlign w:val="center"/>
+          </w:tcPr>
+          <w:p>
+            <w:pPr>
+              <w:spacing w:before="40" w:after="40"/>
+              <w:jc w:val="left"/>
+            </w:pPr>
+            <w:r>
+              <w:rPr>
+                <w:rFonts w:ascii="Adani" w:hAnsi="Adani"/>
+                <w:b w:val="0"/>
+                <w:sz w:val="18"/>
+                <w:u w:val="none"/>
+              </w:rPr>
+              <w:t>KALYANI STEELS LIMITED</w:t>
+            </w:r>
+          </w:p>
+        </w:tc>
+        <w:tc>
+          <w:tcPr>
+            <w:tcW w:type="dxa" w:w="1587"/>
+            <w:shd w:val="clear" w:color="auto" w:fill="FFFFFF"/>
+            <w:tcBorders>
+              <w:top w:val="single" w:sz="4" w:space="0" w:color="000000"/>
+              <w:left w:val="single" w:sz="4" w:space="0" w:color="000000"/>
+              <w:bottom w:val="single" w:sz="4" w:space="0" w:color="000000"/>
+              <w:right w:val="single" w:sz="4" w:space="0" w:color="000000"/>
+            </w:tcBorders>
+            <w:vAlign w:val="center"/>
+          </w:tcPr>
+          <w:p>
+            <w:pPr>
+              <w:spacing w:before="40" w:after="40"/>
+              <w:jc w:val="left"/>
+            </w:pPr>
+            <w:r>
+              <w:rPr>
+                <w:rFonts w:ascii="Adani" w:hAnsi="Adani"/>
+                <w:b w:val="0"/>
+                <w:sz w:val="18"/>
+                <w:u w:val="none"/>
+              </w:rPr>
+              <w:t>Director</w:t>
+            </w:r>
+          </w:p>
+        </w:tc>
+        <w:tc>
+          <w:tcPr>
+            <w:tcW w:type="dxa" w:w="1304"/>
+            <w:shd w:val="clear" w:color="auto" w:fill="FFFFFF"/>
+            <w:tcBorders>
+              <w:top w:val="single" w:sz="4" w:space="0" w:color="000000"/>
+              <w:left w:val="single" w:sz="4" w:space="0" w:color="000000"/>
+              <w:bottom w:val="single" w:sz="4" w:space="0" w:color="000000"/>
+              <w:right w:val="single" w:sz="4" w:space="0" w:color="000000"/>
+            </w:tcBorders>
+            <w:vAlign w:val="center"/>
+          </w:tcPr>
+          <w:p>
+            <w:pPr>
+              <w:spacing w:before="40" w:after="40"/>
+              <w:jc w:val="left"/>
+            </w:pPr>
+            <w:r>
+              <w:rPr>
+                <w:rFonts w:ascii="Adani" w:hAnsi="Adani"/>
+                <w:b w:val="0"/>
+                <w:sz w:val="18"/>
+                <w:u w:val="none"/>
+              </w:rPr>
+              <w:t>29/01/2025</w:t>
             </w:r>
           </w:p>
         </w:tc>
@@ -4530,348 +4872,6 @@
                 <w:u w:val="none"/>
               </w:rPr>
               <w:t>14/11/2024</w:t>
-            </w:r>
-          </w:p>
-        </w:tc>
-      </w:tr>
-      <w:tr>
-        <w:tc>
-          <w:tcPr>
-            <w:tcW w:type="dxa" w:w="2268"/>
-            <w:shd w:val="clear" w:color="auto" w:fill="FFFFFF"/>
-            <w:tcBorders>
-              <w:top w:val="single" w:sz="4" w:space="0" w:color="000000"/>
-              <w:left w:val="single" w:sz="4" w:space="0" w:color="000000"/>
-              <w:bottom w:val="single" w:sz="4" w:space="0" w:color="000000"/>
-              <w:right w:val="single" w:sz="4" w:space="0" w:color="000000"/>
-            </w:tcBorders>
-            <w:vAlign w:val="center"/>
-          </w:tcPr>
-          <w:p>
-            <w:pPr>
-              <w:spacing w:before="40" w:after="40"/>
-              <w:jc w:val="left"/>
-            </w:pPr>
-            <w:r>
-              <w:rPr>
-                <w:rFonts w:ascii="Adani" w:hAnsi="Adani"/>
-                <w:b w:val="0"/>
-                <w:sz w:val="18"/>
-                <w:u w:val="none"/>
-              </w:rPr>
-              <w:t>L18209GJ1985PLC157787</w:t>
-            </w:r>
-          </w:p>
-        </w:tc>
-        <w:tc>
-          <w:tcPr>
-            <w:tcW w:type="dxa" w:w="4252"/>
-            <w:shd w:val="clear" w:color="auto" w:fill="FFFFFF"/>
-            <w:tcBorders>
-              <w:top w:val="single" w:sz="4" w:space="0" w:color="000000"/>
-              <w:left w:val="single" w:sz="4" w:space="0" w:color="000000"/>
-              <w:bottom w:val="single" w:sz="4" w:space="0" w:color="000000"/>
-              <w:right w:val="single" w:sz="4" w:space="0" w:color="000000"/>
-            </w:tcBorders>
-            <w:vAlign w:val="center"/>
-          </w:tcPr>
-          <w:p>
-            <w:pPr>
-              <w:spacing w:before="40" w:after="40"/>
-              <w:jc w:val="left"/>
-            </w:pPr>
-            <w:r>
-              <w:rPr>
-                <w:rFonts w:ascii="Adani" w:hAnsi="Adani"/>
-                <w:b w:val="0"/>
-                <w:sz w:val="18"/>
-                <w:u w:val="none"/>
-              </w:rPr>
-              <w:t>SANGHI INDUSTRIES LIMITED</w:t>
-            </w:r>
-          </w:p>
-        </w:tc>
-        <w:tc>
-          <w:tcPr>
-            <w:tcW w:type="dxa" w:w="1587"/>
-            <w:shd w:val="clear" w:color="auto" w:fill="FFFFFF"/>
-            <w:tcBorders>
-              <w:top w:val="single" w:sz="4" w:space="0" w:color="000000"/>
-              <w:left w:val="single" w:sz="4" w:space="0" w:color="000000"/>
-              <w:bottom w:val="single" w:sz="4" w:space="0" w:color="000000"/>
-              <w:right w:val="single" w:sz="4" w:space="0" w:color="000000"/>
-            </w:tcBorders>
-            <w:vAlign w:val="center"/>
-          </w:tcPr>
-          <w:p>
-            <w:pPr>
-              <w:spacing w:before="40" w:after="40"/>
-              <w:jc w:val="left"/>
-            </w:pPr>
-            <w:r>
-              <w:rPr>
-                <w:rFonts w:ascii="Adani" w:hAnsi="Adani"/>
-                <w:b w:val="0"/>
-                <w:sz w:val="18"/>
-                <w:u w:val="none"/>
-              </w:rPr>
-              <w:t>Director</w:t>
-            </w:r>
-          </w:p>
-        </w:tc>
-        <w:tc>
-          <w:tcPr>
-            <w:tcW w:type="dxa" w:w="1304"/>
-            <w:shd w:val="clear" w:color="auto" w:fill="FFFFFF"/>
-            <w:tcBorders>
-              <w:top w:val="single" w:sz="4" w:space="0" w:color="000000"/>
-              <w:left w:val="single" w:sz="4" w:space="0" w:color="000000"/>
-              <w:bottom w:val="single" w:sz="4" w:space="0" w:color="000000"/>
-              <w:right w:val="single" w:sz="4" w:space="0" w:color="000000"/>
-            </w:tcBorders>
-            <w:vAlign w:val="center"/>
-          </w:tcPr>
-          <w:p>
-            <w:pPr>
-              <w:spacing w:before="40" w:after="40"/>
-              <w:jc w:val="left"/>
-            </w:pPr>
-            <w:r>
-              <w:rPr>
-                <w:rFonts w:ascii="Adani" w:hAnsi="Adani"/>
-                <w:b w:val="0"/>
-                <w:sz w:val="18"/>
-                <w:u w:val="none"/>
-              </w:rPr>
-              <w:t>08/02/2024</w:t>
-            </w:r>
-          </w:p>
-        </w:tc>
-      </w:tr>
-      <w:tr>
-        <w:tc>
-          <w:tcPr>
-            <w:tcW w:type="dxa" w:w="2268"/>
-            <w:shd w:val="clear" w:color="auto" w:fill="FFFFFF"/>
-            <w:tcBorders>
-              <w:top w:val="single" w:sz="4" w:space="0" w:color="000000"/>
-              <w:left w:val="single" w:sz="4" w:space="0" w:color="000000"/>
-              <w:bottom w:val="single" w:sz="4" w:space="0" w:color="000000"/>
-              <w:right w:val="single" w:sz="4" w:space="0" w:color="000000"/>
-            </w:tcBorders>
-            <w:vAlign w:val="center"/>
-          </w:tcPr>
-          <w:p>
-            <w:pPr>
-              <w:spacing w:before="40" w:after="40"/>
-              <w:jc w:val="left"/>
-            </w:pPr>
-            <w:r>
-              <w:rPr>
-                <w:rFonts w:ascii="Adani" w:hAnsi="Adani"/>
-                <w:b w:val="0"/>
-                <w:sz w:val="18"/>
-                <w:u w:val="none"/>
-              </w:rPr>
-              <w:t>L65993PN2009PLC134196</w:t>
-            </w:r>
-          </w:p>
-        </w:tc>
-        <w:tc>
-          <w:tcPr>
-            <w:tcW w:type="dxa" w:w="4252"/>
-            <w:shd w:val="clear" w:color="auto" w:fill="FFFFFF"/>
-            <w:tcBorders>
-              <w:top w:val="single" w:sz="4" w:space="0" w:color="000000"/>
-              <w:left w:val="single" w:sz="4" w:space="0" w:color="000000"/>
-              <w:bottom w:val="single" w:sz="4" w:space="0" w:color="000000"/>
-              <w:right w:val="single" w:sz="4" w:space="0" w:color="000000"/>
-            </w:tcBorders>
-            <w:vAlign w:val="center"/>
-          </w:tcPr>
-          <w:p>
-            <w:pPr>
-              <w:spacing w:before="40" w:after="40"/>
-              <w:jc w:val="left"/>
-            </w:pPr>
-            <w:r>
-              <w:rPr>
-                <w:rFonts w:ascii="Adani" w:hAnsi="Adani"/>
-                <w:b w:val="0"/>
-                <w:sz w:val="18"/>
-                <w:u w:val="none"/>
-              </w:rPr>
-              <w:t>KALYANI INVESTMENT COMPANY LIMITED</w:t>
-            </w:r>
-          </w:p>
-        </w:tc>
-        <w:tc>
-          <w:tcPr>
-            <w:tcW w:type="dxa" w:w="1587"/>
-            <w:shd w:val="clear" w:color="auto" w:fill="FFFFFF"/>
-            <w:tcBorders>
-              <w:top w:val="single" w:sz="4" w:space="0" w:color="000000"/>
-              <w:left w:val="single" w:sz="4" w:space="0" w:color="000000"/>
-              <w:bottom w:val="single" w:sz="4" w:space="0" w:color="000000"/>
-              <w:right w:val="single" w:sz="4" w:space="0" w:color="000000"/>
-            </w:tcBorders>
-            <w:vAlign w:val="center"/>
-          </w:tcPr>
-          <w:p>
-            <w:pPr>
-              <w:spacing w:before="40" w:after="40"/>
-              <w:jc w:val="left"/>
-            </w:pPr>
-            <w:r>
-              <w:rPr>
-                <w:rFonts w:ascii="Adani" w:hAnsi="Adani"/>
-                <w:b w:val="0"/>
-                <w:sz w:val="18"/>
-                <w:u w:val="none"/>
-              </w:rPr>
-              <w:t>Additional Director</w:t>
-            </w:r>
-          </w:p>
-        </w:tc>
-        <w:tc>
-          <w:tcPr>
-            <w:tcW w:type="dxa" w:w="1304"/>
-            <w:shd w:val="clear" w:color="auto" w:fill="FFFFFF"/>
-            <w:tcBorders>
-              <w:top w:val="single" w:sz="4" w:space="0" w:color="000000"/>
-              <w:left w:val="single" w:sz="4" w:space="0" w:color="000000"/>
-              <w:bottom w:val="single" w:sz="4" w:space="0" w:color="000000"/>
-              <w:right w:val="single" w:sz="4" w:space="0" w:color="000000"/>
-            </w:tcBorders>
-            <w:vAlign w:val="center"/>
-          </w:tcPr>
-          <w:p>
-            <w:pPr>
-              <w:spacing w:before="40" w:after="40"/>
-              <w:jc w:val="left"/>
-            </w:pPr>
-            <w:r>
-              <w:rPr>
-                <w:rFonts w:ascii="Adani" w:hAnsi="Adani"/>
-                <w:b w:val="0"/>
-                <w:sz w:val="18"/>
-                <w:u w:val="none"/>
-              </w:rPr>
-              <w:t>07/02/2020</w:t>
-            </w:r>
-          </w:p>
-        </w:tc>
-      </w:tr>
-      <w:tr>
-        <w:tc>
-          <w:tcPr>
-            <w:tcW w:type="dxa" w:w="2268"/>
-            <w:shd w:val="clear" w:color="auto" w:fill="FFFFFF"/>
-            <w:tcBorders>
-              <w:top w:val="single" w:sz="4" w:space="0" w:color="000000"/>
-              <w:left w:val="single" w:sz="4" w:space="0" w:color="000000"/>
-              <w:bottom w:val="single" w:sz="4" w:space="0" w:color="000000"/>
-              <w:right w:val="single" w:sz="4" w:space="0" w:color="000000"/>
-            </w:tcBorders>
-            <w:vAlign w:val="center"/>
-          </w:tcPr>
-          <w:p>
-            <w:pPr>
-              <w:spacing w:before="40" w:after="40"/>
-              <w:jc w:val="left"/>
-            </w:pPr>
-            <w:r>
-              <w:rPr>
-                <w:rFonts w:ascii="Adani" w:hAnsi="Adani"/>
-                <w:b w:val="0"/>
-                <w:sz w:val="18"/>
-                <w:u w:val="none"/>
-              </w:rPr>
-              <w:t>L27104MH1973PLC016350</w:t>
-            </w:r>
-          </w:p>
-        </w:tc>
-        <w:tc>
-          <w:tcPr>
-            <w:tcW w:type="dxa" w:w="4252"/>
-            <w:shd w:val="clear" w:color="auto" w:fill="FFFFFF"/>
-            <w:tcBorders>
-              <w:top w:val="single" w:sz="4" w:space="0" w:color="000000"/>
-              <w:left w:val="single" w:sz="4" w:space="0" w:color="000000"/>
-              <w:bottom w:val="single" w:sz="4" w:space="0" w:color="000000"/>
-              <w:right w:val="single" w:sz="4" w:space="0" w:color="000000"/>
-            </w:tcBorders>
-            <w:vAlign w:val="center"/>
-          </w:tcPr>
-          <w:p>
-            <w:pPr>
-              <w:spacing w:before="40" w:after="40"/>
-              <w:jc w:val="left"/>
-            </w:pPr>
-            <w:r>
-              <w:rPr>
-                <w:rFonts w:ascii="Adani" w:hAnsi="Adani"/>
-                <w:b w:val="0"/>
-                <w:sz w:val="18"/>
-                <w:u w:val="none"/>
-              </w:rPr>
-              <w:t>KALYANI STEELS LIMITED</w:t>
-            </w:r>
-          </w:p>
-        </w:tc>
-        <w:tc>
-          <w:tcPr>
-            <w:tcW w:type="dxa" w:w="1587"/>
-            <w:shd w:val="clear" w:color="auto" w:fill="FFFFFF"/>
-            <w:tcBorders>
-              <w:top w:val="single" w:sz="4" w:space="0" w:color="000000"/>
-              <w:left w:val="single" w:sz="4" w:space="0" w:color="000000"/>
-              <w:bottom w:val="single" w:sz="4" w:space="0" w:color="000000"/>
-              <w:right w:val="single" w:sz="4" w:space="0" w:color="000000"/>
-            </w:tcBorders>
-            <w:vAlign w:val="center"/>
-          </w:tcPr>
-          <w:p>
-            <w:pPr>
-              <w:spacing w:before="40" w:after="40"/>
-              <w:jc w:val="left"/>
-            </w:pPr>
-            <w:r>
-              <w:rPr>
-                <w:rFonts w:ascii="Adani" w:hAnsi="Adani"/>
-                <w:b w:val="0"/>
-                <w:sz w:val="18"/>
-                <w:u w:val="none"/>
-              </w:rPr>
-              <w:t>Additional Director</w:t>
-            </w:r>
-          </w:p>
-        </w:tc>
-        <w:tc>
-          <w:tcPr>
-            <w:tcW w:type="dxa" w:w="1304"/>
-            <w:shd w:val="clear" w:color="auto" w:fill="FFFFFF"/>
-            <w:tcBorders>
-              <w:top w:val="single" w:sz="4" w:space="0" w:color="000000"/>
-              <w:left w:val="single" w:sz="4" w:space="0" w:color="000000"/>
-              <w:bottom w:val="single" w:sz="4" w:space="0" w:color="000000"/>
-              <w:right w:val="single" w:sz="4" w:space="0" w:color="000000"/>
-            </w:tcBorders>
-            <w:vAlign w:val="center"/>
-          </w:tcPr>
-          <w:p>
-            <w:pPr>
-              <w:spacing w:before="40" w:after="40"/>
-              <w:jc w:val="left"/>
-            </w:pPr>
-            <w:r>
-              <w:rPr>
-                <w:rFonts w:ascii="Adani" w:hAnsi="Adani"/>
-                <w:b w:val="0"/>
-                <w:sz w:val="18"/>
-                <w:u w:val="none"/>
-              </w:rPr>
-              <w:t>29/01/2020</w:t>
             </w:r>
           </w:p>
         </w:tc>
